--- a/documentation/ITPM/UnderReview/ITPM_Final_Project_Portfolio_Complete.docx
+++ b/documentation/ITPM/UnderReview/ITPM_Final_Project_Portfolio_Complete.docx
@@ -303,14 +303,12 @@
                               </w:rPr>
                               <w:t xml:space="preserve">Eng. Rasheed </w:t>
                             </w:r>
-                            <w:proofErr w:type="spellStart"/>
                             <w:r>
                               <w:rPr>
                                 <w:color w:val="000000"/>
                               </w:rPr>
                               <w:t>Aldhaferi</w:t>
                             </w:r>
-                            <w:proofErr w:type="spellEnd"/>
                           </w:p>
                           <w:p>
                             <w:pPr>
@@ -373,14 +371,12 @@
                         </w:rPr>
                         <w:t xml:space="preserve">Eng. Rasheed </w:t>
                       </w:r>
-                      <w:proofErr w:type="spellStart"/>
                       <w:r>
                         <w:rPr>
                           <w:color w:val="000000"/>
                         </w:rPr>
                         <w:t>Aldhaferi</w:t>
                       </w:r>
-                      <w:proofErr w:type="spellEnd"/>
                     </w:p>
                     <w:p>
                       <w:pPr>
@@ -980,14 +976,7 @@
                 <w:rStyle w:val="IndexLink"/>
                 <w:webHidden/>
               </w:rPr>
-              <w:t>Secti</w:t>
-            </w:r>
-            <w:r>
-              <w:rPr>
-                <w:rStyle w:val="IndexLink"/>
-                <w:webHidden/>
-              </w:rPr>
-              <w:t>on 4: Team Charter &amp; Initial Project Idea</w:t>
+              <w:t>Section 4: Team Charter &amp; Initial Project Idea</w:t>
             </w:r>
             <w:r>
               <w:rPr>
@@ -1431,13 +1420,7 @@
               <w:rPr>
                 <w:webHidden/>
               </w:rPr>
-              <w:instrText>PAGEREF _T</w:instrText>
-            </w:r>
-            <w:r>
-              <w:rPr>
-                <w:webHidden/>
-              </w:rPr>
-              <w:instrText>oc241022102 \h</w:instrText>
+              <w:instrText>PAGEREF _Toc241022102 \h</w:instrText>
             </w:r>
             <w:r>
               <w:rPr>
@@ -1749,14 +1732,7 @@
                 <w:rStyle w:val="IndexLink"/>
                 <w:webHidden/>
               </w:rPr>
-              <w:t>10. Initi</w:t>
-            </w:r>
-            <w:r>
-              <w:rPr>
-                <w:rStyle w:val="IndexLink"/>
-                <w:webHidden/>
-              </w:rPr>
-              <w:t>al Risks</w:t>
+              <w:t>10. Initial Risks</w:t>
             </w:r>
             <w:r>
               <w:rPr>
@@ -2188,14 +2164,7 @@
                 <w:rStyle w:val="IndexLink"/>
                 <w:webHidden/>
               </w:rPr>
-              <w:t xml:space="preserve">Target </w:t>
-            </w:r>
-            <w:r>
-              <w:rPr>
-                <w:rStyle w:val="IndexLink"/>
-                <w:webHidden/>
-              </w:rPr>
-              <w:t>Users</w:t>
+              <w:t>Target Users</w:t>
             </w:r>
             <w:r>
               <w:rPr>
@@ -2519,14 +2488,7 @@
                 <w:rStyle w:val="IndexLink"/>
                 <w:webHidden/>
               </w:rPr>
-              <w:t>Final Recomme</w:t>
-            </w:r>
-            <w:r>
-              <w:rPr>
-                <w:rStyle w:val="IndexLink"/>
-                <w:webHidden/>
-              </w:rPr>
-              <w:t>ndation</w:t>
+              <w:t>Final Recommendation</w:t>
             </w:r>
             <w:r>
               <w:rPr>
@@ -2700,13 +2662,7 @@
               <w:rPr>
                 <w:webHidden/>
               </w:rPr>
-              <w:instrText>PAGEREF _Toc</w:instrText>
-            </w:r>
-            <w:r>
-              <w:rPr>
-                <w:webHidden/>
-              </w:rPr>
-              <w:instrText>241022125 \h</w:instrText>
+              <w:instrText>PAGEREF _Toc241022125 \h</w:instrText>
             </w:r>
             <w:r>
               <w:rPr>
@@ -2964,14 +2920,7 @@
                 <w:rStyle w:val="IndexLink"/>
                 <w:webHidden/>
               </w:rPr>
-              <w:t>Secti</w:t>
-            </w:r>
-            <w:r>
-              <w:rPr>
-                <w:rStyle w:val="IndexLink"/>
-                <w:webHidden/>
-              </w:rPr>
-              <w:t>on 14: Quality Checklist</w:t>
+              <w:t>Section 14: Quality Checklist</w:t>
             </w:r>
             <w:r>
               <w:rPr>
@@ -3133,14 +3082,7 @@
                 <w:rStyle w:val="IndexLink"/>
                 <w:webHidden/>
               </w:rPr>
-              <w:t>2. Software &amp; Technical Work Qual</w:t>
-            </w:r>
-            <w:r>
-              <w:rPr>
-                <w:rStyle w:val="IndexLink"/>
-                <w:webHidden/>
-              </w:rPr>
-              <w:t>ity Criteria</w:t>
+              <w:t>2. Software &amp; Technical Work Quality Criteria</w:t>
             </w:r>
             <w:r>
               <w:rPr>
@@ -3842,14 +3784,7 @@
                 <w:rStyle w:val="IndexLink"/>
                 <w:webHidden/>
               </w:rPr>
-              <w:t xml:space="preserve">Section 23: Epic </w:t>
-            </w:r>
-            <w:r>
-              <w:rPr>
-                <w:rStyle w:val="IndexLink"/>
-                <w:webHidden/>
-              </w:rPr>
-              <w:t>List</w:t>
+              <w:t>Section 23: Epic List</w:t>
             </w:r>
             <w:r>
               <w:rPr>
@@ -4065,14 +4000,7 @@
                 <w:rStyle w:val="IndexLink"/>
                 <w:webHidden/>
               </w:rPr>
-              <w:t>Section 2</w:t>
-            </w:r>
-            <w:r>
-              <w:rPr>
-                <w:rStyle w:val="IndexLink"/>
-                <w:webHidden/>
-              </w:rPr>
-              <w:t>5: Master Product Backlog</w:t>
+              <w:t>Section 25: Master Product Backlog</w:t>
             </w:r>
             <w:r>
               <w:rPr>
@@ -4234,14 +4162,7 @@
                 <w:rStyle w:val="IndexLink"/>
                 <w:webHidden/>
               </w:rPr>
-              <w:t>8. Definition of Read</w:t>
-            </w:r>
-            <w:r>
-              <w:rPr>
-                <w:rStyle w:val="IndexLink"/>
-                <w:webHidden/>
-              </w:rPr>
-              <w:t>y (DoR) Checklist</w:t>
+              <w:t>8. Definition of Ready (DoR) Checklist</w:t>
             </w:r>
             <w:r>
               <w:rPr>
@@ -4457,14 +4378,7 @@
                 <w:rStyle w:val="IndexLink"/>
                 <w:webHidden/>
               </w:rPr>
-              <w:t>2</w:t>
-            </w:r>
-            <w:r>
-              <w:rPr>
-                <w:rStyle w:val="IndexLink"/>
-                <w:webHidden/>
-              </w:rPr>
-              <w:t>. Sprint Goal</w:t>
+              <w:t>2. Sprint Goal</w:t>
             </w:r>
             <w:r>
               <w:rPr>
@@ -4656,13 +4570,7 @@
                 <w:rStyle w:val="IndexLink"/>
               </w:rPr>
               <w:tab/>
-              <w:t>6</w:t>
-            </w:r>
-            <w:r>
-              <w:rPr>
-                <w:rStyle w:val="IndexLink"/>
-              </w:rPr>
-              <w:t>0</w:t>
+              <w:t>60</w:t>
             </w:r>
             <w:r>
               <w:rPr>
@@ -5292,13 +5200,7 @@
               <w:rPr>
                 <w:webHidden/>
               </w:rPr>
-              <w:instrText>PAGEREF _Toc24102</w:instrText>
-            </w:r>
-            <w:r>
-              <w:rPr>
-                <w:webHidden/>
-              </w:rPr>
-              <w:instrText>2172 \h</w:instrText>
+              <w:instrText>PAGEREF _Toc241022172 \h</w:instrText>
             </w:r>
             <w:r>
               <w:rPr>
@@ -5826,14 +5728,7 @@
                 <w:rStyle w:val="IndexLink"/>
                 <w:webHidden/>
               </w:rPr>
-              <w:t>Takeaway 3: Data Integrity and Automated Backup S</w:t>
-            </w:r>
-            <w:r>
-              <w:rPr>
-                <w:rStyle w:val="IndexLink"/>
-                <w:webHidden/>
-              </w:rPr>
-              <w:t>afeguards</w:t>
+              <w:t>Takeaway 3: Data Integrity and Automated Backup Safeguards</w:t>
             </w:r>
             <w:r>
               <w:rPr>
@@ -6277,10 +6172,7 @@
       <w:bookmarkStart w:id="1" w:name="_Toc241022092"/>
       <w:r>
         <w:lastRenderedPageBreak/>
-        <w:t xml:space="preserve">Section 3: Project </w:t>
-      </w:r>
-      <w:r>
-        <w:t>Overview</w:t>
+        <w:t>Section 3: Project Overview</w:t>
       </w:r>
       <w:bookmarkEnd w:id="1"/>
     </w:p>
@@ -6353,14 +6245,7 @@
           <w:color w:val="000000"/>
           <w:sz w:val="24"/>
         </w:rPr>
-        <w:t xml:space="preserve"> Apartment managers currently oversee residential properties, rent tracking, and maintenance requests using manual paper-based records or simple memory. This decentralized process leads to significant financial tracking errors, high risks of data loss, and</w:t>
-      </w:r>
-      <w:r>
-        <w:rPr>
-          <w:color w:val="000000"/>
-          <w:sz w:val="24"/>
-        </w:rPr>
-        <w:t xml:space="preserve"> tenant disputes resulting from uncoordinated parcel handling. Furthermore, existing digital solutions often fail due to unstable or expensive internet connectivity in the operating environment.</w:t>
+        <w:t xml:space="preserve"> Apartment managers currently oversee residential properties, rent tracking, and maintenance requests using manual paper-based records or simple memory. This decentralized process leads to significant financial tracking errors, high risks of data loss, and tenant disputes resulting from uncoordinated parcel handling. Furthermore, existing digital solutions often fail due to unstable or expensive internet connectivity in the operating environment.</w:t>
       </w:r>
     </w:p>
     <w:p>
@@ -6389,14 +6274,7 @@
           <w:color w:val="000000"/>
           <w:sz w:val="24"/>
         </w:rPr>
-        <w:t xml:space="preserve"> To provide apartment managers and build</w:t>
-      </w:r>
-      <w:r>
-        <w:rPr>
-          <w:color w:val="000000"/>
-          <w:sz w:val="24"/>
-        </w:rPr>
-        <w:t>ing owners with an accurate, reliable, and localized database solution that functions seamlessly without internet dependencies, ensuring sub-minute transaction efficiency, zero financial reconciliation errors, and complete local data integrity.</w:t>
+        <w:t xml:space="preserve"> To provide apartment managers and building owners with an accurate, reliable, and localized database solution that functions seamlessly without internet dependencies, ensuring sub-minute transaction efficiency, zero financial reconciliation errors, and complete local data integrity.</w:t>
       </w:r>
     </w:p>
     <w:p>
@@ -6418,15 +6296,7 @@
           <w:color w:val="000000"/>
           <w:sz w:val="24"/>
         </w:rPr>
-        <w:t>Product S</w:t>
-      </w:r>
-      <w:r>
-        <w:rPr>
-          <w:b/>
-          <w:color w:val="000000"/>
-          <w:sz w:val="24"/>
-        </w:rPr>
-        <w:t>cope Description:</w:t>
+        <w:t>Product Scope Description:</w:t>
       </w:r>
       <w:r>
         <w:rPr>
@@ -6441,14 +6311,7 @@
           <w:color w:val="000000"/>
           <w:sz w:val="24"/>
         </w:rPr>
-        <w:t>PaymentReco</w:t>
-      </w:r>
-      <w:r>
-        <w:rPr>
-          <w:color w:val="000000"/>
-          <w:sz w:val="24"/>
-        </w:rPr>
-        <w:t>rd</w:t>
+        <w:t>PaymentRecord</w:t>
       </w:r>
       <w:proofErr w:type="spellEnd"/>
       <w:r>
@@ -6485,14 +6348,7 @@
           <w:color w:val="000000"/>
           <w:sz w:val="24"/>
         </w:rPr>
-        <w:t xml:space="preserve"> Local apartment managers, building owners, and property operators working in low</w:t>
-      </w:r>
-      <w:r>
-        <w:rPr>
-          <w:color w:val="000000"/>
-          <w:sz w:val="24"/>
-        </w:rPr>
-        <w:t>-resource environments.</w:t>
+        <w:t xml:space="preserve"> Local apartment managers, building owners, and property operators working in low-resource environments.</w:t>
       </w:r>
     </w:p>
     <w:p>
@@ -6521,14 +6377,7 @@
           <w:color w:val="000000"/>
           <w:sz w:val="24"/>
         </w:rPr>
-        <w:t xml:space="preserve"> The system delivers an accurate, reliable, and 100% offline local database solution that functions without internet dependencies, guaranteeing sub-minute transaction efficiency, zero financial reconciliation errors</w:t>
-      </w:r>
-      <w:r>
-        <w:rPr>
-          <w:color w:val="000000"/>
-          <w:sz w:val="24"/>
-        </w:rPr>
-        <w:t>, and complete local data integrity.</w:t>
+        <w:t xml:space="preserve"> The system delivers an accurate, reliable, and 100% offline local database solution that functions without internet dependencies, guaranteeing sub-minute transaction efficiency, zero financial reconciliation errors, and complete local data integrity.</w:t>
       </w:r>
     </w:p>
     <w:p>
@@ -6580,10 +6429,7 @@
       </w:pPr>
       <w:bookmarkStart w:id="3" w:name="_Toc241022094"/>
       <w:r>
-        <w:t>Section 4: T</w:t>
-      </w:r>
-      <w:r>
-        <w:t>eam Charter &amp; Initial Project Idea</w:t>
+        <w:t>Section 4: Team Charter &amp; Initial Project Idea</w:t>
       </w:r>
       <w:bookmarkEnd w:id="3"/>
     </w:p>
@@ -6640,14 +6486,7 @@
           <w:color w:val="000000"/>
           <w:sz w:val="24"/>
         </w:rPr>
-        <w:t>Apartment managers currently rely on manual, paper based, or just memorizing the rent payments, units' availability, packages received, and ma</w:t>
-      </w:r>
-      <w:r>
-        <w:rPr>
-          <w:color w:val="000000"/>
-          <w:sz w:val="24"/>
-        </w:rPr>
-        <w:t xml:space="preserve">nage building maintenance in the buildings they manage. </w:t>
+        <w:t xml:space="preserve">Apartment managers currently rely on manual, paper based, or just memorizing the rent payments, units' availability, packages received, and manage building maintenance in the buildings they manage. </w:t>
       </w:r>
     </w:p>
     <w:p>
@@ -6702,14 +6541,7 @@
           <w:color w:val="000000"/>
           <w:sz w:val="24"/>
         </w:rPr>
-        <w:t>The system will provide a reliable, local system with database (offline) that ensures accuracy in rent tracking and ma</w:t>
-      </w:r>
-      <w:r>
-        <w:rPr>
-          <w:color w:val="000000"/>
-          <w:sz w:val="24"/>
-        </w:rPr>
-        <w:t>intenance logging, even without internet.</w:t>
+        <w:t>The system will provide a reliable, local system with database (offline) that ensures accuracy in rent tracking and maintenance logging, even without internet.</w:t>
       </w:r>
     </w:p>
     <w:p>
@@ -6819,14 +6651,7 @@
           <w:color w:val="000000"/>
           <w:sz w:val="24"/>
         </w:rPr>
-        <w:t xml:space="preserve">• </w:t>
-      </w:r>
-      <w:r>
-        <w:rPr>
-          <w:color w:val="000000"/>
-          <w:sz w:val="24"/>
-        </w:rPr>
-        <w:t xml:space="preserve">Daily Coordination (Informal) Channel is </w:t>
+        <w:t xml:space="preserve">• Daily Coordination (Informal) Channel is </w:t>
       </w:r>
       <w:r>
         <w:rPr>
@@ -6955,27 +6780,7 @@
             <w:sz w:val="24"/>
             <w:szCs w:val="24"/>
           </w:rPr>
-          <w:t xml:space="preserve">: GitHub </w:t>
-        </w:r>
-        <w:r>
-          <w:rPr>
-            <w:rStyle w:val="Hyperlink"/>
-            <w:b/>
-            <w:bCs/>
-            <w:sz w:val="24"/>
-            <w:szCs w:val="24"/>
-          </w:rPr>
-          <w:t>R</w:t>
-        </w:r>
-        <w:r>
-          <w:rPr>
-            <w:rStyle w:val="Hyperlink"/>
-            <w:b/>
-            <w:bCs/>
-            <w:sz w:val="24"/>
-            <w:szCs w:val="24"/>
-          </w:rPr>
-          <w:t>epo</w:t>
+          <w:t>: GitHub Repo</w:t>
         </w:r>
       </w:hyperlink>
     </w:p>
@@ -7034,14 +6839,7 @@
           <w:color w:val="000000"/>
           <w:sz w:val="24"/>
         </w:rPr>
-        <w:t xml:space="preserve">• Coordinating before editing a file to </w:t>
-      </w:r>
-      <w:r>
-        <w:rPr>
-          <w:color w:val="000000"/>
-          <w:sz w:val="24"/>
-        </w:rPr>
-        <w:t>not edit a file simultaneously.</w:t>
+        <w:t>• Coordinating before editing a file to not edit a file simultaneously.</w:t>
       </w:r>
     </w:p>
     <w:p>
@@ -7194,13 +6992,7 @@
         <w:rPr>
           <w:rFonts w:asciiTheme="minorHAnsi" w:hAnsiTheme="minorHAnsi" w:cstheme="minorHAnsi"/>
         </w:rPr>
-        <w:t xml:space="preserve"> Project Overview, Quality Checklist, Agile Suitability Assessment, Scrum Team Assignment,</w:t>
-      </w:r>
-      <w:r>
-        <w:rPr>
-          <w:rFonts w:asciiTheme="minorHAnsi" w:hAnsiTheme="minorHAnsi" w:cstheme="minorHAnsi"/>
-        </w:rPr>
-        <w:t xml:space="preserve"> Scrum Framework Map, Product Vision, Product Goal, Epic List, Feature List, Product Backlog, Definition of Ready, Lessons Learned, and Final Conclusion. </w:t>
+        <w:t xml:space="preserve"> Project Overview, Quality Checklist, Agile Suitability Assessment, Scrum Team Assignment, Scrum Framework Map, Product Vision, Product Goal, Epic List, Feature List, Product Backlog, Definition of Ready, Lessons Learned, and Final Conclusion. </w:t>
       </w:r>
     </w:p>
     <w:p>
@@ -7224,13 +7016,7 @@
         <w:rPr>
           <w:rFonts w:asciiTheme="minorHAnsi" w:hAnsiTheme="minorHAnsi" w:cstheme="minorHAnsi"/>
         </w:rPr>
-        <w:t xml:space="preserve"> Must deliver the Product Backlog as a frozen table in a single folder/document before </w:t>
-      </w:r>
-      <w:r>
-        <w:rPr>
-          <w:rFonts w:asciiTheme="minorHAnsi" w:hAnsiTheme="minorHAnsi" w:cstheme="minorHAnsi"/>
-        </w:rPr>
-        <w:t xml:space="preserve">Person B finalizes Sprint materials. The handoff must include final story IDs, story text, acceptance criteria, story points, and proposed Sprint assignments. </w:t>
+        <w:t xml:space="preserve"> Must deliver the Product Backlog as a frozen table in a single folder/document before Person B finalizes Sprint materials. The handoff must include final story IDs, story text, acceptance criteria, story points, and proposed Sprint assignments. </w:t>
       </w:r>
     </w:p>
     <w:p>
@@ -7253,13 +7039,7 @@
         <w:rPr>
           <w:rFonts w:asciiTheme="minorHAnsi" w:hAnsiTheme="minorHAnsi" w:cstheme="minorHAnsi"/>
         </w:rPr>
-        <w:t xml:space="preserve"> Performs a final content consistency review of the Product Vision, Produc</w:t>
-      </w:r>
-      <w:r>
-        <w:rPr>
-          <w:rFonts w:asciiTheme="minorHAnsi" w:hAnsiTheme="minorHAnsi" w:cstheme="minorHAnsi"/>
-        </w:rPr>
-        <w:t>t Goal, Epics, Features, Backlog, Sprint Goal, and Conclusion before submission.</w:t>
+        <w:t xml:space="preserve"> Performs a final content consistency review of the Product Vision, Product Goal, Epics, Features, Backlog, Sprint Goal, and Conclusion before submission.</w:t>
       </w:r>
     </w:p>
     <w:p>
@@ -7282,13 +7062,7 @@
         <w:rPr>
           <w:rFonts w:asciiTheme="minorHAnsi" w:hAnsiTheme="minorHAnsi" w:cstheme="minorHAnsi"/>
         </w:rPr>
-        <w:t xml:space="preserve"> Performs the final mechanical compilation by placing sections in the guide’s order, adding page numbers, updating the Table of Contents, and ensuring </w:t>
-      </w:r>
-      <w:r>
-        <w:rPr>
-          <w:rFonts w:asciiTheme="minorHAnsi" w:hAnsiTheme="minorHAnsi" w:cstheme="minorHAnsi"/>
-        </w:rPr>
-        <w:t>all required sections are present. Performs a final formatting and completeness review of the full portfolio.</w:t>
+        <w:t xml:space="preserve"> Performs the final mechanical compilation by placing sections in the guide’s order, adding page numbers, updating the Table of Contents, and ensuring all required sections are present. Performs a final formatting and completeness review of the full portfolio.</w:t>
       </w:r>
     </w:p>
     <w:p>
@@ -7341,13 +7115,7 @@
         <w:rPr>
           <w:rFonts w:asciiTheme="minorHAnsi" w:hAnsiTheme="minorHAnsi" w:cstheme="minorHAnsi"/>
         </w:rPr>
-        <w:t xml:space="preserve"> Simulate and document the Sprint using Person A’s frozen backlog, prepare the front matter, </w:t>
-      </w:r>
-      <w:r>
-        <w:rPr>
-          <w:rFonts w:asciiTheme="minorHAnsi" w:hAnsiTheme="minorHAnsi" w:cstheme="minorHAnsi"/>
-        </w:rPr>
-        <w:t xml:space="preserve">organize Sprint evidence, and summarize final status. </w:t>
+        <w:t xml:space="preserve"> Simulate and document the Sprint using Person A’s frozen backlog, prepare the front matter, organize Sprint evidence, and summarize final status. </w:t>
       </w:r>
     </w:p>
     <w:p>
@@ -7370,13 +7138,7 @@
         <w:rPr>
           <w:rFonts w:asciiTheme="minorHAnsi" w:hAnsiTheme="minorHAnsi" w:cstheme="minorHAnsi"/>
         </w:rPr>
-        <w:t xml:space="preserve"> Cover Page, Table of Contents, Sprint Planning, Sprint Goal, Sprint Backlog, Task Board, Definition of Done, Daily Scrum Notes, Burndown Chart, Sprint Review Notes, Stakeholder Feed</w:t>
-      </w:r>
-      <w:r>
-        <w:rPr>
-          <w:rFonts w:asciiTheme="minorHAnsi" w:hAnsiTheme="minorHAnsi" w:cstheme="minorHAnsi"/>
-        </w:rPr>
-        <w:t xml:space="preserve">back, Sprint Retrospective, Improvement Action Plan, Final Project Status, and Appendices. </w:t>
+        <w:t xml:space="preserve"> Cover Page, Table of Contents, Sprint Planning, Sprint Goal, Sprint Backlog, Task Board, Definition of Done, Daily Scrum Notes, Burndown Chart, Sprint Review Notes, Stakeholder Feedback, Sprint Retrospective, Improvement Action Plan, Final Project Status, and Appendices. </w:t>
       </w:r>
     </w:p>
     <w:p>
@@ -7399,13 +7161,7 @@
         <w:rPr>
           <w:rFonts w:asciiTheme="minorHAnsi" w:hAnsiTheme="minorHAnsi" w:cstheme="minorHAnsi"/>
         </w:rPr>
-        <w:t xml:space="preserve"> Selects Sprint 1 stories from Person A's frozen backlog and must not change wording or points without recording the change as a backlog update or cha</w:t>
-      </w:r>
-      <w:r>
-        <w:rPr>
-          <w:rFonts w:asciiTheme="minorHAnsi" w:hAnsiTheme="minorHAnsi" w:cstheme="minorHAnsi"/>
-        </w:rPr>
-        <w:t xml:space="preserve">nge decision. </w:t>
+        <w:t xml:space="preserve"> Selects Sprint 1 stories from Person A's frozen backlog and must not change wording or points without recording the change as a backlog update or change decision. </w:t>
       </w:r>
     </w:p>
     <w:p>
@@ -7784,16 +7540,7 @@
                 <w:color w:val="000000"/>
                 <w:sz w:val="24"/>
               </w:rPr>
-              <w:t xml:space="preserve">Planned Start </w:t>
-            </w:r>
-            <w:r>
-              <w:rPr>
-                <w:b/>
-                <w:bCs/>
-                <w:color w:val="000000"/>
-                <w:sz w:val="24"/>
-              </w:rPr>
-              <w:t>Date</w:t>
+              <w:t>Planned Start Date</w:t>
             </w:r>
           </w:p>
         </w:tc>
@@ -8145,14 +7892,7 @@
                 <w:color w:val="000000"/>
                 <w:sz w:val="24"/>
               </w:rPr>
-              <w:t>Manual record-keeping leads to tracking errors, incomplete or lost maintenance hi</w:t>
-            </w:r>
-            <w:r>
-              <w:rPr>
-                <w:color w:val="000000"/>
-                <w:sz w:val="24"/>
-              </w:rPr>
-              <w:t>story, and potential disputes. Furthermore, existing digital solutions often fail due to unstable and expensive internet connectivity.</w:t>
+              <w:t>Manual record-keeping leads to tracking errors, incomplete or lost maintenance history, and potential disputes. Furthermore, existing digital solutions often fail due to unstable and expensive internet connectivity.</w:t>
             </w:r>
           </w:p>
         </w:tc>
@@ -8210,14 +7950,7 @@
                 <w:color w:val="000000"/>
                 <w:sz w:val="24"/>
               </w:rPr>
-              <w:t>The System is needed to provide apartment managers and building owners with an accurate, reliable, an</w:t>
-            </w:r>
-            <w:r>
-              <w:rPr>
-                <w:color w:val="000000"/>
-                <w:sz w:val="24"/>
-              </w:rPr>
-              <w:t>d localized database solution that functions seamlessly without internet dependencies</w:t>
+              <w:t>The System is needed to provide apartment managers and building owners with an accurate, reliable, and localized database solution that functions seamlessly without internet dependencies</w:t>
             </w:r>
           </w:p>
         </w:tc>
@@ -8366,46 +8099,7 @@
                 <w:color w:val="000000"/>
                 <w:sz w:val="24"/>
               </w:rPr>
-              <w:t xml:space="preserve">Apartment managers currently rely on manual paper records and memorization to track rent payment, </w:t>
-            </w:r>
-            <w:proofErr w:type="gramStart"/>
-            <w:r>
-              <w:rPr>
-                <w:color w:val="000000"/>
-                <w:sz w:val="24"/>
-              </w:rPr>
-              <w:t>units</w:t>
-            </w:r>
-            <w:proofErr w:type="gramEnd"/>
-            <w:r>
-              <w:rPr>
-                <w:color w:val="000000"/>
-                <w:sz w:val="24"/>
-              </w:rPr>
-              <w:t xml:space="preserve"> </w:t>
-            </w:r>
-            <w:r>
-              <w:rPr>
-                <w:color w:val="000000"/>
-                <w:sz w:val="24"/>
-              </w:rPr>
-              <w:t xml:space="preserve">availability, and issues requests. This decentralized process leads to significant financial tracking errors, high risks of data </w:t>
-            </w:r>
-            <w:proofErr w:type="gramStart"/>
-            <w:r>
-              <w:rPr>
-                <w:color w:val="000000"/>
-                <w:sz w:val="24"/>
-              </w:rPr>
-              <w:t>loss ,and</w:t>
-            </w:r>
-            <w:proofErr w:type="gramEnd"/>
-            <w:r>
-              <w:rPr>
-                <w:color w:val="000000"/>
-                <w:sz w:val="24"/>
-              </w:rPr>
-              <w:t xml:space="preserve"> tenants disputes resulting from uncoordinated parcel handling and delayed issues response.</w:t>
+              <w:t>Apartment managers currently rely on manual paper records and memorization to track rent payment, units availability, and issues requests. This decentralized process leads to significant financial tracking errors, high risks of data loss ,and tenants disputes resulting from uncoordinated parcel handling and delayed issues response.</w:t>
             </w:r>
           </w:p>
         </w:tc>
@@ -8463,14 +8157,7 @@
                 <w:color w:val="000000"/>
                 <w:sz w:val="24"/>
               </w:rPr>
-              <w:t>Lack of r</w:t>
-            </w:r>
-            <w:r>
-              <w:rPr>
-                <w:color w:val="000000"/>
-                <w:sz w:val="24"/>
-              </w:rPr>
-              <w:t xml:space="preserve">ent history or possible loss if available, untracked tenant packages leading to tenant dissatisfaction, delayed maintenance responses, and </w:t>
+              <w:t xml:space="preserve">Lack of rent history or possible loss if available, untracked tenant packages leading to tenant dissatisfaction, delayed maintenance responses, and </w:t>
             </w:r>
             <w:r>
               <w:rPr>
@@ -8537,14 +8224,7 @@
                 <w:color w:val="000000"/>
                 <w:sz w:val="24"/>
               </w:rPr>
-              <w:t xml:space="preserve">Operational inefficiency, Data vulnerability, and loss of </w:t>
-            </w:r>
-            <w:r>
-              <w:rPr>
-                <w:color w:val="000000"/>
-                <w:sz w:val="24"/>
-              </w:rPr>
-              <w:t>property owner trust</w:t>
+              <w:t>Operational inefficiency, Data vulnerability, and loss of property owner trust</w:t>
             </w:r>
           </w:p>
         </w:tc>
@@ -8831,14 +8511,7 @@
                 <w:color w:val="000000"/>
                 <w:sz w:val="24"/>
               </w:rPr>
-              <w:t xml:space="preserve">All core modules </w:t>
-            </w:r>
-            <w:r>
-              <w:rPr>
-                <w:color w:val="000000"/>
-                <w:sz w:val="24"/>
-              </w:rPr>
-              <w:t>(</w:t>
+              <w:t>All core modules (</w:t>
             </w:r>
             <w:proofErr w:type="spellStart"/>
             <w:r>
@@ -8953,14 +8626,7 @@
                 <w:color w:val="000000"/>
                 <w:sz w:val="24"/>
               </w:rPr>
-              <w:t xml:space="preserve"> transactions, Apartment statuses, maintenance logs, and Parcel logs captured digitall</w:t>
-            </w:r>
-            <w:r>
-              <w:rPr>
-                <w:color w:val="000000"/>
-                <w:sz w:val="24"/>
-              </w:rPr>
-              <w:t>y</w:t>
+              <w:t xml:space="preserve"> transactions, Apartment statuses, maintenance logs, and Parcel logs captured digitally</w:t>
             </w:r>
           </w:p>
         </w:tc>
@@ -9247,14 +8913,7 @@
                 <w:color w:val="000000"/>
                 <w:sz w:val="24"/>
               </w:rPr>
-              <w:t xml:space="preserve">Real-time tracking of unit statuses </w:t>
-            </w:r>
-            <w:r>
-              <w:rPr>
-                <w:color w:val="000000"/>
-                <w:sz w:val="24"/>
-              </w:rPr>
-              <w:t>(occupied, vacant, under maintenance).</w:t>
+              <w:t>Real-time tracking of unit statuses (occupied, vacant, under maintenance).</w:t>
             </w:r>
           </w:p>
         </w:tc>
@@ -9450,14 +9109,7 @@
                 <w:color w:val="000000"/>
                 <w:sz w:val="24"/>
               </w:rPr>
-              <w:t>Offline L</w:t>
-            </w:r>
-            <w:r>
-              <w:rPr>
-                <w:color w:val="000000"/>
-                <w:sz w:val="24"/>
-              </w:rPr>
-              <w:t>ocal Database</w:t>
+              <w:t>Offline Local Database</w:t>
             </w:r>
           </w:p>
         </w:tc>
@@ -9930,14 +9582,7 @@
                 <w:color w:val="000000"/>
                 <w:sz w:val="24"/>
               </w:rPr>
-              <w:t xml:space="preserve">Project Idea &amp; Team </w:t>
-            </w:r>
-            <w:r>
-              <w:rPr>
-                <w:color w:val="000000"/>
-                <w:sz w:val="24"/>
-              </w:rPr>
-              <w:t>Charter</w:t>
+              <w:t>Project Idea &amp; Team Charter</w:t>
             </w:r>
           </w:p>
         </w:tc>
@@ -10494,14 +10139,7 @@
                 <w:color w:val="000000"/>
                 <w:sz w:val="24"/>
               </w:rPr>
-              <w:t xml:space="preserve">Change &amp; Issue </w:t>
-            </w:r>
-            <w:r>
-              <w:rPr>
-                <w:color w:val="000000"/>
-                <w:sz w:val="24"/>
-              </w:rPr>
-              <w:t>Management System</w:t>
+              <w:t>Change &amp; Issue Management System</w:t>
             </w:r>
           </w:p>
         </w:tc>
@@ -10782,15 +10420,7 @@
                 <w:color w:val="000000"/>
                 <w:sz w:val="24"/>
               </w:rPr>
-              <w:t xml:space="preserve">Stakeholder Name / </w:t>
-            </w:r>
-            <w:r>
-              <w:rPr>
-                <w:b/>
-                <w:color w:val="000000"/>
-                <w:sz w:val="24"/>
-              </w:rPr>
-              <w:t>Group</w:t>
+              <w:t>Stakeholder Name / Group</w:t>
             </w:r>
           </w:p>
         </w:tc>
@@ -11023,14 +10653,7 @@
                 <w:color w:val="000000"/>
                 <w:sz w:val="24"/>
               </w:rPr>
-              <w:t>Leads strategic direction, scope</w:t>
-            </w:r>
-            <w:r>
-              <w:rPr>
-                <w:color w:val="000000"/>
-                <w:sz w:val="24"/>
-              </w:rPr>
-              <w:t xml:space="preserve"> management, WBS decomposition, and overall execution.</w:t>
+              <w:t>Leads strategic direction, scope management, WBS decomposition, and overall execution.</w:t>
             </w:r>
           </w:p>
         </w:tc>
@@ -11279,14 +10902,7 @@
                 <w:color w:val="000000"/>
                 <w:sz w:val="24"/>
               </w:rPr>
-              <w:t xml:space="preserve">Utilize the offline desktop system to manage units, </w:t>
-            </w:r>
-            <w:r>
-              <w:rPr>
-                <w:color w:val="000000"/>
-                <w:sz w:val="24"/>
-              </w:rPr>
-              <w:t xml:space="preserve">rent, maintenance, and </w:t>
+              <w:t xml:space="preserve">Utilize the offline desktop system to manage units, rent, maintenance, and </w:t>
             </w:r>
             <w:r>
               <w:rPr>
@@ -11498,14 +11114,7 @@
                 <w:color w:val="000000"/>
                 <w:sz w:val="24"/>
               </w:rPr>
-              <w:t xml:space="preserve">Delays in decision-making and misaligned </w:t>
-            </w:r>
-            <w:r>
-              <w:rPr>
-                <w:color w:val="000000"/>
-                <w:sz w:val="24"/>
-              </w:rPr>
-              <w:t>technical implementation.</w:t>
+              <w:t>Delays in decision-making and misaligned technical implementation.</w:t>
             </w:r>
           </w:p>
         </w:tc>
@@ -11671,14 +11280,7 @@
                 <w:color w:val="000000"/>
                 <w:sz w:val="24"/>
               </w:rPr>
-              <w:t>Ina</w:t>
-            </w:r>
-            <w:r>
-              <w:rPr>
-                <w:color w:val="000000"/>
-                <w:sz w:val="24"/>
-              </w:rPr>
-              <w:t>bility to run or test the local database application.</w:t>
+              <w:t>Inability to run or test the local database application.</w:t>
             </w:r>
           </w:p>
         </w:tc>
@@ -12125,14 +11727,7 @@
                 <w:color w:val="000000"/>
                 <w:sz w:val="24"/>
               </w:rPr>
-              <w:t xml:space="preserve">Development and project management are restricted to the 3 internal team </w:t>
-            </w:r>
-            <w:r>
-              <w:rPr>
-                <w:color w:val="000000"/>
-                <w:sz w:val="24"/>
-              </w:rPr>
-              <w:t>members.</w:t>
+              <w:t>Development and project management are restricted to the 3 internal team members.</w:t>
             </w:r>
           </w:p>
         </w:tc>
@@ -12460,14 +12055,7 @@
                 <w:color w:val="000000"/>
                 <w:sz w:val="24"/>
               </w:rPr>
-              <w:t xml:space="preserve">GitHub merge conflicts or accidental </w:t>
-            </w:r>
-            <w:r>
-              <w:rPr>
-                <w:color w:val="000000"/>
-                <w:sz w:val="24"/>
-              </w:rPr>
-              <w:t>document overwrites</w:t>
+              <w:t>GitHub merge conflicts or accidental document overwrites</w:t>
             </w:r>
           </w:p>
         </w:tc>
@@ -12961,14 +12549,7 @@
                 <w:color w:val="000000"/>
                 <w:sz w:val="24"/>
               </w:rPr>
-              <w:t>conduct daily WhatsApp updates and weekly face-to-face revi</w:t>
-            </w:r>
-            <w:r>
-              <w:rPr>
-                <w:color w:val="000000"/>
-                <w:sz w:val="24"/>
-              </w:rPr>
-              <w:t>ews.</w:t>
+              <w:t>conduct daily WhatsApp updates and weekly face-to-face reviews.</w:t>
             </w:r>
           </w:p>
         </w:tc>
@@ -13256,14 +12837,7 @@
                 <w:color w:val="000000"/>
                 <w:sz w:val="24"/>
               </w:rPr>
-              <w:t xml:space="preserve">Data integrity tests </w:t>
-            </w:r>
-            <w:r>
-              <w:rPr>
-                <w:color w:val="000000"/>
-                <w:sz w:val="24"/>
-              </w:rPr>
-              <w:t>confirm zero record loss or data corruption during database transactions restarts</w:t>
+              <w:t>Data integrity tests confirm zero record loss or data corruption during database transactions restarts</w:t>
             </w:r>
           </w:p>
         </w:tc>
@@ -13445,23 +13019,7 @@
                 <w:color w:val="000000"/>
                 <w:sz w:val="24"/>
               </w:rPr>
-              <w:t xml:space="preserve">End uses can log incoming </w:t>
-            </w:r>
-            <w:proofErr w:type="gramStart"/>
-            <w:r>
-              <w:rPr>
-                <w:color w:val="000000"/>
-                <w:sz w:val="24"/>
-              </w:rPr>
-              <w:t>tenants</w:t>
-            </w:r>
-            <w:proofErr w:type="gramEnd"/>
-            <w:r>
-              <w:rPr>
-                <w:color w:val="000000"/>
-                <w:sz w:val="24"/>
-              </w:rPr>
-              <w:t xml:space="preserve"> packages and record rent transactions in under 1 minutes per entry during user acceptance testing</w:t>
+              <w:t>End uses can log incoming tenants packages and record rent transactions in under 1 minutes per entry during user acceptance testing</w:t>
             </w:r>
           </w:p>
         </w:tc>
@@ -13671,14 +13229,7 @@
                 <w:color w:val="000000"/>
                 <w:sz w:val="24"/>
               </w:rPr>
-              <w:t xml:space="preserve">Eng. </w:t>
-            </w:r>
-            <w:r>
-              <w:rPr>
-                <w:color w:val="000000"/>
-                <w:sz w:val="24"/>
-              </w:rPr>
-              <w:t xml:space="preserve">Rasheed </w:t>
+              <w:t xml:space="preserve">Eng. Rasheed </w:t>
             </w:r>
             <w:proofErr w:type="spellStart"/>
             <w:r>
@@ -13997,14 +13548,7 @@
                 <w:color w:val="000000"/>
                 <w:sz w:val="24"/>
               </w:rPr>
-              <w:t xml:space="preserve">Operational Lead/ Scrum </w:t>
-            </w:r>
-            <w:r>
-              <w:rPr>
-                <w:color w:val="000000"/>
-                <w:sz w:val="24"/>
-              </w:rPr>
-              <w:t>Master</w:t>
+              <w:t>Operational Lead/ Scrum Master</w:t>
             </w:r>
           </w:p>
         </w:tc>
@@ -14302,14 +13846,7 @@
                 <w:color w:val="000000"/>
                 <w:sz w:val="24"/>
               </w:rPr>
-              <w:t xml:space="preserve">By signing this project charter, the approving stakeholders confirm that the project is authorized to proceed. The </w:t>
-            </w:r>
-            <w:r>
-              <w:rPr>
-                <w:color w:val="000000"/>
-                <w:sz w:val="24"/>
-              </w:rPr>
-              <w:t>project manager is authorized to coordinate project activities, assign approved resources, manage risks, and report progress according to the agreed project governance process.</w:t>
+              <w:t>By signing this project charter, the approving stakeholders confirm that the project is authorized to proceed. The project manager is authorized to coordinate project activities, assign approved resources, manage risks, and report progress according to the agreed project governance process.</w:t>
             </w:r>
           </w:p>
         </w:tc>
@@ -14363,14 +13900,7 @@
           <w:color w:val="000000"/>
           <w:sz w:val="24"/>
         </w:rPr>
-        <w:t>Apartment managers oversee daily op</w:t>
-      </w:r>
-      <w:r>
-        <w:rPr>
-          <w:color w:val="000000"/>
-          <w:sz w:val="24"/>
-        </w:rPr>
-        <w:t>erational tasks, including rent tracking, unit allocation, issue logging, and package distribution. The current manual and paper-based processes create significant operational risks:</w:t>
+        <w:t>Apartment managers oversee daily operational tasks, including rent tracking, unit allocation, issue logging, and package distribution. The current manual and paper-based processes create significant operational risks:</w:t>
       </w:r>
     </w:p>
     <w:p>
@@ -14399,14 +13929,7 @@
           <w:color w:val="000000"/>
           <w:sz w:val="24"/>
         </w:rPr>
-        <w:t>: Missing payment records, failure to track pa</w:t>
-      </w:r>
-      <w:r>
-        <w:rPr>
-          <w:color w:val="000000"/>
-          <w:sz w:val="24"/>
-        </w:rPr>
-        <w:t>rtial cash payments, and difficulty calculating overdue balances without manual cross-checks.</w:t>
+        <w:t>: Missing payment records, failure to track partial cash payments, and difficulty calculating overdue balances without manual cross-checks.</w:t>
       </w:r>
     </w:p>
     <w:p>
@@ -14457,15 +13980,7 @@
           <w:color w:val="000000"/>
           <w:sz w:val="24"/>
         </w:rPr>
-        <w:t>Parce</w:t>
-      </w:r>
-      <w:r>
-        <w:rPr>
-          <w:b/>
-          <w:color w:val="000000"/>
-          <w:sz w:val="24"/>
-        </w:rPr>
-        <w:t>l Handling Disputes</w:t>
+        <w:t>Parcel Handling Disputes</w:t>
       </w:r>
       <w:r>
         <w:rPr>
@@ -14515,14 +14030,7 @@
           <w:color w:val="000000"/>
           <w:sz w:val="24"/>
         </w:rPr>
-        <w:t>Existing commercial management systems are cloud-based SaaS tools requiring constant internet connectivity and recurring monthly fees. By delivering a 100% offline local database solution tailored for local building managers</w:t>
-      </w:r>
-      <w:r>
-        <w:rPr>
-          <w:color w:val="000000"/>
-          <w:sz w:val="24"/>
-        </w:rPr>
-        <w:t xml:space="preserve"> operating in low-resource environments </w:t>
+        <w:t xml:space="preserve">Existing commercial management systems are cloud-based SaaS tools requiring constant internet connectivity and recurring monthly fees. By delivering a 100% offline local database solution tailored for local building managers operating in low-resource environments </w:t>
       </w:r>
     </w:p>
     <w:p>
@@ -14551,14 +14059,7 @@
           <w:color w:val="000000"/>
           <w:sz w:val="24"/>
         </w:rPr>
-        <w:t>Building managers rely on physical paper notebooks, spreadsheets, or memory to track rent, repairs, and packages. By providing a single desktop software interface that stan</w:t>
-      </w:r>
-      <w:r>
-        <w:rPr>
-          <w:color w:val="000000"/>
-          <w:sz w:val="24"/>
-        </w:rPr>
-        <w:t>dardizes daily tasks.</w:t>
+        <w:t>Building managers rely on physical paper notebooks, spreadsheets, or memory to track rent, repairs, and packages. By providing a single desktop software interface that standardizes daily tasks.</w:t>
       </w:r>
     </w:p>
     <w:p>
@@ -14585,14 +14086,7 @@
           <w:color w:val="000000"/>
           <w:sz w:val="24"/>
         </w:rPr>
-        <w:t>The proposed solution is the Apartment Management System, a dedicated local software application powered by an offline database designed to run seamlessly on a single desktop device without any external network or in</w:t>
-      </w:r>
-      <w:r>
-        <w:rPr>
-          <w:color w:val="000000"/>
-          <w:sz w:val="24"/>
-        </w:rPr>
-        <w:t>ternet dependencies.</w:t>
+        <w:t>The proposed solution is the Apartment Management System, a dedicated local software application powered by an offline database designed to run seamlessly on a single desktop device without any external network or internet dependencies.</w:t>
       </w:r>
     </w:p>
     <w:p>
@@ -14770,15 +14264,7 @@
           <w:color w:val="000000"/>
           <w:sz w:val="24"/>
         </w:rPr>
-        <w:t>Operat</w:t>
-      </w:r>
-      <w:r>
-        <w:rPr>
-          <w:b/>
-          <w:color w:val="000000"/>
-          <w:sz w:val="24"/>
-        </w:rPr>
-        <w:t>ional Efficiency:</w:t>
+        <w:t>Operational Efficiency:</w:t>
       </w:r>
       <w:r>
         <w:rPr>
@@ -14849,14 +14335,7 @@
           <w:color w:val="000000"/>
           <w:sz w:val="24"/>
         </w:rPr>
-        <w:t>Maintain the same ol</w:t>
-      </w:r>
-      <w:r>
-        <w:rPr>
-          <w:color w:val="000000"/>
-          <w:sz w:val="24"/>
-        </w:rPr>
-        <w:t>d method (Paper/Memory Based System)</w:t>
+        <w:t>Maintain the same old method (Paper/Memory Based System)</w:t>
       </w:r>
     </w:p>
     <w:p>
@@ -14941,14 +14420,7 @@
           <w:color w:val="000000"/>
           <w:sz w:val="24"/>
         </w:rPr>
-        <w:t>. Ineffective in low-resource target environment due to high monthly fees</w:t>
-      </w:r>
-      <w:r>
-        <w:rPr>
-          <w:color w:val="000000"/>
-          <w:sz w:val="24"/>
-        </w:rPr>
-        <w:t xml:space="preserve"> and dependency on constant high-speed internet.</w:t>
+        <w:t>. Ineffective in low-resource target environment due to high monthly fees and dependency on constant high-speed internet.</w:t>
       </w:r>
     </w:p>
     <w:p>
@@ -15081,14 +14553,7 @@
           <w:color w:val="000000"/>
           <w:sz w:val="24"/>
         </w:rPr>
-        <w:t xml:space="preserve">Unlike cloud-based software that incurs </w:t>
-      </w:r>
-      <w:r>
-        <w:rPr>
-          <w:color w:val="000000"/>
-          <w:sz w:val="24"/>
-        </w:rPr>
-        <w:t>ongoing monthly subscription fees and hosting costs, a desktop solution has zero ongoing recurring maintenance cost for infrastructure.</w:t>
+        <w:t>Unlike cloud-based software that incurs ongoing monthly subscription fees and hosting costs, a desktop solution has zero ongoing recurring maintenance cost for infrastructure.</w:t>
       </w:r>
     </w:p>
     <w:p>
@@ -15109,14 +14574,7 @@
           <w:color w:val="000000"/>
           <w:sz w:val="24"/>
         </w:rPr>
-        <w:t>All sensitive financial and tenant data remains entirely local on the property manager's mach</w:t>
-      </w:r>
-      <w:r>
-        <w:rPr>
-          <w:color w:val="000000"/>
-          <w:sz w:val="24"/>
-        </w:rPr>
-        <w:t>ine.</w:t>
+        <w:t>All sensitive financial and tenant data remains entirely local on the property manager's machine.</w:t>
       </w:r>
     </w:p>
     <w:p>
@@ -15238,14 +14696,7 @@
           <w:color w:val="000000"/>
           <w:sz w:val="24"/>
         </w:rPr>
-        <w:t>Stakeholders requesting extra online features (cloud sync, mo</w:t>
-      </w:r>
-      <w:r>
-        <w:rPr>
-          <w:color w:val="000000"/>
-          <w:sz w:val="24"/>
-        </w:rPr>
-        <w:t>bile app, online payments).</w:t>
+        <w:t>Stakeholders requesting extra online features (cloud sync, mobile app, online payments).</w:t>
       </w:r>
     </w:p>
     <w:p>
@@ -15281,30 +14732,7 @@
           <w:color w:val="000000"/>
           <w:sz w:val="24"/>
         </w:rPr>
-        <w:t xml:space="preserve">Approve the Apartment Management System for immediate execution. The project </w:t>
-      </w:r>
-      <w:proofErr w:type="gramStart"/>
-      <w:r>
-        <w:rPr>
-          <w:color w:val="000000"/>
-          <w:sz w:val="24"/>
-        </w:rPr>
-        <w:t>addresses  a</w:t>
-      </w:r>
-      <w:proofErr w:type="gramEnd"/>
-      <w:r>
-        <w:rPr>
-          <w:color w:val="000000"/>
-          <w:sz w:val="24"/>
-        </w:rPr>
-        <w:t xml:space="preserve"> critical, real world problem for local apartment managers with highly feasible, secure, and cost effective local de</w:t>
-      </w:r>
-      <w:r>
-        <w:rPr>
-          <w:color w:val="000000"/>
-          <w:sz w:val="24"/>
-        </w:rPr>
-        <w:t>sktop design.</w:t>
+        <w:t>Approve the Apartment Management System for immediate execution. The project addresses  a critical, real world problem for local apartment managers with highly feasible, secure, and cost effective local desktop design.</w:t>
       </w:r>
     </w:p>
     <w:p>
@@ -15994,17 +15422,7 @@
                 <w:szCs w:val="24"/>
               </w:rPr>
               <w:br/>
-              <w:t>Aiham Alh</w:t>
-            </w:r>
-            <w:r>
-              <w:rPr>
-                <w:rFonts w:cstheme="minorHAnsi"/>
-                <w:b/>
-                <w:color w:val="000000"/>
-                <w:sz w:val="24"/>
-                <w:szCs w:val="24"/>
-              </w:rPr>
-              <w:t>almi</w:t>
+              <w:t>Aiham Alhalmi</w:t>
             </w:r>
           </w:p>
         </w:tc>
@@ -16142,16 +15560,7 @@
                 <w:sz w:val="24"/>
                 <w:szCs w:val="24"/>
               </w:rPr>
-              <w:t>Daily Informal WhatsApp, Weekly Face-to-Face Meetings, Sprint C</w:t>
-            </w:r>
-            <w:r>
-              <w:rPr>
-                <w:rFonts w:cstheme="minorHAnsi"/>
-                <w:color w:val="000000"/>
-                <w:sz w:val="24"/>
-                <w:szCs w:val="24"/>
-              </w:rPr>
-              <w:t>eremonies.</w:t>
+              <w:t>Daily Informal WhatsApp, Weekly Face-to-Face Meetings, Sprint Ceremonies.</w:t>
             </w:r>
           </w:p>
         </w:tc>
@@ -16381,17 +15790,7 @@
                 <w:szCs w:val="24"/>
               </w:rPr>
               <w:br/>
-              <w:t xml:space="preserve">Building / Property </w:t>
-            </w:r>
-            <w:r>
-              <w:rPr>
-                <w:rFonts w:cstheme="minorHAnsi"/>
-                <w:b/>
-                <w:color w:val="000000"/>
-                <w:sz w:val="24"/>
-                <w:szCs w:val="24"/>
-              </w:rPr>
-              <w:t>Managers</w:t>
+              <w:t>Building / Property Managers</w:t>
             </w:r>
           </w:p>
         </w:tc>
@@ -16539,16 +15938,7 @@
                 <w:sz w:val="24"/>
                 <w:szCs w:val="24"/>
               </w:rPr>
-              <w:t xml:space="preserve">User Acceptance Testing (UAT) </w:t>
-            </w:r>
-            <w:r>
-              <w:rPr>
-                <w:rFonts w:cstheme="minorHAnsi"/>
-                <w:color w:val="000000"/>
-                <w:sz w:val="24"/>
-                <w:szCs w:val="24"/>
-              </w:rPr>
-              <w:t>Feedback, Prototype Demos, User Manual.</w:t>
+              <w:t>User Acceptance Testing (UAT) Feedback, Prototype Demos, User Manual.</w:t>
             </w:r>
           </w:p>
         </w:tc>
@@ -16720,16 +16110,7 @@
                 <w:szCs w:val="24"/>
               </w:rPr>
               <w:lastRenderedPageBreak/>
-              <w:t>database data inte</w:t>
-            </w:r>
-            <w:r>
-              <w:rPr>
-                <w:rFonts w:cstheme="minorHAnsi"/>
-                <w:color w:val="000000"/>
-                <w:sz w:val="24"/>
-                <w:szCs w:val="24"/>
-              </w:rPr>
-              <w:t>grity (zero data corruption).</w:t>
+              <w:t>database data integrity (zero data corruption).</w:t>
             </w:r>
           </w:p>
         </w:tc>
@@ -16924,16 +16305,7 @@
                 <w:sz w:val="24"/>
                 <w:szCs w:val="24"/>
               </w:rPr>
-              <w:t>Timely maintenance repair tracking; secure parcel pi</w:t>
-            </w:r>
-            <w:r>
-              <w:rPr>
-                <w:rFonts w:cstheme="minorHAnsi"/>
-                <w:color w:val="000000"/>
-                <w:sz w:val="24"/>
-                <w:szCs w:val="24"/>
-              </w:rPr>
-              <w:t>ckup logs; clear rent payment receipts without disputes.</w:t>
+              <w:t>Timely maintenance repair tracking; secure parcel pickup logs; clear rent payment receipts without disputes.</w:t>
             </w:r>
           </w:p>
         </w:tc>
@@ -17206,25 +16578,7 @@
                 <w:sz w:val="24"/>
                 <w:szCs w:val="24"/>
               </w:rPr>
-              <w:t xml:space="preserve">Apartment managers </w:t>
-            </w:r>
-            <w:r>
-              <w:rPr>
-                <w:rFonts w:cstheme="minorHAnsi"/>
-                <w:color w:val="000000"/>
-                <w:sz w:val="24"/>
-                <w:szCs w:val="24"/>
-              </w:rPr>
-              <w:t>currently oversee residential properties, rent tracking, and maintenance requests using manual paper-based records or simple memory. This decentralized process leads to significant financial tracking errors, high risks of data loss, and tenant disputes res</w:t>
-            </w:r>
-            <w:r>
-              <w:rPr>
-                <w:rFonts w:cstheme="minorHAnsi"/>
-                <w:color w:val="000000"/>
-                <w:sz w:val="24"/>
-                <w:szCs w:val="24"/>
-              </w:rPr>
-              <w:t>ulting from uncoordinated parcel handling. Furthermore, existing digital solutions often fail due to unstable or expensive internet connectivity in the operating environment.</w:t>
+              <w:t>Apartment managers currently oversee residential properties, rent tracking, and maintenance requests using manual paper-based records or simple memory. This decentralized process leads to significant financial tracking errors, high risks of data loss, and tenant disputes resulting from uncoordinated parcel handling. Furthermore, existing digital solutions often fail due to unstable or expensive internet connectivity in the operating environment.</w:t>
             </w:r>
           </w:p>
         </w:tc>
@@ -17291,16 +16645,7 @@
                 <w:sz w:val="24"/>
                 <w:szCs w:val="24"/>
               </w:rPr>
-              <w:t>To provide apartment managers and building owners with an acc</w:t>
-            </w:r>
-            <w:r>
-              <w:rPr>
-                <w:rFonts w:cstheme="minorHAnsi"/>
-                <w:color w:val="000000"/>
-                <w:sz w:val="24"/>
-                <w:szCs w:val="24"/>
-              </w:rPr>
-              <w:t>urate, reliable, and localized database solution that functions seamlessly without internet dependencies, ensuring sub-minute transaction efficiency, zero financial reconciliation errors, and complete local data integrity.</w:t>
+              <w:t>To provide apartment managers and building owners with an accurate, reliable, and localized database solution that functions seamlessly without internet dependencies, ensuring sub-minute transaction efficiency, zero financial reconciliation errors, and complete local data integrity.</w:t>
             </w:r>
           </w:p>
         </w:tc>
@@ -17336,17 +16681,7 @@
                 <w:szCs w:val="24"/>
               </w:rPr>
               <w:lastRenderedPageBreak/>
-              <w:t xml:space="preserve">Product Scope </w:t>
-            </w:r>
-            <w:r>
-              <w:rPr>
-                <w:rFonts w:cstheme="minorHAnsi"/>
-                <w:b/>
-                <w:color w:val="000000"/>
-                <w:sz w:val="24"/>
-                <w:szCs w:val="24"/>
-              </w:rPr>
-              <w:t>Description</w:t>
+              <w:t>Product Scope Description</w:t>
             </w:r>
           </w:p>
         </w:tc>
@@ -17398,16 +16733,7 @@
                 <w:sz w:val="24"/>
                 <w:szCs w:val="24"/>
               </w:rPr>
-              <w:t>), m</w:t>
-            </w:r>
-            <w:r>
-              <w:rPr>
-                <w:rFonts w:cstheme="minorHAnsi"/>
-                <w:color w:val="000000"/>
-                <w:sz w:val="24"/>
-                <w:szCs w:val="24"/>
-              </w:rPr>
-              <w:t>aintenance request logging (Issue), package arrival and pickup tracking (Parcel), and an embedded offline database with automated local backup utilities.</w:t>
+              <w:t>), maintenance request logging (Issue), package arrival and pickup tracking (Parcel), and an embedded offline database with automated local backup utilities.</w:t>
             </w:r>
           </w:p>
         </w:tc>
@@ -17474,25 +16800,7 @@
                 <w:sz w:val="24"/>
                 <w:szCs w:val="24"/>
               </w:rPr>
-              <w:t>Project management governance artifacts (Project Charter, Business Case, Stakeho</w:t>
-            </w:r>
-            <w:r>
-              <w:rPr>
-                <w:rFonts w:cstheme="minorHAnsi"/>
-                <w:color w:val="000000"/>
-                <w:sz w:val="24"/>
-                <w:szCs w:val="24"/>
-              </w:rPr>
-              <w:t xml:space="preserve">lder Register, Scope Statement, WBS &amp; Dictionary, Milestone Plan, RACI Matrix, Risk Register, Communication Plan, Document Quality Checklist, Issue Log, Change Request &amp; Change Log, Product Backlog &amp; Sprint Plan, Midterm Portfolio, Final Presentation) and </w:t>
-            </w:r>
-            <w:r>
-              <w:rPr>
-                <w:rFonts w:cstheme="minorHAnsi"/>
-                <w:color w:val="000000"/>
-                <w:sz w:val="24"/>
-                <w:szCs w:val="24"/>
-              </w:rPr>
-              <w:t>technical software artifacts (Standalone Desktop GUI Application, Local SQLite Database, Backup Utility, Executable Installation Package, User Manual).</w:t>
+              <w:t>Project management governance artifacts (Project Charter, Business Case, Stakeholder Register, Scope Statement, WBS &amp; Dictionary, Milestone Plan, RACI Matrix, Risk Register, Communication Plan, Document Quality Checklist, Issue Log, Change Request &amp; Change Log, Product Backlog &amp; Sprint Plan, Midterm Portfolio, Final Presentation) and technical software artifacts (Standalone Desktop GUI Application, Local SQLite Database, Backup Utility, Executable Installation Package, User Manual).</w:t>
             </w:r>
           </w:p>
         </w:tc>
@@ -17559,16 +16867,7 @@
                 <w:sz w:val="24"/>
                 <w:szCs w:val="24"/>
               </w:rPr>
-              <w:t>1. Apartment &amp; Occupancy Management (unit mapping, real-time status: Occupied, Vacant</w:t>
-            </w:r>
-            <w:r>
-              <w:rPr>
-                <w:rFonts w:cstheme="minorHAnsi"/>
-                <w:color w:val="000000"/>
-                <w:sz w:val="24"/>
-                <w:szCs w:val="24"/>
-              </w:rPr>
-              <w:t>, Under Maintenance).</w:t>
+              <w:t>1. Apartment &amp; Occupancy Management (unit mapping, real-time status: Occupied, Vacant, Under Maintenance).</w:t>
             </w:r>
             <w:r>
               <w:rPr>
@@ -17706,16 +17005,7 @@
                 <w:sz w:val="24"/>
                 <w:szCs w:val="24"/>
               </w:rPr>
-              <w:t>OneCas</w:t>
-            </w:r>
-            <w:r>
-              <w:rPr>
-                <w:rFonts w:cstheme="minorHAnsi"/>
-                <w:color w:val="000000"/>
-                <w:sz w:val="24"/>
-                <w:szCs w:val="24"/>
-              </w:rPr>
-              <w:t>h</w:t>
+              <w:t>OneCash</w:t>
             </w:r>
             <w:proofErr w:type="spellEnd"/>
             <w:r>
@@ -17775,16 +17065,7 @@
                 <w:szCs w:val="24"/>
               </w:rPr>
               <w:br/>
-              <w:t>4. Automated SMS / Email Notificat</w:t>
-            </w:r>
-            <w:r>
-              <w:rPr>
-                <w:rFonts w:cstheme="minorHAnsi"/>
-                <w:color w:val="000000"/>
-                <w:sz w:val="24"/>
-                <w:szCs w:val="24"/>
-              </w:rPr>
-              <w:t>ion Gateways (external messaging APIs like Twilio; replaced by printable local receipts).</w:t>
+              <w:t>4. Automated SMS / Email Notification Gateways (external messaging APIs like Twilio; replaced by printable local receipts).</w:t>
             </w:r>
             <w:r>
               <w:rPr>
@@ -17861,16 +17142,7 @@
                 <w:sz w:val="24"/>
                 <w:szCs w:val="24"/>
               </w:rPr>
-              <w:t>The target operating system is Windows 10/11 wit</w:t>
-            </w:r>
-            <w:r>
-              <w:rPr>
-                <w:rFonts w:cstheme="minorHAnsi"/>
-                <w:color w:val="000000"/>
-                <w:sz w:val="24"/>
-                <w:szCs w:val="24"/>
-              </w:rPr>
-              <w:t>h local storage availability. Building managers possess basic computer literacy for desktop UI navigation. All software artifacts and documentation will be maintained on GitHub via 2-lead governance.</w:t>
+              <w:t>The target operating system is Windows 10/11 with local storage availability. Building managers possess basic computer literacy for desktop UI navigation. All software artifacts and documentation will be maintained on GitHub via 2-lead governance.</w:t>
             </w:r>
           </w:p>
         </w:tc>
@@ -17937,16 +17209,7 @@
                 <w:sz w:val="24"/>
                 <w:szCs w:val="24"/>
               </w:rPr>
-              <w:t>1. Fixed Academic Schedule: Midterm portfol</w:t>
-            </w:r>
-            <w:r>
-              <w:rPr>
-                <w:rFonts w:cstheme="minorHAnsi"/>
-                <w:color w:val="000000"/>
-                <w:sz w:val="24"/>
-                <w:szCs w:val="24"/>
-              </w:rPr>
-              <w:t>io submission required by 08 October 2026.</w:t>
+              <w:t>1. Fixed Academic Schedule: Midterm portfolio submission required by 08 October 2026.</w:t>
             </w:r>
             <w:r>
               <w:rPr>
@@ -17996,16 +17259,7 @@
                 <w:szCs w:val="24"/>
               </w:rPr>
               <w:br/>
-              <w:t>4. Scope Constraint: Unanimous team agreement and instructor sign-off re</w:t>
-            </w:r>
-            <w:r>
-              <w:rPr>
-                <w:rFonts w:cstheme="minorHAnsi"/>
-                <w:color w:val="000000"/>
-                <w:sz w:val="24"/>
-                <w:szCs w:val="24"/>
-              </w:rPr>
-              <w:t>quired for any scope modifications via formal Change Request forms.</w:t>
+              <w:t>4. Scope Constraint: Unanimous team agreement and instructor sign-off required for any scope modifications via formal Change Request forms.</w:t>
             </w:r>
           </w:p>
         </w:tc>
@@ -18082,16 +17336,7 @@
                 <w:szCs w:val="24"/>
               </w:rPr>
               <w:br/>
-              <w:t xml:space="preserve">2. Data Integrity &amp; Zero Corruption: SQLite database confirms zero </w:t>
-            </w:r>
-            <w:r>
-              <w:rPr>
-                <w:rFonts w:cstheme="minorHAnsi"/>
-                <w:color w:val="000000"/>
-                <w:sz w:val="24"/>
-                <w:szCs w:val="24"/>
-              </w:rPr>
-              <w:t>record loss or corruption upon sudden power/app closure.</w:t>
+              <w:t>2. Data Integrity &amp; Zero Corruption: SQLite database confirms zero record loss or corruption upon sudden power/app closure.</w:t>
             </w:r>
             <w:r>
               <w:rPr>
@@ -18121,16 +17366,7 @@
                 <w:szCs w:val="24"/>
               </w:rPr>
               <w:br/>
-              <w:t>4. Financial Calculation Accuracy: 100% reconciliation match on rent dues, partial payments, and o</w:t>
-            </w:r>
-            <w:r>
-              <w:rPr>
-                <w:rFonts w:cstheme="minorHAnsi"/>
-                <w:color w:val="000000"/>
-                <w:sz w:val="24"/>
-                <w:szCs w:val="24"/>
-              </w:rPr>
-              <w:t>verdue balances.</w:t>
+              <w:t>4. Financial Calculation Accuracy: 100% reconciliation match on rent dues, partial payments, and overdue balances.</w:t>
             </w:r>
           </w:p>
         </w:tc>
@@ -18265,16 +17501,7 @@
                 <w:sz w:val="24"/>
                 <w:szCs w:val="24"/>
               </w:rPr>
-              <w:t xml:space="preserve">Approved baseline document under the </w:t>
-            </w:r>
-            <w:r>
-              <w:rPr>
-                <w:rFonts w:cstheme="minorHAnsi"/>
-                <w:color w:val="000000"/>
-                <w:sz w:val="24"/>
-                <w:szCs w:val="24"/>
-              </w:rPr>
-              <w:t xml:space="preserve">supervision of Eng. Rasheed </w:t>
+              <w:t xml:space="preserve">Approved baseline document under the supervision of Eng. Rasheed </w:t>
             </w:r>
             <w:proofErr w:type="spellStart"/>
             <w:r>
@@ -18320,10 +17547,7 @@
       </w:pPr>
       <w:bookmarkStart w:id="34" w:name="_Toc241022125"/>
       <w:r>
-        <w:t>Section 9: Work Breakdown Structure (WB</w:t>
-      </w:r>
-      <w:r>
-        <w:t>S)</w:t>
+        <w:t>Section 9: Work Breakdown Structure (WBS)</w:t>
       </w:r>
       <w:bookmarkEnd w:id="34"/>
     </w:p>
@@ -18635,14 +17859,7 @@
                 <w:color w:val="000000"/>
                 <w:sz w:val="24"/>
               </w:rPr>
-              <w:t xml:space="preserve">Project Idea &amp; </w:t>
-            </w:r>
-            <w:r>
-              <w:rPr>
-                <w:color w:val="000000"/>
-                <w:sz w:val="24"/>
-              </w:rPr>
-              <w:t>Problem Statement</w:t>
+              <w:t>Project Idea &amp; Problem Statement</w:t>
             </w:r>
           </w:p>
         </w:tc>
@@ -18774,14 +17991,7 @@
                 <w:sz w:val="24"/>
               </w:rPr>
               <w:lastRenderedPageBreak/>
-              <w:t xml:space="preserve">Establish official </w:t>
-            </w:r>
-            <w:r>
-              <w:rPr>
-                <w:color w:val="000000"/>
-                <w:sz w:val="24"/>
-              </w:rPr>
-              <w:t xml:space="preserve">communication </w:t>
+              <w:t xml:space="preserve">Establish official communication </w:t>
             </w:r>
             <w:r>
               <w:rPr>
@@ -18898,14 +18108,7 @@
                 <w:color w:val="000000"/>
                 <w:sz w:val="24"/>
               </w:rPr>
-              <w:t>Draft formal charter defining project authorization, sponsor approval, constr</w:t>
-            </w:r>
-            <w:r>
-              <w:rPr>
-                <w:color w:val="000000"/>
-                <w:sz w:val="24"/>
-              </w:rPr>
-              <w:t>aints, initial risks, and success criteria.</w:t>
+              <w:t>Draft formal charter defining project authorization, sponsor approval, constraints, initial risks, and success criteria.</w:t>
             </w:r>
           </w:p>
         </w:tc>
@@ -19081,15 +18284,7 @@
                 <w:color w:val="000000"/>
                 <w:sz w:val="24"/>
               </w:rPr>
-              <w:t>1.2 Sta</w:t>
-            </w:r>
-            <w:r>
-              <w:rPr>
-                <w:b/>
-                <w:color w:val="000000"/>
-                <w:sz w:val="24"/>
-              </w:rPr>
-              <w:t>keholder &amp; Scope Management</w:t>
+              <w:t>1.2 Stakeholder &amp; Scope Management</w:t>
             </w:r>
           </w:p>
         </w:tc>
@@ -19180,14 +18375,7 @@
                 <w:color w:val="000000"/>
                 <w:sz w:val="24"/>
               </w:rPr>
-              <w:t xml:space="preserve">, PM Mohammed Alsamawi, Ops Lead Aiham Alhalmi, Team Member Habib Sabri) and external end users (Building </w:t>
-            </w:r>
-            <w:r>
-              <w:rPr>
-                <w:color w:val="000000"/>
-                <w:sz w:val="24"/>
-              </w:rPr>
-              <w:t>Managers/Owners). Detail interest, power, and communication needs.</w:t>
+              <w:t>, PM Mohammed Alsamawi, Ops Lead Aiham Alhalmi, Team Member Habib Sabri) and external end users (Building Managers/Owners). Detail interest, power, and communication needs.</w:t>
             </w:r>
           </w:p>
         </w:tc>
@@ -19294,14 +18482,7 @@
                 <w:sz w:val="24"/>
               </w:rPr>
               <w:lastRenderedPageBreak/>
-              <w:t>execution and explicitly reject online payment gateways, cloud sync, an</w:t>
-            </w:r>
-            <w:r>
-              <w:rPr>
-                <w:color w:val="000000"/>
-                <w:sz w:val="24"/>
-              </w:rPr>
-              <w:t>d mobile apps.</w:t>
+              <w:t>execution and explicitly reject online payment gateways, cloud sync, and mobile apps.</w:t>
             </w:r>
           </w:p>
         </w:tc>
@@ -19478,15 +18659,7 @@
                 <w:color w:val="000000"/>
                 <w:sz w:val="24"/>
               </w:rPr>
-              <w:t xml:space="preserve">1.3 Project Baseline </w:t>
-            </w:r>
-            <w:r>
-              <w:rPr>
-                <w:b/>
-                <w:color w:val="000000"/>
-                <w:sz w:val="24"/>
-              </w:rPr>
-              <w:t>Planning</w:t>
+              <w:t>1.3 Project Baseline Planning</w:t>
             </w:r>
           </w:p>
         </w:tc>
@@ -19660,14 +18833,7 @@
                 <w:color w:val="000000"/>
                 <w:sz w:val="24"/>
               </w:rPr>
-              <w:t xml:space="preserve">Define 8+ realistic project </w:t>
-            </w:r>
-            <w:r>
-              <w:rPr>
-                <w:color w:val="000000"/>
-                <w:sz w:val="24"/>
-              </w:rPr>
-              <w:t>milestones, planned dates, owners, expected results, and status tracking criteria.</w:t>
+              <w:t>Define 8+ realistic project milestones, planned dates, owners, expected results, and status tracking criteria.</w:t>
             </w:r>
           </w:p>
         </w:tc>
@@ -19766,14 +18932,7 @@
                 <w:color w:val="000000"/>
                 <w:sz w:val="24"/>
               </w:rPr>
-              <w:t>Construct RACI matrix mapping all WBS work packages across team members and instructor, enforcing single Accountable ownershi</w:t>
-            </w:r>
-            <w:r>
-              <w:rPr>
-                <w:color w:val="000000"/>
-                <w:sz w:val="24"/>
-              </w:rPr>
-              <w:t>p per item.</w:t>
+              <w:t>Construct RACI matrix mapping all WBS work packages across team members and instructor, enforcing single Accountable ownership per item.</w:t>
             </w:r>
           </w:p>
         </w:tc>
@@ -19956,14 +19115,7 @@
                 <w:color w:val="000000"/>
                 <w:sz w:val="24"/>
               </w:rPr>
-              <w:t xml:space="preserve">Project </w:t>
-            </w:r>
-            <w:r>
-              <w:rPr>
-                <w:color w:val="000000"/>
-                <w:sz w:val="24"/>
-              </w:rPr>
-              <w:t>Communication Plan</w:t>
+              <w:t>Project Communication Plan</w:t>
             </w:r>
           </w:p>
         </w:tc>
@@ -20091,15 +19243,7 @@
                 <w:color w:val="000000"/>
                 <w:sz w:val="24"/>
               </w:rPr>
-              <w:t>1.4.</w:t>
-            </w:r>
-            <w:r>
-              <w:rPr>
-                <w:b/>
-                <w:color w:val="000000"/>
-                <w:sz w:val="24"/>
-              </w:rPr>
-              <w:t>1</w:t>
+              <w:t>1.4.1</w:t>
             </w:r>
           </w:p>
         </w:tc>
@@ -20361,14 +19505,7 @@
                 <w:color w:val="000000"/>
                 <w:sz w:val="24"/>
               </w:rPr>
-              <w:t>Create repair request logging interface, pri</w:t>
-            </w:r>
-            <w:r>
-              <w:rPr>
-                <w:color w:val="000000"/>
-                <w:sz w:val="24"/>
-              </w:rPr>
-              <w:t>ority assignment, repair cost tracking, and maintenance status resolution workflow.</w:t>
+              <w:t>Create repair request logging interface, priority assignment, repair cost tracking, and maintenance status resolution workflow.</w:t>
             </w:r>
           </w:p>
         </w:tc>
@@ -20467,14 +19604,7 @@
                 <w:color w:val="000000"/>
                 <w:sz w:val="24"/>
               </w:rPr>
-              <w:t>Design parcel arrival logging (tenant name, timestamp, carrier) and tenant pickup confirmation logging (&lt;1 mi</w:t>
-            </w:r>
-            <w:r>
-              <w:rPr>
-                <w:color w:val="000000"/>
-                <w:sz w:val="24"/>
-              </w:rPr>
-              <w:t xml:space="preserve">n </w:t>
+              <w:t xml:space="preserve">Design parcel arrival logging (tenant name, timestamp, carrier) and tenant pickup confirmation logging (&lt;1 min </w:t>
             </w:r>
             <w:r>
               <w:rPr>
@@ -20598,14 +19728,7 @@
                 <w:color w:val="000000"/>
                 <w:sz w:val="24"/>
               </w:rPr>
-              <w:t xml:space="preserve">, Issue, Parcel), transaction rollbacks, and automated local backup </w:t>
-            </w:r>
-            <w:r>
-              <w:rPr>
-                <w:color w:val="000000"/>
-                <w:sz w:val="24"/>
-              </w:rPr>
-              <w:t>utility.</w:t>
+              <w:t>, Issue, Parcel), transaction rollbacks, and automated local backup utility.</w:t>
             </w:r>
           </w:p>
         </w:tc>
@@ -20955,14 +20078,7 @@
                 <w:color w:val="000000"/>
                 <w:sz w:val="24"/>
               </w:rPr>
-              <w:t xml:space="preserve">Implement formal Change </w:t>
-            </w:r>
-            <w:r>
-              <w:rPr>
-                <w:color w:val="000000"/>
-                <w:sz w:val="24"/>
-              </w:rPr>
-              <w:t>Request forms and Change Log to evaluate, approve, or defer scope modification requests via unanimous team vote.</w:t>
+              <w:t>Implement formal Change Request forms and Change Log to evaluate, approve, or defer scope modification requests via unanimous team vote.</w:t>
             </w:r>
           </w:p>
         </w:tc>
@@ -21069,14 +20185,7 @@
                 <w:sz w:val="24"/>
               </w:rPr>
               <w:lastRenderedPageBreak/>
-              <w:t>organized fol</w:t>
-            </w:r>
-            <w:r>
-              <w:rPr>
-                <w:color w:val="000000"/>
-                <w:sz w:val="24"/>
-              </w:rPr>
-              <w:t>der, verified against Midterm Evaluation Guide criteria.</w:t>
+              <w:t>organized folder, verified against Midterm Evaluation Guide criteria.</w:t>
             </w:r>
           </w:p>
         </w:tc>
@@ -21229,14 +20338,7 @@
                 <w:color w:val="000000"/>
                 <w:sz w:val="24"/>
               </w:rPr>
-              <w:t>Define Product Goal and structure Product Backlog into Epics, Features, User Stories, and formal Ac</w:t>
-            </w:r>
-            <w:r>
-              <w:rPr>
-                <w:color w:val="000000"/>
-                <w:sz w:val="24"/>
-              </w:rPr>
-              <w:t>ceptance Criteria (</w:t>
+              <w:t>Define Product Goal and structure Product Backlog into Epics, Features, User Stories, and formal Acceptance Criteria (</w:t>
             </w:r>
             <w:proofErr w:type="spellStart"/>
             <w:r>
@@ -21426,14 +20528,7 @@
                 <w:color w:val="000000"/>
                 <w:sz w:val="24"/>
               </w:rPr>
-              <w:t xml:space="preserve">Final Integrated Project </w:t>
-            </w:r>
-            <w:r>
-              <w:rPr>
-                <w:color w:val="000000"/>
-                <w:sz w:val="24"/>
-              </w:rPr>
-              <w:t>Portfolio</w:t>
+              <w:t>Final Integrated Project Portfolio</w:t>
             </w:r>
           </w:p>
         </w:tc>
@@ -21556,14 +20651,7 @@
                 <w:color w:val="000000"/>
                 <w:sz w:val="24"/>
               </w:rPr>
-              <w:t>Prepare final slide deck, conduct team presentation rehearsal, and</w:t>
-            </w:r>
-            <w:r>
-              <w:rPr>
-                <w:color w:val="000000"/>
-                <w:sz w:val="24"/>
-              </w:rPr>
-              <w:t xml:space="preserve"> defend project decisions before course instructor Eng. Rasheed </w:t>
+              <w:t xml:space="preserve">Prepare final slide deck, conduct team presentation rehearsal, and defend project decisions before course instructor Eng. Rasheed </w:t>
             </w:r>
             <w:proofErr w:type="spellStart"/>
             <w:r>
@@ -22441,14 +21529,7 @@
                 <w:color w:val="000000"/>
                 <w:sz w:val="24"/>
               </w:rPr>
-              <w:t xml:space="preserve">Full </w:t>
-            </w:r>
-            <w:r>
-              <w:rPr>
-                <w:color w:val="000000"/>
-                <w:sz w:val="24"/>
-              </w:rPr>
-              <w:t>Team</w:t>
+              <w:t>Full Team</w:t>
             </w:r>
           </w:p>
         </w:tc>
@@ -22854,14 +21935,7 @@
                 <w:color w:val="000000"/>
                 <w:sz w:val="24"/>
               </w:rPr>
-              <w:t xml:space="preserve">Not </w:t>
-            </w:r>
-            <w:r>
-              <w:rPr>
-                <w:color w:val="000000"/>
-                <w:sz w:val="24"/>
-              </w:rPr>
-              <w:t>Started</w:t>
+              <w:t>Not Started</w:t>
             </w:r>
           </w:p>
         </w:tc>
@@ -24777,20 +23851,43 @@
                 <w:rFonts w:ascii="Arial" w:eastAsia="Arial" w:hAnsi="Arial" w:cs="Arial"/>
                 <w:color w:val="1F1F1F"/>
               </w:rPr>
-              <w:t xml:space="preserve">Product Structure: Product Vision, Product Goal, </w:t>
-            </w:r>
+              <w:t>Product Structure: Product Vision, Product Goal, Epic List, Feature List</w:t>
+            </w:r>
+          </w:p>
+        </w:tc>
+        <w:tc>
+          <w:tcPr>
+            <w:tcW w:w="2054" w:type="dxa"/>
+            <w:tcBorders>
+              <w:top w:val="single" w:sz="4" w:space="0" w:color="000000"/>
+              <w:left w:val="single" w:sz="4" w:space="0" w:color="000000"/>
+              <w:bottom w:val="single" w:sz="4" w:space="0" w:color="000000"/>
+              <w:right w:val="single" w:sz="4" w:space="0" w:color="000000"/>
+            </w:tcBorders>
+          </w:tcPr>
+          <w:p>
+            <w:pPr>
+              <w:widowControl w:val="0"/>
+              <w:bidi w:val="0"/>
+              <w:jc w:val="center"/>
+              <w:rPr>
+                <w:rFonts w:cstheme="minorHAnsi"/>
+                <w:color w:val="000000"/>
+                <w:sz w:val="24"/>
+              </w:rPr>
+            </w:pPr>
             <w:r>
               <w:rPr>
                 <w:rFonts w:ascii="Arial" w:eastAsia="Arial" w:hAnsi="Arial" w:cs="Arial"/>
                 <w:color w:val="1F1F1F"/>
               </w:rPr>
-              <w:t>Epic List, Feature List</w:t>
-            </w:r>
-          </w:p>
-        </w:tc>
-        <w:tc>
-          <w:tcPr>
-            <w:tcW w:w="2054" w:type="dxa"/>
+              <w:t>A/R</w:t>
+            </w:r>
+          </w:p>
+        </w:tc>
+        <w:tc>
+          <w:tcPr>
+            <w:tcW w:w="1636" w:type="dxa"/>
             <w:tcBorders>
               <w:top w:val="single" w:sz="4" w:space="0" w:color="000000"/>
               <w:left w:val="single" w:sz="4" w:space="0" w:color="000000"/>
@@ -24814,13 +23911,13 @@
                 <w:rFonts w:ascii="Arial" w:eastAsia="Arial" w:hAnsi="Arial" w:cs="Arial"/>
                 <w:color w:val="1F1F1F"/>
               </w:rPr>
-              <w:t>A/R</w:t>
-            </w:r>
-          </w:p>
-        </w:tc>
-        <w:tc>
-          <w:tcPr>
-            <w:tcW w:w="1636" w:type="dxa"/>
+              <w:t>I</w:t>
+            </w:r>
+          </w:p>
+        </w:tc>
+        <w:tc>
+          <w:tcPr>
+            <w:tcW w:w="1547" w:type="dxa"/>
             <w:tcBorders>
               <w:top w:val="single" w:sz="4" w:space="0" w:color="000000"/>
               <w:left w:val="single" w:sz="4" w:space="0" w:color="000000"/>
@@ -24850,7 +23947,7 @@
         </w:tc>
         <w:tc>
           <w:tcPr>
-            <w:tcW w:w="1547" w:type="dxa"/>
+            <w:tcW w:w="1884" w:type="dxa"/>
             <w:tcBorders>
               <w:top w:val="single" w:sz="4" w:space="0" w:color="000000"/>
               <w:left w:val="single" w:sz="4" w:space="0" w:color="000000"/>
@@ -24878,21 +23975,22 @@
             </w:r>
           </w:p>
         </w:tc>
-        <w:tc>
-          <w:tcPr>
-            <w:tcW w:w="1884" w:type="dxa"/>
-            <w:tcBorders>
-              <w:top w:val="single" w:sz="4" w:space="0" w:color="000000"/>
-              <w:left w:val="single" w:sz="4" w:space="0" w:color="000000"/>
-              <w:bottom w:val="single" w:sz="4" w:space="0" w:color="000000"/>
-              <w:right w:val="single" w:sz="4" w:space="0" w:color="000000"/>
-            </w:tcBorders>
-          </w:tcPr>
-          <w:p>
-            <w:pPr>
-              <w:widowControl w:val="0"/>
-              <w:bidi w:val="0"/>
-              <w:jc w:val="center"/>
+      </w:tr>
+      <w:tr>
+        <w:tc>
+          <w:tcPr>
+            <w:tcW w:w="2517" w:type="dxa"/>
+            <w:tcBorders>
+              <w:top w:val="single" w:sz="4" w:space="0" w:color="000000"/>
+              <w:left w:val="single" w:sz="4" w:space="0" w:color="000000"/>
+              <w:bottom w:val="single" w:sz="4" w:space="0" w:color="000000"/>
+              <w:right w:val="single" w:sz="4" w:space="0" w:color="000000"/>
+            </w:tcBorders>
+          </w:tcPr>
+          <w:p>
+            <w:pPr>
+              <w:widowControl w:val="0"/>
+              <w:bidi w:val="0"/>
               <w:rPr>
                 <w:rFonts w:cstheme="minorHAnsi"/>
                 <w:color w:val="000000"/>
@@ -24904,6 +24002,126 @@
                 <w:rFonts w:ascii="Arial" w:eastAsia="Arial" w:hAnsi="Arial" w:cs="Arial"/>
                 <w:color w:val="1F1F1F"/>
               </w:rPr>
+              <w:t>Product Backlog: Product Backlog (Frozen Handoff) &amp; Definition of Ready</w:t>
+            </w:r>
+          </w:p>
+        </w:tc>
+        <w:tc>
+          <w:tcPr>
+            <w:tcW w:w="2054" w:type="dxa"/>
+            <w:tcBorders>
+              <w:top w:val="single" w:sz="4" w:space="0" w:color="000000"/>
+              <w:left w:val="single" w:sz="4" w:space="0" w:color="000000"/>
+              <w:bottom w:val="single" w:sz="4" w:space="0" w:color="000000"/>
+              <w:right w:val="single" w:sz="4" w:space="0" w:color="000000"/>
+            </w:tcBorders>
+          </w:tcPr>
+          <w:p>
+            <w:pPr>
+              <w:widowControl w:val="0"/>
+              <w:bidi w:val="0"/>
+              <w:jc w:val="center"/>
+              <w:rPr>
+                <w:rFonts w:cstheme="minorHAnsi"/>
+                <w:color w:val="000000"/>
+                <w:sz w:val="24"/>
+              </w:rPr>
+            </w:pPr>
+            <w:r>
+              <w:rPr>
+                <w:rFonts w:ascii="Arial" w:eastAsia="Arial" w:hAnsi="Arial" w:cs="Arial"/>
+                <w:color w:val="1F1F1F"/>
+              </w:rPr>
+              <w:t>A/R</w:t>
+            </w:r>
+          </w:p>
+        </w:tc>
+        <w:tc>
+          <w:tcPr>
+            <w:tcW w:w="1636" w:type="dxa"/>
+            <w:tcBorders>
+              <w:top w:val="single" w:sz="4" w:space="0" w:color="000000"/>
+              <w:left w:val="single" w:sz="4" w:space="0" w:color="000000"/>
+              <w:bottom w:val="single" w:sz="4" w:space="0" w:color="000000"/>
+              <w:right w:val="single" w:sz="4" w:space="0" w:color="000000"/>
+            </w:tcBorders>
+          </w:tcPr>
+          <w:p>
+            <w:pPr>
+              <w:widowControl w:val="0"/>
+              <w:bidi w:val="0"/>
+              <w:jc w:val="center"/>
+              <w:rPr>
+                <w:rFonts w:cstheme="minorHAnsi"/>
+                <w:color w:val="000000"/>
+                <w:sz w:val="24"/>
+              </w:rPr>
+            </w:pPr>
+            <w:r>
+              <w:rPr>
+                <w:rFonts w:ascii="Arial" w:eastAsia="Arial" w:hAnsi="Arial" w:cs="Arial"/>
+                <w:color w:val="1F1F1F"/>
+              </w:rPr>
+              <w:t>C</w:t>
+            </w:r>
+          </w:p>
+        </w:tc>
+        <w:tc>
+          <w:tcPr>
+            <w:tcW w:w="1547" w:type="dxa"/>
+            <w:tcBorders>
+              <w:top w:val="single" w:sz="4" w:space="0" w:color="000000"/>
+              <w:left w:val="single" w:sz="4" w:space="0" w:color="000000"/>
+              <w:bottom w:val="single" w:sz="4" w:space="0" w:color="000000"/>
+              <w:right w:val="single" w:sz="4" w:space="0" w:color="000000"/>
+            </w:tcBorders>
+          </w:tcPr>
+          <w:p>
+            <w:pPr>
+              <w:widowControl w:val="0"/>
+              <w:bidi w:val="0"/>
+              <w:jc w:val="center"/>
+              <w:rPr>
+                <w:rFonts w:cstheme="minorHAnsi"/>
+                <w:color w:val="000000"/>
+                <w:sz w:val="24"/>
+              </w:rPr>
+            </w:pPr>
+            <w:r>
+              <w:rPr>
+                <w:rFonts w:ascii="Arial" w:eastAsia="Arial" w:hAnsi="Arial" w:cs="Arial"/>
+                <w:color w:val="1F1F1F"/>
+              </w:rPr>
+              <w:t>I</w:t>
+            </w:r>
+          </w:p>
+        </w:tc>
+        <w:tc>
+          <w:tcPr>
+            <w:tcW w:w="1884" w:type="dxa"/>
+            <w:tcBorders>
+              <w:top w:val="single" w:sz="4" w:space="0" w:color="000000"/>
+              <w:left w:val="single" w:sz="4" w:space="0" w:color="000000"/>
+              <w:bottom w:val="single" w:sz="4" w:space="0" w:color="000000"/>
+              <w:right w:val="single" w:sz="4" w:space="0" w:color="000000"/>
+            </w:tcBorders>
+          </w:tcPr>
+          <w:p>
+            <w:pPr>
+              <w:widowControl w:val="0"/>
+              <w:bidi w:val="0"/>
+              <w:jc w:val="center"/>
+              <w:rPr>
+                <w:rFonts w:cstheme="minorHAnsi"/>
+                <w:color w:val="000000"/>
+                <w:sz w:val="24"/>
+              </w:rPr>
+            </w:pPr>
+            <w:r>
+              <w:rPr>
+                <w:rFonts w:ascii="Arial" w:eastAsia="Arial" w:hAnsi="Arial" w:cs="Arial"/>
+                <w:color w:val="1F1F1F"/>
+              </w:rPr>
               <w:t>I</w:t>
             </w:r>
           </w:p>
@@ -24935,7 +24153,7 @@
                 <w:rFonts w:ascii="Arial" w:eastAsia="Arial" w:hAnsi="Arial" w:cs="Arial"/>
                 <w:color w:val="1F1F1F"/>
               </w:rPr>
-              <w:t>Product Backlog: Product Backlog (Frozen Handoff) &amp; Definition of Ready</w:t>
+              <w:t>Sprint Setup: Sprint Planning &amp; Sprint Goal</w:t>
             </w:r>
           </w:p>
         </w:tc>
@@ -24965,7 +24183,7 @@
                 <w:rFonts w:ascii="Arial" w:eastAsia="Arial" w:hAnsi="Arial" w:cs="Arial"/>
                 <w:color w:val="1F1F1F"/>
               </w:rPr>
-              <w:t>A/R</w:t>
+              <w:t>C</w:t>
             </w:r>
           </w:p>
         </w:tc>
@@ -24995,7 +24213,7 @@
                 <w:rFonts w:ascii="Arial" w:eastAsia="Arial" w:hAnsi="Arial" w:cs="Arial"/>
                 <w:color w:val="1F1F1F"/>
               </w:rPr>
-              <w:t>C</w:t>
+              <w:t>A/R</w:t>
             </w:r>
           </w:p>
         </w:tc>
@@ -25086,165 +24304,7 @@
                 <w:rFonts w:ascii="Arial" w:eastAsia="Arial" w:hAnsi="Arial" w:cs="Arial"/>
                 <w:color w:val="1F1F1F"/>
               </w:rPr>
-              <w:t>Sprint Setup: Sprint Planning &amp; Sprint Goal</w:t>
-            </w:r>
-          </w:p>
-        </w:tc>
-        <w:tc>
-          <w:tcPr>
-            <w:tcW w:w="2054" w:type="dxa"/>
-            <w:tcBorders>
-              <w:top w:val="single" w:sz="4" w:space="0" w:color="000000"/>
-              <w:left w:val="single" w:sz="4" w:space="0" w:color="000000"/>
-              <w:bottom w:val="single" w:sz="4" w:space="0" w:color="000000"/>
-              <w:right w:val="single" w:sz="4" w:space="0" w:color="000000"/>
-            </w:tcBorders>
-          </w:tcPr>
-          <w:p>
-            <w:pPr>
-              <w:widowControl w:val="0"/>
-              <w:bidi w:val="0"/>
-              <w:jc w:val="center"/>
-              <w:rPr>
-                <w:rFonts w:cstheme="minorHAnsi"/>
-                <w:color w:val="000000"/>
-                <w:sz w:val="24"/>
-              </w:rPr>
-            </w:pPr>
-            <w:r>
-              <w:rPr>
-                <w:rFonts w:ascii="Arial" w:eastAsia="Arial" w:hAnsi="Arial" w:cs="Arial"/>
-                <w:color w:val="1F1F1F"/>
-              </w:rPr>
-              <w:t>C</w:t>
-            </w:r>
-          </w:p>
-        </w:tc>
-        <w:tc>
-          <w:tcPr>
-            <w:tcW w:w="1636" w:type="dxa"/>
-            <w:tcBorders>
-              <w:top w:val="single" w:sz="4" w:space="0" w:color="000000"/>
-              <w:left w:val="single" w:sz="4" w:space="0" w:color="000000"/>
-              <w:bottom w:val="single" w:sz="4" w:space="0" w:color="000000"/>
-              <w:right w:val="single" w:sz="4" w:space="0" w:color="000000"/>
-            </w:tcBorders>
-          </w:tcPr>
-          <w:p>
-            <w:pPr>
-              <w:widowControl w:val="0"/>
-              <w:bidi w:val="0"/>
-              <w:jc w:val="center"/>
-              <w:rPr>
-                <w:rFonts w:cstheme="minorHAnsi"/>
-                <w:color w:val="000000"/>
-                <w:sz w:val="24"/>
-              </w:rPr>
-            </w:pPr>
-            <w:r>
-              <w:rPr>
-                <w:rFonts w:ascii="Arial" w:eastAsia="Arial" w:hAnsi="Arial" w:cs="Arial"/>
-                <w:color w:val="1F1F1F"/>
-              </w:rPr>
-              <w:t>A/R</w:t>
-            </w:r>
-          </w:p>
-        </w:tc>
-        <w:tc>
-          <w:tcPr>
-            <w:tcW w:w="1547" w:type="dxa"/>
-            <w:tcBorders>
-              <w:top w:val="single" w:sz="4" w:space="0" w:color="000000"/>
-              <w:left w:val="single" w:sz="4" w:space="0" w:color="000000"/>
-              <w:bottom w:val="single" w:sz="4" w:space="0" w:color="000000"/>
-              <w:right w:val="single" w:sz="4" w:space="0" w:color="000000"/>
-            </w:tcBorders>
-          </w:tcPr>
-          <w:p>
-            <w:pPr>
-              <w:widowControl w:val="0"/>
-              <w:bidi w:val="0"/>
-              <w:jc w:val="center"/>
-              <w:rPr>
-                <w:rFonts w:cstheme="minorHAnsi"/>
-                <w:color w:val="000000"/>
-                <w:sz w:val="24"/>
-              </w:rPr>
-            </w:pPr>
-            <w:r>
-              <w:rPr>
-                <w:rFonts w:ascii="Arial" w:eastAsia="Arial" w:hAnsi="Arial" w:cs="Arial"/>
-                <w:color w:val="1F1F1F"/>
-              </w:rPr>
-              <w:t>I</w:t>
-            </w:r>
-          </w:p>
-        </w:tc>
-        <w:tc>
-          <w:tcPr>
-            <w:tcW w:w="1884" w:type="dxa"/>
-            <w:tcBorders>
-              <w:top w:val="single" w:sz="4" w:space="0" w:color="000000"/>
-              <w:left w:val="single" w:sz="4" w:space="0" w:color="000000"/>
-              <w:bottom w:val="single" w:sz="4" w:space="0" w:color="000000"/>
-              <w:right w:val="single" w:sz="4" w:space="0" w:color="000000"/>
-            </w:tcBorders>
-          </w:tcPr>
-          <w:p>
-            <w:pPr>
-              <w:widowControl w:val="0"/>
-              <w:bidi w:val="0"/>
-              <w:jc w:val="center"/>
-              <w:rPr>
-                <w:rFonts w:cstheme="minorHAnsi"/>
-                <w:color w:val="000000"/>
-                <w:sz w:val="24"/>
-              </w:rPr>
-            </w:pPr>
-            <w:r>
-              <w:rPr>
-                <w:rFonts w:ascii="Arial" w:eastAsia="Arial" w:hAnsi="Arial" w:cs="Arial"/>
-                <w:color w:val="1F1F1F"/>
-              </w:rPr>
-              <w:t>I</w:t>
-            </w:r>
-          </w:p>
-        </w:tc>
-      </w:tr>
-      <w:tr>
-        <w:tc>
-          <w:tcPr>
-            <w:tcW w:w="2517" w:type="dxa"/>
-            <w:tcBorders>
-              <w:top w:val="single" w:sz="4" w:space="0" w:color="000000"/>
-              <w:left w:val="single" w:sz="4" w:space="0" w:color="000000"/>
-              <w:bottom w:val="single" w:sz="4" w:space="0" w:color="000000"/>
-              <w:right w:val="single" w:sz="4" w:space="0" w:color="000000"/>
-            </w:tcBorders>
-          </w:tcPr>
-          <w:p>
-            <w:pPr>
-              <w:widowControl w:val="0"/>
-              <w:bidi w:val="0"/>
-              <w:rPr>
-                <w:rFonts w:cstheme="minorHAnsi"/>
-                <w:color w:val="000000"/>
-                <w:sz w:val="24"/>
-              </w:rPr>
-            </w:pPr>
-            <w:r>
-              <w:rPr>
-                <w:rFonts w:ascii="Arial" w:eastAsia="Arial" w:hAnsi="Arial" w:cs="Arial"/>
-                <w:color w:val="1F1F1F"/>
-              </w:rPr>
-              <w:t xml:space="preserve">Sprint Execution: Sprint Backlog, Task Board, Definition of Done, Daily Scrum </w:t>
-            </w:r>
-            <w:r>
-              <w:rPr>
-                <w:rFonts w:ascii="Arial" w:eastAsia="Arial" w:hAnsi="Arial" w:cs="Arial"/>
-                <w:color w:val="1F1F1F"/>
-              </w:rPr>
-              <w:t>Notes, Burndown Chart</w:t>
+              <w:t>Sprint Execution: Sprint Backlog, Task Board, Definition of Done, Daily Scrum Notes, Burndown Chart</w:t>
             </w:r>
           </w:p>
         </w:tc>
@@ -27110,17 +26170,8 @@
                 <w:color w:val="000000"/>
                 <w:sz w:val="24"/>
               </w:rPr>
-              <w:t xml:space="preserve">Because the system relies on a local database (WBS 1.4.5), a hardware failure may cause Data Base corruption, resulting in total data </w:t>
-            </w:r>
-            <w:proofErr w:type="gramStart"/>
-            <w:r>
-              <w:rPr>
-                <w:color w:val="000000"/>
-                <w:sz w:val="24"/>
-              </w:rPr>
-              <w:t>loss .</w:t>
-            </w:r>
-            <w:proofErr w:type="gramEnd"/>
+              <w:t>Because the system relies on a local database (WBS 1.4.5), a hardware failure may cause Data Base corruption, resulting in total data loss .</w:t>
+            </w:r>
           </w:p>
         </w:tc>
         <w:tc>
@@ -27261,14 +26312,7 @@
                 <w:color w:val="000000"/>
                 <w:sz w:val="24"/>
               </w:rPr>
-              <w:t xml:space="preserve">Build automated local </w:t>
-            </w:r>
-            <w:r>
-              <w:rPr>
-                <w:color w:val="000000"/>
-                <w:sz w:val="24"/>
-              </w:rPr>
-              <w:t>backup and restore utilities in the software.</w:t>
+              <w:t>Build automated local backup and restore utilities in the software.</w:t>
             </w:r>
           </w:p>
         </w:tc>
@@ -27393,14 +26437,7 @@
                 <w:color w:val="000000"/>
                 <w:sz w:val="24"/>
               </w:rPr>
-              <w:t xml:space="preserve">Because stakeholders may request "Out-of-Scope" features like online payments, there is a risk of scope creep, resulting </w:t>
-            </w:r>
-            <w:r>
-              <w:rPr>
-                <w:color w:val="000000"/>
-                <w:sz w:val="24"/>
-              </w:rPr>
-              <w:t>in missing the Oct 8 deadline.</w:t>
+              <w:t>Because stakeholders may request "Out-of-Scope" features like online payments, there is a risk of scope creep, resulting in missing the Oct 8 deadline.</w:t>
             </w:r>
           </w:p>
         </w:tc>
@@ -27648,14 +26685,7 @@
                 <w:color w:val="000000"/>
                 <w:sz w:val="24"/>
               </w:rPr>
-              <w:t xml:space="preserve">Because </w:t>
-            </w:r>
-            <w:r>
-              <w:rPr>
-                <w:color w:val="000000"/>
-                <w:sz w:val="24"/>
-              </w:rPr>
-              <w:t>multiple members edit files, there is a risk of GitHub merge conflicts, resulting in overwritten documentation.</w:t>
+              <w:t>Because multiple members edit files, there is a risk of GitHub merge conflicts, resulting in overwritten documentation.</w:t>
             </w:r>
           </w:p>
         </w:tc>
@@ -27802,24 +26832,8 @@
                 <w:color w:val="000000"/>
                 <w:sz w:val="24"/>
               </w:rPr>
-              <w:t xml:space="preserve">Use GitHub's version history to </w:t>
-            </w:r>
-            <w:r>
-              <w:rPr>
-                <w:color w:val="000000"/>
-                <w:sz w:val="24"/>
-              </w:rPr>
-              <w:t xml:space="preserve">manually merge and restore the correct </w:t>
-            </w:r>
-            <w:proofErr w:type="gramStart"/>
-            <w:r>
-              <w:rPr>
-                <w:color w:val="000000"/>
-                <w:sz w:val="24"/>
-              </w:rPr>
-              <w:t>text .</w:t>
-            </w:r>
-            <w:proofErr w:type="gramEnd"/>
+              <w:t>Use GitHub's version history to manually merge and restore the correct text .</w:t>
+            </w:r>
           </w:p>
         </w:tc>
         <w:tc>
@@ -28042,14 +27056,7 @@
                 <w:color w:val="000000"/>
                 <w:sz w:val="24"/>
               </w:rPr>
-              <w:t xml:space="preserve">Apply a story-review checklist before </w:t>
-            </w:r>
-            <w:r>
-              <w:rPr>
-                <w:color w:val="000000"/>
-                <w:sz w:val="24"/>
-              </w:rPr>
-              <w:t xml:space="preserve">finalizing the </w:t>
+              <w:t xml:space="preserve">Apply a story-review checklist before finalizing the </w:t>
             </w:r>
             <w:r>
               <w:rPr>
@@ -28192,24 +27199,8 @@
                 <w:color w:val="000000"/>
                 <w:sz w:val="24"/>
               </w:rPr>
-              <w:t xml:space="preserve">Because of personal emergencies, a member may become unavailable, resulting in incomplete technical modules </w:t>
-            </w:r>
-            <w:r>
-              <w:rPr>
-                <w:color w:val="000000"/>
-                <w:sz w:val="24"/>
-              </w:rPr>
-              <w:t>(1.4.1–1.4.4</w:t>
-            </w:r>
-            <w:proofErr w:type="gramStart"/>
-            <w:r>
-              <w:rPr>
-                <w:color w:val="000000"/>
-                <w:sz w:val="24"/>
-              </w:rPr>
-              <w:t>) .</w:t>
-            </w:r>
-            <w:proofErr w:type="gramEnd"/>
+              <w:t>Because of personal emergencies, a member may become unavailable, resulting in incomplete technical modules (1.4.1–1.4.4) .</w:t>
+            </w:r>
           </w:p>
         </w:tc>
         <w:tc>
@@ -28456,14 +27447,7 @@
                 <w:color w:val="000000"/>
                 <w:sz w:val="24"/>
               </w:rPr>
-              <w:t xml:space="preserve">Because of the </w:t>
-            </w:r>
-            <w:r>
-              <w:rPr>
-                <w:color w:val="000000"/>
-                <w:sz w:val="24"/>
-              </w:rPr>
-              <w:t>instructor's schedule, feedback may be delayed, resulting in postponed document finalization.</w:t>
+              <w:t>Because of the instructor's schedule, feedback may be delayed, resulting in postponed document finalization.</w:t>
             </w:r>
           </w:p>
         </w:tc>
@@ -28626,14 +27610,7 @@
                 <w:color w:val="000000"/>
                 <w:sz w:val="24"/>
               </w:rPr>
-              <w:t xml:space="preserve"> to request an extensi</w:t>
-            </w:r>
-            <w:r>
-              <w:rPr>
-                <w:color w:val="000000"/>
-                <w:sz w:val="24"/>
-              </w:rPr>
-              <w:t>on.</w:t>
+              <w:t xml:space="preserve"> to request an extension.</w:t>
             </w:r>
           </w:p>
         </w:tc>
@@ -29401,15 +28378,7 @@
                 <w:sz w:val="24"/>
               </w:rPr>
               <w:lastRenderedPageBreak/>
-              <w:t>Intern</w:t>
-            </w:r>
-            <w:r>
-              <w:rPr>
-                <w:rFonts w:cstheme="minorHAnsi"/>
-                <w:color w:val="000000"/>
-                <w:sz w:val="24"/>
-              </w:rPr>
-              <w:t>al Team</w:t>
+              <w:t>Internal Team</w:t>
             </w:r>
           </w:p>
         </w:tc>
@@ -29769,15 +28738,7 @@
                 <w:color w:val="000000"/>
                 <w:sz w:val="24"/>
               </w:rPr>
-              <w:t xml:space="preserve">Risk &amp; Issue </w:t>
-            </w:r>
-            <w:r>
-              <w:rPr>
-                <w:rFonts w:cstheme="minorHAnsi"/>
-                <w:color w:val="000000"/>
-                <w:sz w:val="24"/>
-              </w:rPr>
-              <w:t>Review</w:t>
+              <w:t>Risk &amp; Issue Review</w:t>
             </w:r>
           </w:p>
         </w:tc>
@@ -30115,15 +29076,7 @@
                 <w:color w:val="000000"/>
                 <w:sz w:val="24"/>
               </w:rPr>
-              <w:t xml:space="preserve">Face-to-Face / </w:t>
-            </w:r>
-            <w:r>
-              <w:rPr>
-                <w:rFonts w:cstheme="minorHAnsi"/>
-                <w:color w:val="000000"/>
-                <w:sz w:val="24"/>
-              </w:rPr>
-              <w:t>WhatsApp</w:t>
+              <w:t>Face-to-Face / WhatsApp</w:t>
             </w:r>
           </w:p>
         </w:tc>
@@ -30399,10 +29352,7 @@
       </w:pPr>
       <w:bookmarkStart w:id="40" w:name="_Toc241022131"/>
       <w:r>
-        <w:t xml:space="preserve">9. </w:t>
-      </w:r>
-      <w:r>
-        <w:t>Quality Checklist</w:t>
+        <w:t>9. Quality Checklist</w:t>
       </w:r>
       <w:bookmarkEnd w:id="40"/>
     </w:p>
@@ -30446,14 +29396,7 @@
           <w:color w:val="000000"/>
           <w:sz w:val="24"/>
         </w:rPr>
-        <w:t xml:space="preserve"> Compliant with official lab template layouts and numbering; clear, specific objectives; zero spelling or grammatical errors. Reviewed by Mohammed Alsamawi and Aiham</w:t>
-      </w:r>
-      <w:r>
-        <w:rPr>
-          <w:color w:val="000000"/>
-          <w:sz w:val="24"/>
-        </w:rPr>
-        <w:t xml:space="preserve"> Alhalmi.</w:t>
+        <w:t xml:space="preserve"> Compliant with official lab template layouts and numbering; clear, specific objectives; zero spelling or grammatical errors. Reviewed by Mohammed Alsamawi and Aiham Alhalmi.</w:t>
       </w:r>
     </w:p>
     <w:p>
@@ -30525,14 +29468,7 @@
           <w:color w:val="000000"/>
           <w:sz w:val="24"/>
         </w:rPr>
-        <w:t xml:space="preserve"> Intuitive naviga</w:t>
-      </w:r>
-      <w:r>
-        <w:rPr>
-          <w:color w:val="000000"/>
-          <w:sz w:val="24"/>
-        </w:rPr>
-        <w:t>tion designed for local property managers; clean UI responsiveness across Windows 10/11 environments. Tested by the full team.</w:t>
+        <w:t xml:space="preserve"> Intuitive navigation designed for local property managers; clean UI responsiveness across Windows 10/11 environments. Tested by the full team.</w:t>
       </w:r>
     </w:p>
     <w:p>
@@ -30562,14 +29498,7 @@
           <w:color w:val="000000"/>
           <w:sz w:val="24"/>
         </w:rPr>
-        <w:t xml:space="preserve"> 100% offline operational capability using local SQLite storage without internet dependencies; aut</w:t>
-      </w:r>
-      <w:r>
-        <w:rPr>
-          <w:color w:val="000000"/>
-          <w:sz w:val="24"/>
-        </w:rPr>
-        <w:t>omated backup utilities functioning correctly. Tested via offline stress testing.</w:t>
+        <w:t xml:space="preserve"> 100% offline operational capability using local SQLite storage without internet dependencies; automated backup utilities functioning correctly. Tested via offline stress testing.</w:t>
       </w:r>
     </w:p>
     <w:p>
@@ -30871,14 +29800,7 @@
                 <w:color w:val="000000"/>
                 <w:sz w:val="24"/>
               </w:rPr>
-              <w:t xml:space="preserve">GitHub Merge Conflict: Edits to the shared </w:t>
-            </w:r>
-            <w:r>
-              <w:rPr>
-                <w:color w:val="000000"/>
-                <w:sz w:val="24"/>
-              </w:rPr>
-              <w:t>Scope Statement (WBS 1.2.3) were overwritten during a simultaneous push.</w:t>
+              <w:t>GitHub Merge Conflict: Edits to the shared Scope Statement (WBS 1.2.3) were overwritten during a simultaneous push.</w:t>
             </w:r>
           </w:p>
         </w:tc>
@@ -31024,14 +29946,7 @@
                 <w:color w:val="000000"/>
                 <w:sz w:val="24"/>
               </w:rPr>
-              <w:t xml:space="preserve">Role Ambiguity: Specific technical </w:t>
-            </w:r>
-            <w:r>
-              <w:rPr>
-                <w:color w:val="000000"/>
-                <w:sz w:val="24"/>
-              </w:rPr>
-              <w:t xml:space="preserve">responsibilities for the </w:t>
+              <w:t xml:space="preserve">Role Ambiguity: Specific technical responsibilities for the </w:t>
             </w:r>
             <w:proofErr w:type="spellStart"/>
             <w:r>
@@ -31193,14 +30108,7 @@
                 <w:color w:val="000000"/>
                 <w:sz w:val="24"/>
               </w:rPr>
-              <w:t>Calculati</w:t>
-            </w:r>
-            <w:r>
-              <w:rPr>
-                <w:color w:val="000000"/>
-                <w:sz w:val="24"/>
-              </w:rPr>
-              <w:t>on Error: The Rent &amp; Payment Module (WBS 1.4.2) is producing rounding errors for partial payments in local currency.</w:t>
+              <w:t>Calculation Error: The Rent &amp; Payment Module (WBS 1.4.2) is producing rounding errors for partial payments in local currency.</w:t>
             </w:r>
           </w:p>
         </w:tc>
@@ -31272,17 +30180,8 @@
                 <w:color w:val="000000"/>
                 <w:sz w:val="24"/>
               </w:rPr>
-              <w:t xml:space="preserve">Review the Python/SQLite logic to ensure decimal precision for financial </w:t>
-            </w:r>
-            <w:proofErr w:type="gramStart"/>
-            <w:r>
-              <w:rPr>
-                <w:color w:val="000000"/>
-                <w:sz w:val="24"/>
-              </w:rPr>
-              <w:t>transactions .</w:t>
-            </w:r>
-            <w:proofErr w:type="gramEnd"/>
+              <w:t>Review the Python/SQLite logic to ensure decimal precision for financial transactions .</w:t>
+            </w:r>
           </w:p>
         </w:tc>
         <w:tc>
@@ -31456,17 +30355,8 @@
                 <w:color w:val="000000"/>
                 <w:sz w:val="24"/>
               </w:rPr>
-              <w:t xml:space="preserve">/E-Wallets integrations as per project </w:t>
-            </w:r>
-            <w:proofErr w:type="gramStart"/>
-            <w:r>
-              <w:rPr>
-                <w:color w:val="000000"/>
-                <w:sz w:val="24"/>
-              </w:rPr>
-              <w:t>constraints .</w:t>
-            </w:r>
-            <w:proofErr w:type="gramEnd"/>
+              <w:t>/E-Wallets integrations as per project constraints .</w:t>
+            </w:r>
           </w:p>
         </w:tc>
         <w:tc>
@@ -32026,14 +30916,7 @@
                 <w:color w:val="000000"/>
                 <w:sz w:val="24"/>
               </w:rPr>
-              <w:t xml:space="preserve">Significant </w:t>
-            </w:r>
-            <w:r>
-              <w:rPr>
-                <w:color w:val="000000"/>
-                <w:sz w:val="24"/>
-              </w:rPr>
-              <w:t>Increase. Adds a network layer and external API dependencies.</w:t>
+              <w:t>Significant Increase. Adds a network layer and external API dependencies.</w:t>
             </w:r>
           </w:p>
         </w:tc>
@@ -32133,14 +31016,7 @@
                 <w:color w:val="000000"/>
                 <w:sz w:val="24"/>
               </w:rPr>
-              <w:t>Violates System Boundaries. The system is mandated to be 100% offlin</w:t>
-            </w:r>
-            <w:r>
-              <w:rPr>
-                <w:color w:val="000000"/>
-                <w:sz w:val="24"/>
-              </w:rPr>
-              <w:t>e (WBS 1.2.2).</w:t>
+              <w:t>Violates System Boundaries. The system is mandated to be 100% offline (WBS 1.2.2).</w:t>
             </w:r>
           </w:p>
         </w:tc>
@@ -32290,23 +31166,7 @@
                 <w:color w:val="000000"/>
                 <w:sz w:val="24"/>
               </w:rPr>
-              <w:t xml:space="preserve">Mohammed </w:t>
-            </w:r>
-            <w:proofErr w:type="gramStart"/>
-            <w:r>
-              <w:rPr>
-                <w:color w:val="000000"/>
-                <w:sz w:val="24"/>
-              </w:rPr>
-              <w:t>Alsamawi  &amp;</w:t>
-            </w:r>
-            <w:proofErr w:type="gramEnd"/>
-            <w:r>
-              <w:rPr>
-                <w:color w:val="000000"/>
-                <w:sz w:val="24"/>
-              </w:rPr>
-              <w:t xml:space="preserve"> Aiham Alhalmi </w:t>
+              <w:t xml:space="preserve">Mohammed Alsamawi  &amp; Aiham Alhalmi </w:t>
             </w:r>
           </w:p>
         </w:tc>
@@ -33000,6 +31860,53 @@
         <w:outlineLvl w:val="0"/>
       </w:pPr>
       <w:bookmarkStart w:id="46" w:name="_Toc241022137"/>
+      <w:r>
+        <w:t>Section 1</w:t>
+      </w:r>
+      <w:r>
+        <w:t>8</w:t>
+      </w:r>
+      <w:r>
+        <w:t>: Agile Suitability Assessment</w:t>
+      </w:r>
+    </w:p>
+    <w:p>
+      <w:pPr>
+        <w:bidi w:val="0"/>
+        <w:rPr>
+          <w:color w:val="000000"/>
+          <w:sz w:val="24"/>
+        </w:rPr>
+      </w:pPr>
+      <w:r>
+        <w:rPr>
+          <w:color w:val="000000"/>
+          <w:sz w:val="24"/>
+        </w:rPr>
+        <w:t>Agile/Scrum</w:t>
+      </w:r>
+      <w:r>
+        <w:rPr>
+          <w:color w:val="000000"/>
+          <w:sz w:val="24"/>
+        </w:rPr>
+        <w:t xml:space="preserve"> </w:t>
+      </w:r>
+      <w:r>
+        <w:rPr>
+          <w:color w:val="000000"/>
+          <w:sz w:val="24"/>
+        </w:rPr>
+        <w:t xml:space="preserve"> is suitable because the system can be delivered incrementally by module. The team can first establish the offline database and unit directory, then add rent, maintenance, parcel, and backup capabilities in later increments. Sprint Reviews allow building managers and owners to provide feedback before the full product scope is finalized. Scrum also supports visibility through the Product Backlog, Sprint Backlog, Task Board, Definition of Ready, Definition of Done, Review, and Retrospective. The approach has limits: offline database architecture and Windows deployment constraints require early technical decisions, and the small academic team may need members to hold more than one Scrum responsibility. Therefore, the project should use Scrum for incremental product delivery while controlling the fixed architecture and academic deadline through formal scope and change management.</w:t>
+      </w:r>
+    </w:p>
+    <w:p>
+      <w:pPr>
+        <w:pStyle w:val="11"/>
+        <w:bidi w:val="0"/>
+        <w:spacing w:before="280" w:after="140"/>
+        <w:outlineLvl w:val="0"/>
+      </w:pPr>
       <w:r>
         <w:t>Section 19: Scrum Team Assignment &amp; Responsibilities</w:t>
       </w:r>
@@ -33181,14 +32088,7 @@
           <w:color w:val="000000"/>
           <w:sz w:val="24"/>
         </w:rPr>
-        <w:t>• Represents the voice of local a</w:t>
-      </w:r>
-      <w:r>
-        <w:rPr>
-          <w:color w:val="000000"/>
-          <w:sz w:val="24"/>
-        </w:rPr>
-        <w:t>partment managers and building owners to define core system functionalities.</w:t>
+        <w:t>• Represents the voice of local apartment managers and building owners to define core system functionalities.</w:t>
       </w:r>
     </w:p>
     <w:p>
@@ -33238,14 +32138,7 @@
           <w:color w:val="000000"/>
           <w:sz w:val="24"/>
         </w:rPr>
-        <w:t>• Facilitates team collaborat</w:t>
-      </w:r>
-      <w:r>
-        <w:rPr>
-          <w:color w:val="000000"/>
-          <w:sz w:val="24"/>
-        </w:rPr>
-        <w:t>ion through daily informal coordination via WhatsApp and weekly formal face-to-face meetings.</w:t>
+        <w:t>• Facilitates team collaboration through daily informal coordination via WhatsApp and weekly formal face-to-face meetings.</w:t>
       </w:r>
     </w:p>
     <w:p>
@@ -33273,14 +32166,8 @@
           <w:color w:val="000000"/>
           <w:sz w:val="24"/>
         </w:rPr>
-        <w:t xml:space="preserve">• Monitors adherence to lab documentation </w:t>
-      </w:r>
-      <w:r>
-        <w:rPr>
-          <w:color w:val="000000"/>
-          <w:sz w:val="24"/>
-        </w:rPr>
-        <w:t>guidelines, quality standards, and project constraints.</w:t>
+        <w:lastRenderedPageBreak/>
+        <w:t>• Monitors adherence to lab documentation guidelines, quality standards, and project constraints.</w:t>
       </w:r>
     </w:p>
     <w:p>
@@ -33330,14 +32217,7 @@
           <w:color w:val="000000"/>
           <w:sz w:val="24"/>
         </w:rPr>
-        <w:t>• Implements core modules including unit mapping, rent calculation, maintenance</w:t>
-      </w:r>
-      <w:r>
-        <w:rPr>
-          <w:color w:val="000000"/>
-          <w:sz w:val="24"/>
-        </w:rPr>
-        <w:t xml:space="preserve"> logging, and parcel tracking.</w:t>
+        <w:t>• Implements core modules including unit mapping, rent calculation, maintenance logging, and parcel tracking.</w:t>
       </w:r>
     </w:p>
     <w:p>
@@ -33388,7 +32268,6 @@
       </w:pPr>
       <w:bookmarkStart w:id="51" w:name="_Toc241022142"/>
       <w:r>
-        <w:lastRenderedPageBreak/>
         <w:t>3. Product Vision Statement</w:t>
       </w:r>
       <w:bookmarkEnd w:id="51"/>
@@ -33403,28 +32282,7 @@
           <w:color w:val="000000"/>
           <w:sz w:val="24"/>
         </w:rPr>
-        <w:t>"For local apartment managers</w:t>
-      </w:r>
-      <w:r>
-        <w:rPr>
-          <w:color w:val="000000"/>
-          <w:sz w:val="24"/>
-        </w:rPr>
-        <w:t xml:space="preserve"> and building owners who currently oversee residential properties, rent tracking, unit allocation, and maintenance requests using manual paper-based records or simple memory—leading to financial tracking errors, data loss risks, and tenant disputes in envi</w:t>
-      </w:r>
-      <w:r>
-        <w:rPr>
-          <w:color w:val="000000"/>
-          <w:sz w:val="24"/>
-        </w:rPr>
-        <w:t>ronments with unstable or expensive internet connectivity, our Apartment Management System will provide an accurate, reliable, and 100% offline local database solution that functions seamlessly without internet dependencies, ensuring sub-minute transaction</w:t>
-      </w:r>
-      <w:r>
-        <w:rPr>
-          <w:color w:val="000000"/>
-          <w:sz w:val="24"/>
-        </w:rPr>
-        <w:t xml:space="preserve"> efficiency, zero financial reconciliation errors, and complete local data integrity."</w:t>
+        <w:t>"For local apartment managers and building owners who currently oversee residential properties, rent tracking, unit allocation, and maintenance requests using manual paper-based records or simple memory—leading to financial tracking errors, data loss risks, and tenant disputes in environments with unstable or expensive internet connectivity, our Apartment Management System will provide an accurate, reliable, and 100% offline local database solution that functions seamlessly without internet dependencies, ensuring sub-minute transaction efficiency, zero financial reconciliation errors, and complete local data integrity."</w:t>
       </w:r>
     </w:p>
     <w:p>
@@ -33491,14 +32349,7 @@
           <w:color w:val="000000"/>
           <w:sz w:val="24"/>
         </w:rPr>
-        <w:t xml:space="preserve"> To deliver a robust, fully functional, and localized standalone desktop management system that completely replaces manual paper records for property managers operating in low-resource environments, guaranteeing 100% offline reliability, zero financial rec</w:t>
-      </w:r>
-      <w:r>
-        <w:rPr>
-          <w:color w:val="000000"/>
-          <w:sz w:val="24"/>
-        </w:rPr>
-        <w:t>onciliation errors, and sub-minute operational efficiency across all core modules by the final project delivery milestone.</w:t>
+        <w:t xml:space="preserve"> To deliver a robust, fully functional, and localized standalone desktop management system that completely replaces manual paper records for property managers operating in low-resource environments, guaranteeing 100% offline reliability, zero financial reconciliation errors, and sub-minute operational efficiency across all core modules by the final project delivery milestone.</w:t>
       </w:r>
     </w:p>
     <w:p>
@@ -33672,17 +32523,8 @@
                 <w:color w:val="000000"/>
                 <w:sz w:val="24"/>
               </w:rPr>
-              <w:t xml:space="preserve">Offline </w:t>
-            </w:r>
-            <w:r>
-              <w:rPr>
-                <w:rFonts w:eastAsia="Google Sans" w:cs="Google Sans"/>
-                <w:b/>
-                <w:bCs/>
-                <w:color w:val="000000"/>
-                <w:sz w:val="24"/>
-              </w:rPr>
-              <w:t>Operational Availability</w:t>
+              <w:lastRenderedPageBreak/>
+              <w:t>Offline Operational Availability</w:t>
             </w:r>
           </w:p>
         </w:tc>
@@ -33804,15 +32646,7 @@
                 <w:color w:val="000000"/>
                 <w:sz w:val="24"/>
               </w:rPr>
-              <w:t>Complete rent payment logging, maintenance recording, and package ch</w:t>
-            </w:r>
-            <w:r>
-              <w:rPr>
-                <w:rFonts w:eastAsia="Google Sans" w:cs="Google Sans"/>
-                <w:color w:val="000000"/>
-                <w:sz w:val="24"/>
-              </w:rPr>
-              <w:t>eck-in transactions in under 1 minute per entry.</w:t>
+              <w:t>Complete rent payment logging, maintenance recording, and package check-in transactions in under 1 minute per entry.</w:t>
             </w:r>
           </w:p>
         </w:tc>
@@ -33905,24 +32739,7 @@
                 <w:color w:val="000000"/>
                 <w:sz w:val="24"/>
               </w:rPr>
-              <w:t xml:space="preserve">0% reconciliation errors on rent dues and partial payments, alongside </w:t>
-            </w:r>
-            <w:r>
-              <w:rPr>
-                <w:rFonts w:eastAsia="Google Sans" w:cs="Google Sans"/>
-                <w:color w:val="000000"/>
-                <w:sz w:val="24"/>
-              </w:rPr>
-              <w:lastRenderedPageBreak/>
-              <w:t>verified zero data loss or corru</w:t>
-            </w:r>
-            <w:r>
-              <w:rPr>
-                <w:rFonts w:eastAsia="Google Sans" w:cs="Google Sans"/>
-                <w:color w:val="000000"/>
-                <w:sz w:val="24"/>
-              </w:rPr>
-              <w:t>ption during sudden application closures.</w:t>
+              <w:t>0% reconciliation errors on rent dues and partial payments, alongside verified zero data loss or corruption during sudden application closures.</w:t>
             </w:r>
           </w:p>
         </w:tc>
@@ -33951,7 +32768,6 @@
                 <w:color w:val="000000"/>
                 <w:sz w:val="24"/>
               </w:rPr>
-              <w:lastRenderedPageBreak/>
               <w:t>High financial accuracy and robust local SQLite backups.</w:t>
             </w:r>
           </w:p>
@@ -34045,15 +32861,7 @@
                 <w:color w:val="000000"/>
                 <w:sz w:val="24"/>
               </w:rPr>
-              <w:t xml:space="preserve">Adherence to </w:t>
-            </w:r>
-            <w:r>
-              <w:rPr>
-                <w:rFonts w:eastAsia="Google Sans" w:cs="Google Sans"/>
-                <w:color w:val="000000"/>
-                <w:sz w:val="24"/>
-              </w:rPr>
-              <w:t>course schedule and governance requirements.</w:t>
+              <w:t>Adherence to course schedule and governance requirements.</w:t>
             </w:r>
           </w:p>
         </w:tc>
@@ -34316,7 +33124,7 @@
                 <w:color w:val="000000"/>
                 <w:sz w:val="24"/>
               </w:rPr>
-              <w:t xml:space="preserve">Enables building managers to map, organize, and monitor </w:t>
+              <w:t xml:space="preserve">Enables building managers to map, organize, and monitor residential units in real-time, tracking occupancy status (Occupied, Vacant, Under </w:t>
             </w:r>
             <w:r>
               <w:rPr>
@@ -34324,7 +33132,8 @@
                 <w:color w:val="000000"/>
                 <w:sz w:val="24"/>
               </w:rPr>
-              <w:t>residential units in real-time, tracking occupancy status (Occupied, Vacant, Under Maintenance).</w:t>
+              <w:lastRenderedPageBreak/>
+              <w:t>Maintenance).</w:t>
             </w:r>
           </w:p>
         </w:tc>
@@ -34359,6 +33168,7 @@
                 <w:color w:val="000000"/>
                 <w:sz w:val="24"/>
               </w:rPr>
+              <w:lastRenderedPageBreak/>
               <w:t>EPIC-02</w:t>
             </w:r>
           </w:p>
@@ -34421,15 +33231,7 @@
                 <w:color w:val="000000"/>
                 <w:sz w:val="24"/>
               </w:rPr>
-              <w:t>Streamlines financial administration by recording full and partial rent payments, generating local receipts, calculating bal</w:t>
-            </w:r>
-            <w:r>
-              <w:rPr>
-                <w:rFonts w:eastAsia="Google Sans" w:cs="Google Sans"/>
-                <w:color w:val="000000"/>
-                <w:sz w:val="24"/>
-              </w:rPr>
-              <w:t>ances, and monitoring overdue accounts.</w:t>
+              <w:t>Streamlines financial administration by recording full and partial rent payments, generating local receipts, calculating balances, and monitoring overdue accounts.</w:t>
             </w:r>
           </w:p>
         </w:tc>
@@ -34526,16 +33328,7 @@
                 <w:color w:val="000000"/>
                 <w:sz w:val="24"/>
               </w:rPr>
-              <w:t xml:space="preserve">Centralizes property upkeep by logging incoming repair requests, assigning priority levels, tracking repair </w:t>
-            </w:r>
-            <w:r>
-              <w:rPr>
-                <w:rFonts w:eastAsia="Google Sans" w:cs="Google Sans"/>
-                <w:color w:val="000000"/>
-                <w:sz w:val="24"/>
-              </w:rPr>
-              <w:lastRenderedPageBreak/>
-              <w:t>actions, and updating completion statuses.</w:t>
+              <w:t>Centralizes property upkeep by logging incoming repair requests, assigning priority levels, tracking repair actions, and updating completion statuses.</w:t>
             </w:r>
           </w:p>
         </w:tc>
@@ -34570,7 +33363,6 @@
                 <w:color w:val="000000"/>
                 <w:sz w:val="24"/>
               </w:rPr>
-              <w:lastRenderedPageBreak/>
               <w:t>EPIC-04</w:t>
             </w:r>
           </w:p>
@@ -34604,17 +33396,7 @@
                 <w:color w:val="000000"/>
                 <w:sz w:val="24"/>
               </w:rPr>
-              <w:t xml:space="preserve">Package &amp; </w:t>
-            </w:r>
-            <w:r>
-              <w:rPr>
-                <w:rFonts w:eastAsia="Google Sans" w:cs="Google Sans"/>
-                <w:b/>
-                <w:bCs/>
-                <w:color w:val="000000"/>
-                <w:sz w:val="24"/>
-              </w:rPr>
-              <w:t>Parcel Management</w:t>
+              <w:t>Package &amp; Parcel Management</w:t>
             </w:r>
           </w:p>
         </w:tc>
@@ -34740,15 +33522,7 @@
                 <w:color w:val="000000"/>
                 <w:sz w:val="24"/>
               </w:rPr>
-              <w:t>Implements the core loca</w:t>
-            </w:r>
-            <w:r>
-              <w:rPr>
-                <w:rFonts w:eastAsia="Google Sans" w:cs="Google Sans"/>
-                <w:color w:val="000000"/>
-                <w:sz w:val="24"/>
-              </w:rPr>
-              <w:t>l SQLite database, Windows desktop GUI shell, and automated local file backup/restore utilities to guarantee 100% offline capability.</w:t>
+              <w:t>Implements the core local SQLite database, Windows desktop GUI shell, and automated local file backup/restore utilities to guarantee 100% offline capability.</w:t>
             </w:r>
           </w:p>
         </w:tc>
@@ -34841,6 +33615,7 @@
                 <w:color w:val="000000"/>
                 <w:sz w:val="24"/>
               </w:rPr>
+              <w:lastRenderedPageBreak/>
               <w:t>Epic ID &amp; Name</w:t>
             </w:r>
           </w:p>
@@ -34943,17 +33718,7 @@
                 <w:color w:val="000000"/>
                 <w:sz w:val="24"/>
               </w:rPr>
-              <w:t xml:space="preserve">Detailed Capability &amp; </w:t>
-            </w:r>
-            <w:r>
-              <w:rPr>
-                <w:rFonts w:eastAsia="Google Sans" w:cs="Google Sans"/>
-                <w:b/>
-                <w:bCs/>
-                <w:color w:val="000000"/>
-                <w:sz w:val="24"/>
-              </w:rPr>
-              <w:t>Description</w:t>
+              <w:t>Detailed Capability &amp; Description</w:t>
             </w:r>
           </w:p>
         </w:tc>
@@ -35193,24 +33958,7 @@
                 <w:color w:val="000000"/>
                 <w:sz w:val="24"/>
               </w:rPr>
-              <w:t xml:space="preserve">Monitor real-time unit statuses categorized as Occupied, Vacant, or </w:t>
-            </w:r>
-            <w:r>
-              <w:rPr>
-                <w:rFonts w:eastAsia="Google Sans" w:cs="Google Sans"/>
-                <w:color w:val="000000"/>
-                <w:sz w:val="24"/>
-              </w:rPr>
-              <w:t xml:space="preserve">Under </w:t>
-            </w:r>
-            <w:r>
-              <w:rPr>
-                <w:rFonts w:eastAsia="Google Sans" w:cs="Google Sans"/>
-                <w:color w:val="000000"/>
-                <w:sz w:val="24"/>
-              </w:rPr>
-              <w:lastRenderedPageBreak/>
-              <w:t>Maintenance.</w:t>
+              <w:t>Monitor real-time unit statuses categorized as Occupied, Vacant, or Under Maintenance.</w:t>
             </w:r>
           </w:p>
         </w:tc>
@@ -35245,7 +33993,6 @@
                 <w:color w:val="000000"/>
                 <w:sz w:val="24"/>
               </w:rPr>
-              <w:lastRenderedPageBreak/>
               <w:t>EPIC-02</w:t>
             </w:r>
           </w:p>
@@ -35469,15 +34216,7 @@
                 <w:color w:val="000000"/>
                 <w:sz w:val="24"/>
               </w:rPr>
-              <w:t>Track overdue accounts, outstanding balances, and generate printable l</w:t>
-            </w:r>
-            <w:r>
-              <w:rPr>
-                <w:rFonts w:eastAsia="Google Sans" w:cs="Google Sans"/>
-                <w:color w:val="000000"/>
-                <w:sz w:val="24"/>
-              </w:rPr>
-              <w:t>ocal receipts.</w:t>
+              <w:t>Track overdue accounts, outstanding balances, and generate printable local receipts.</w:t>
             </w:r>
           </w:p>
         </w:tc>
@@ -35717,7 +34456,7 @@
                 <w:color w:val="000000"/>
                 <w:sz w:val="24"/>
               </w:rPr>
-              <w:t xml:space="preserve">Track repair progress, update status resolutions, and record </w:t>
+              <w:t xml:space="preserve">Track repair progress, update status resolutions, </w:t>
             </w:r>
             <w:r>
               <w:rPr>
@@ -35725,7 +34464,8 @@
                 <w:color w:val="000000"/>
                 <w:sz w:val="24"/>
               </w:rPr>
-              <w:t>associated maintenance costs.</w:t>
+              <w:lastRenderedPageBreak/>
+              <w:t>and record associated maintenance costs.</w:t>
             </w:r>
           </w:p>
         </w:tc>
@@ -35760,6 +34500,7 @@
                 <w:color w:val="000000"/>
                 <w:sz w:val="24"/>
               </w:rPr>
+              <w:lastRenderedPageBreak/>
               <w:t>EPIC-04</w:t>
             </w:r>
           </w:p>
@@ -35965,24 +34706,7 @@
                 <w:color w:val="000000"/>
                 <w:sz w:val="24"/>
               </w:rPr>
-              <w:t xml:space="preserve">Record tenant pickup timestamps to resolve </w:t>
-            </w:r>
-            <w:r>
-              <w:rPr>
-                <w:rFonts w:eastAsia="Google Sans" w:cs="Google Sans"/>
-                <w:color w:val="000000"/>
-                <w:sz w:val="24"/>
-              </w:rPr>
-              <w:t xml:space="preserve">uncoordinated </w:t>
-            </w:r>
-            <w:r>
-              <w:rPr>
-                <w:rFonts w:eastAsia="Google Sans" w:cs="Google Sans"/>
-                <w:color w:val="000000"/>
-                <w:sz w:val="24"/>
-              </w:rPr>
-              <w:lastRenderedPageBreak/>
-              <w:t>package handling and prevent disputes.</w:t>
+              <w:t>Record tenant pickup timestamps to resolve uncoordinated package handling and prevent disputes.</w:t>
             </w:r>
           </w:p>
         </w:tc>
@@ -36017,7 +34741,6 @@
                 <w:color w:val="000000"/>
                 <w:sz w:val="24"/>
               </w:rPr>
-              <w:lastRenderedPageBreak/>
               <w:t>EPIC-05</w:t>
             </w:r>
           </w:p>
@@ -36309,7 +35032,6 @@
       </w:pPr>
       <w:bookmarkStart w:id="59" w:name="_Toc241022150"/>
       <w:r>
-        <w:lastRenderedPageBreak/>
         <w:t>Section 25: Master Product Backlog</w:t>
       </w:r>
       <w:bookmarkEnd w:id="59"/>
@@ -36562,17 +35284,7 @@
                 <w:color w:val="000000"/>
                 <w:sz w:val="24"/>
               </w:rPr>
-              <w:t xml:space="preserve"> </w:t>
-            </w:r>
-            <w:r>
-              <w:rPr>
-                <w:rFonts w:eastAsia="Google Sans" w:cs="Google Sans"/>
-                <w:b/>
-                <w:bCs/>
-                <w:color w:val="000000"/>
-                <w:sz w:val="24"/>
-              </w:rPr>
-              <w:t>Status</w:t>
+              <w:t xml:space="preserve"> Status</w:t>
             </w:r>
           </w:p>
         </w:tc>
@@ -36727,15 +35439,7 @@
                 <w:color w:val="000000"/>
                 <w:sz w:val="24"/>
               </w:rPr>
-              <w:t xml:space="preserve">• SQLite local </w:t>
-            </w:r>
-            <w:r>
-              <w:rPr>
-                <w:rFonts w:eastAsia="Google Sans" w:cs="Google Sans"/>
-                <w:color w:val="000000"/>
-                <w:sz w:val="24"/>
-              </w:rPr>
-              <w:t>database file is created locally.</w:t>
+              <w:t>• SQLite local database file is created locally.</w:t>
             </w:r>
           </w:p>
           <w:p>
@@ -36943,7 +35647,7 @@
                 <w:color w:val="000000"/>
                 <w:sz w:val="24"/>
               </w:rPr>
-              <w:t xml:space="preserve">As a building manager, I want to add and view residential building units in a digital directory, so that I can replace manual paper </w:t>
+              <w:t xml:space="preserve">As a building manager, I want to add and view </w:t>
             </w:r>
             <w:r>
               <w:rPr>
@@ -36951,7 +35655,8 @@
                 <w:color w:val="000000"/>
                 <w:sz w:val="24"/>
               </w:rPr>
-              <w:t>records.</w:t>
+              <w:lastRenderedPageBreak/>
+              <w:t>residential building units in a digital directory, so that I can replace manual paper records.</w:t>
             </w:r>
           </w:p>
         </w:tc>
@@ -36980,6 +35685,7 @@
                 <w:color w:val="000000"/>
                 <w:sz w:val="24"/>
               </w:rPr>
+              <w:lastRenderedPageBreak/>
               <w:t>• Input unit number, floor, and type.</w:t>
             </w:r>
           </w:p>
@@ -37065,6 +35771,7 @@
                 <w:color w:val="000000"/>
                 <w:sz w:val="24"/>
               </w:rPr>
+              <w:lastRenderedPageBreak/>
               <w:t>3</w:t>
             </w:r>
           </w:p>
@@ -37216,24 +35923,7 @@
                 <w:color w:val="000000"/>
                 <w:sz w:val="24"/>
               </w:rPr>
-              <w:t xml:space="preserve">As an apartment manager, I </w:t>
-            </w:r>
-            <w:r>
-              <w:rPr>
-                <w:rFonts w:eastAsia="Google Sans" w:cs="Google Sans"/>
-                <w:color w:val="000000"/>
-                <w:sz w:val="24"/>
-              </w:rPr>
-              <w:lastRenderedPageBreak/>
-              <w:t xml:space="preserve">want to update and view real-time unit occupancy </w:t>
-            </w:r>
-            <w:r>
-              <w:rPr>
-                <w:rFonts w:eastAsia="Google Sans" w:cs="Google Sans"/>
-                <w:color w:val="000000"/>
-                <w:sz w:val="24"/>
-              </w:rPr>
-              <w:t>statuses, so that I can track property availability instantly.</w:t>
+              <w:t>As an apartment manager, I want to update and view real-time unit occupancy statuses, so that I can track property availability instantly.</w:t>
             </w:r>
           </w:p>
         </w:tc>
@@ -37262,17 +35952,7 @@
                 <w:color w:val="000000"/>
                 <w:sz w:val="24"/>
               </w:rPr>
-              <w:lastRenderedPageBreak/>
-              <w:t xml:space="preserve">• Status dropdown or toggle for each </w:t>
-            </w:r>
-            <w:r>
-              <w:rPr>
-                <w:rFonts w:eastAsia="Google Sans" w:cs="Google Sans"/>
-                <w:color w:val="000000"/>
-                <w:sz w:val="24"/>
-              </w:rPr>
-              <w:lastRenderedPageBreak/>
-              <w:t>unit.</w:t>
+              <w:t>• Status dropdown or toggle for each unit.</w:t>
             </w:r>
           </w:p>
           <w:p>
@@ -37357,7 +36037,6 @@
                 <w:color w:val="000000"/>
                 <w:sz w:val="24"/>
               </w:rPr>
-              <w:lastRenderedPageBreak/>
               <w:t>3</w:t>
             </w:r>
           </w:p>
@@ -37509,15 +36188,7 @@
                 <w:color w:val="000000"/>
                 <w:sz w:val="24"/>
               </w:rPr>
-              <w:t xml:space="preserve">As a building owner, I want </w:t>
-            </w:r>
-            <w:r>
-              <w:rPr>
-                <w:rFonts w:eastAsia="Google Sans" w:cs="Google Sans"/>
-                <w:color w:val="000000"/>
-                <w:sz w:val="24"/>
-              </w:rPr>
-              <w:t>to log full and partial rent payments into a digital ledger, so that I can eliminate financial tracking errors.</w:t>
+              <w:t>As a building owner, I want to log full and partial rent payments into a digital ledger, so that I can eliminate financial tracking errors.</w:t>
             </w:r>
           </w:p>
         </w:tc>
@@ -37602,7 +36273,7 @@
                 <w:color w:val="000000"/>
                 <w:sz w:val="24"/>
               </w:rPr>
-              <w:t>• Automatic updating of remaini</w:t>
+              <w:t xml:space="preserve">• Automatic updating of </w:t>
             </w:r>
             <w:r>
               <w:rPr>
@@ -37610,7 +36281,8 @@
                 <w:color w:val="000000"/>
                 <w:sz w:val="24"/>
               </w:rPr>
-              <w:t>ng balance.</w:t>
+              <w:lastRenderedPageBreak/>
+              <w:t>remaining balance.</w:t>
             </w:r>
           </w:p>
         </w:tc>
@@ -37639,6 +36311,7 @@
                 <w:color w:val="000000"/>
                 <w:sz w:val="24"/>
               </w:rPr>
+              <w:lastRenderedPageBreak/>
               <w:t>5</w:t>
             </w:r>
           </w:p>
@@ -37790,16 +36463,7 @@
                 <w:color w:val="000000"/>
                 <w:sz w:val="24"/>
               </w:rPr>
-              <w:t xml:space="preserve">As a property manager, I want to track overdue accounts and generate printable local receipts, so that I can </w:t>
-            </w:r>
-            <w:r>
-              <w:rPr>
-                <w:rFonts w:eastAsia="Google Sans" w:cs="Google Sans"/>
-                <w:color w:val="000000"/>
-                <w:sz w:val="24"/>
-              </w:rPr>
-              <w:lastRenderedPageBreak/>
-              <w:t>minimize tenant financial disputes.</w:t>
+              <w:t>As a property manager, I want to track overdue accounts and generate printable local receipts, so that I can minimize tenant financial disputes.</w:t>
             </w:r>
           </w:p>
         </w:tc>
@@ -37828,7 +36492,6 @@
                 <w:color w:val="000000"/>
                 <w:sz w:val="24"/>
               </w:rPr>
-              <w:lastRenderedPageBreak/>
               <w:t>• System flags accounts past due date.</w:t>
             </w:r>
           </w:p>
@@ -37857,43 +36520,34 @@
                 <w:color w:val="000000"/>
                 <w:sz w:val="24"/>
               </w:rPr>
-              <w:t xml:space="preserve">• Receipt </w:t>
-            </w:r>
+              <w:t>• Receipt generation utility creates a local layout.</w:t>
+            </w:r>
+          </w:p>
+          <w:p>
+            <w:pPr>
+              <w:widowControl w:val="0"/>
+              <w:bidi w:val="0"/>
+              <w:spacing w:line="273" w:lineRule="auto"/>
+              <w:rPr>
+                <w:rFonts w:ascii="Google Sans" w:eastAsia="Google Sans" w:hAnsi="Google Sans" w:cs="Google Sans"/>
+              </w:rPr>
+            </w:pPr>
+          </w:p>
+          <w:p>
+            <w:pPr>
+              <w:widowControl w:val="0"/>
+              <w:bidi w:val="0"/>
+              <w:spacing w:line="273" w:lineRule="auto"/>
+              <w:rPr>
+                <w:rFonts w:ascii="Google Sans" w:eastAsia="Google Sans" w:hAnsi="Google Sans" w:cs="Google Sans"/>
+              </w:rPr>
+            </w:pPr>
             <w:r>
               <w:rPr>
                 <w:rFonts w:eastAsia="Google Sans" w:cs="Google Sans"/>
                 <w:color w:val="000000"/>
                 <w:sz w:val="24"/>
               </w:rPr>
-              <w:t>generation utility creates a local layout.</w:t>
-            </w:r>
-          </w:p>
-          <w:p>
-            <w:pPr>
-              <w:widowControl w:val="0"/>
-              <w:bidi w:val="0"/>
-              <w:spacing w:line="273" w:lineRule="auto"/>
-              <w:rPr>
-                <w:rFonts w:ascii="Google Sans" w:eastAsia="Google Sans" w:hAnsi="Google Sans" w:cs="Google Sans"/>
-              </w:rPr>
-            </w:pPr>
-          </w:p>
-          <w:p>
-            <w:pPr>
-              <w:widowControl w:val="0"/>
-              <w:bidi w:val="0"/>
-              <w:spacing w:line="273" w:lineRule="auto"/>
-              <w:rPr>
-                <w:rFonts w:ascii="Google Sans" w:eastAsia="Google Sans" w:hAnsi="Google Sans" w:cs="Google Sans"/>
-              </w:rPr>
-            </w:pPr>
-            <w:r>
-              <w:rPr>
-                <w:rFonts w:eastAsia="Google Sans" w:cs="Google Sans"/>
-                <w:color w:val="000000"/>
-                <w:sz w:val="24"/>
-              </w:rPr>
-              <w:lastRenderedPageBreak/>
               <w:t>• Verification of 0% calculation error on balances.</w:t>
             </w:r>
           </w:p>
@@ -37923,7 +36577,6 @@
                 <w:color w:val="000000"/>
                 <w:sz w:val="24"/>
               </w:rPr>
-              <w:lastRenderedPageBreak/>
               <w:t>5</w:t>
             </w:r>
           </w:p>
@@ -38075,15 +36728,7 @@
                 <w:color w:val="000000"/>
                 <w:sz w:val="24"/>
               </w:rPr>
-              <w:t>As an apartment manager, I want to log incoming repair requests with priority levels and unit details, so that maintenance tra</w:t>
-            </w:r>
-            <w:r>
-              <w:rPr>
-                <w:rFonts w:eastAsia="Google Sans" w:cs="Google Sans"/>
-                <w:color w:val="000000"/>
-                <w:sz w:val="24"/>
-              </w:rPr>
-              <w:t>cking is never paper-based.</w:t>
+              <w:t>As an apartment manager, I want to log incoming repair requests with priority levels and unit details, so that maintenance tracking is never paper-based.</w:t>
             </w:r>
           </w:p>
         </w:tc>
@@ -38320,7 +36965,7 @@
                 <w:color w:val="000000"/>
                 <w:sz w:val="24"/>
               </w:rPr>
-              <w:t xml:space="preserve">As a building manager, I want to update maintenance repair statuses and record </w:t>
+              <w:t xml:space="preserve">As a building manager, I want to update maintenance </w:t>
             </w:r>
             <w:r>
               <w:rPr>
@@ -38328,7 +36973,8 @@
                 <w:color w:val="000000"/>
                 <w:sz w:val="24"/>
               </w:rPr>
-              <w:t>associated costs, so that property upkeep is fully transparent.</w:t>
+              <w:lastRenderedPageBreak/>
+              <w:t>repair statuses and record associated costs, so that property upkeep is fully transparent.</w:t>
             </w:r>
           </w:p>
         </w:tc>
@@ -38357,7 +37003,17 @@
                 <w:color w:val="000000"/>
                 <w:sz w:val="24"/>
               </w:rPr>
-              <w:t>• Ability to change request status to Pending, In Progress, or Resolved.</w:t>
+              <w:lastRenderedPageBreak/>
+              <w:t xml:space="preserve">• Ability to change request status to Pending, In Progress, or </w:t>
+            </w:r>
+            <w:r>
+              <w:rPr>
+                <w:rFonts w:eastAsia="Google Sans" w:cs="Google Sans"/>
+                <w:color w:val="000000"/>
+                <w:sz w:val="24"/>
+              </w:rPr>
+              <w:lastRenderedPageBreak/>
+              <w:t>Resolved.</w:t>
             </w:r>
           </w:p>
           <w:p>
@@ -38442,6 +37098,7 @@
                 <w:color w:val="000000"/>
                 <w:sz w:val="24"/>
               </w:rPr>
+              <w:lastRenderedPageBreak/>
               <w:t>3</w:t>
             </w:r>
           </w:p>
@@ -38593,24 +37250,7 @@
                 <w:color w:val="000000"/>
                 <w:sz w:val="24"/>
               </w:rPr>
-              <w:t xml:space="preserve">As an </w:t>
-            </w:r>
-            <w:r>
-              <w:rPr>
-                <w:rFonts w:eastAsia="Google Sans" w:cs="Google Sans"/>
-                <w:color w:val="000000"/>
-                <w:sz w:val="24"/>
-              </w:rPr>
-              <w:t xml:space="preserve">apartment manager, I want to log </w:t>
-            </w:r>
-            <w:r>
-              <w:rPr>
-                <w:rFonts w:eastAsia="Google Sans" w:cs="Google Sans"/>
-                <w:color w:val="000000"/>
-                <w:sz w:val="24"/>
-              </w:rPr>
-              <w:lastRenderedPageBreak/>
-              <w:t>incoming packages and courier details in under a minute, so that parcel handling is organized.</w:t>
+              <w:t>As an apartment manager, I want to log incoming packages and courier details in under a minute, so that parcel handling is organized.</w:t>
             </w:r>
           </w:p>
         </w:tc>
@@ -38639,17 +37279,7 @@
                 <w:color w:val="000000"/>
                 <w:sz w:val="24"/>
               </w:rPr>
-              <w:lastRenderedPageBreak/>
-              <w:t xml:space="preserve">• Quick-entry form for tenant name, unit, carrier, and </w:t>
-            </w:r>
-            <w:r>
-              <w:rPr>
-                <w:rFonts w:eastAsia="Google Sans" w:cs="Google Sans"/>
-                <w:color w:val="000000"/>
-                <w:sz w:val="24"/>
-              </w:rPr>
-              <w:lastRenderedPageBreak/>
-              <w:t>arrival time.</w:t>
+              <w:t>• Quick-entry form for tenant name, unit, carrier, and arrival time.</w:t>
             </w:r>
           </w:p>
           <w:p>
@@ -38706,7 +37336,6 @@
                 <w:color w:val="000000"/>
                 <w:sz w:val="24"/>
               </w:rPr>
-              <w:lastRenderedPageBreak/>
               <w:t>3</w:t>
             </w:r>
           </w:p>
@@ -38765,15 +37394,7 @@
                 <w:color w:val="000000"/>
                 <w:sz w:val="24"/>
               </w:rPr>
-              <w:t>R</w:t>
-            </w:r>
-            <w:r>
-              <w:rPr>
-                <w:rFonts w:eastAsia="Google Sans" w:cs="Google Sans"/>
-                <w:color w:val="000000"/>
-                <w:sz w:val="24"/>
-              </w:rPr>
-              <w:t>eady</w:t>
+              <w:t>Ready</w:t>
             </w:r>
           </w:p>
         </w:tc>
@@ -38923,15 +37544,7 @@
                 <w:color w:val="000000"/>
                 <w:sz w:val="24"/>
               </w:rPr>
-              <w:t xml:space="preserve">• System records exact pickup </w:t>
-            </w:r>
-            <w:r>
-              <w:rPr>
-                <w:rFonts w:eastAsia="Google Sans" w:cs="Google Sans"/>
-                <w:color w:val="000000"/>
-                <w:sz w:val="24"/>
-              </w:rPr>
-              <w:t>timestamp.</w:t>
+              <w:t>• System records exact pickup timestamp.</w:t>
             </w:r>
           </w:p>
         </w:tc>
@@ -39082,6 +37695,7 @@
                 <w:color w:val="000000"/>
                 <w:sz w:val="24"/>
               </w:rPr>
+              <w:lastRenderedPageBreak/>
               <w:t>US-10</w:t>
             </w:r>
           </w:p>
@@ -39140,15 +37754,7 @@
                 <w:color w:val="000000"/>
                 <w:sz w:val="24"/>
               </w:rPr>
-              <w:t>• Routine backup trigger exports local SQLite file to a safe dire</w:t>
-            </w:r>
-            <w:r>
-              <w:rPr>
-                <w:rFonts w:eastAsia="Google Sans" w:cs="Google Sans"/>
-                <w:color w:val="000000"/>
-                <w:sz w:val="24"/>
-              </w:rPr>
-              <w:t>ctory.</w:t>
+              <w:t>• Routine backup trigger exports local SQLite file to a safe directory.</w:t>
             </w:r>
           </w:p>
           <w:p>
@@ -39517,17 +38123,7 @@
                 <w:color w:val="000000"/>
                 <w:sz w:val="24"/>
               </w:rPr>
-              <w:t xml:space="preserve">Status / </w:t>
-            </w:r>
-            <w:r>
-              <w:rPr>
-                <w:rFonts w:eastAsia="Google Sans" w:cs="Google Sans"/>
-                <w:b/>
-                <w:bCs/>
-                <w:color w:val="000000"/>
-                <w:sz w:val="24"/>
-              </w:rPr>
-              <w:t>Compliance</w:t>
+              <w:t>Status / Compliance</w:t>
             </w:r>
           </w:p>
         </w:tc>
@@ -39718,7 +38314,16 @@
                 <w:color w:val="000000"/>
                 <w:sz w:val="24"/>
               </w:rPr>
-              <w:t>Includes specific, testable, and unambiguous conditions of satisfaction.</w:t>
+              <w:t xml:space="preserve">Includes specific, testable, </w:t>
+            </w:r>
+            <w:r>
+              <w:rPr>
+                <w:rFonts w:eastAsia="Google Sans" w:cs="Google Sans"/>
+                <w:color w:val="000000"/>
+                <w:sz w:val="24"/>
+              </w:rPr>
+              <w:lastRenderedPageBreak/>
+              <w:t>and unambiguous conditions of satisfaction.</w:t>
             </w:r>
           </w:p>
         </w:tc>
@@ -39751,6 +38356,7 @@
                 <w:color w:val="000000"/>
                 <w:sz w:val="24"/>
               </w:rPr>
+              <w:lastRenderedPageBreak/>
               <w:t>Mandatory</w:t>
             </w:r>
           </w:p>
@@ -39798,6 +38404,7 @@
                 <w:color w:val="000000"/>
                 <w:sz w:val="24"/>
               </w:rPr>
+              <w:lastRenderedPageBreak/>
               <w:t>3. Story Point Estimation</w:t>
             </w:r>
           </w:p>
@@ -40038,17 +38645,7 @@
                 <w:color w:val="000000"/>
                 <w:sz w:val="24"/>
               </w:rPr>
-              <w:t>5. Technical Feasibili</w:t>
-            </w:r>
-            <w:r>
-              <w:rPr>
-                <w:rFonts w:eastAsia="Google Sans" w:cs="Google Sans"/>
-                <w:b/>
-                <w:bCs/>
-                <w:color w:val="000000"/>
-                <w:sz w:val="24"/>
-              </w:rPr>
-              <w:t>ty</w:t>
+              <w:t>5. Technical Feasibility</w:t>
             </w:r>
           </w:p>
         </w:tc>
@@ -40077,16 +38674,7 @@
                 <w:color w:val="000000"/>
                 <w:sz w:val="24"/>
               </w:rPr>
-              <w:t xml:space="preserve">Reviewed and verified as technically achievable within local SQLite and </w:t>
-            </w:r>
-            <w:r>
-              <w:rPr>
-                <w:rFonts w:eastAsia="Google Sans" w:cs="Google Sans"/>
-                <w:color w:val="000000"/>
-                <w:sz w:val="24"/>
-              </w:rPr>
-              <w:lastRenderedPageBreak/>
-              <w:t>Windows architecture.</w:t>
+              <w:t>Reviewed and verified as technically achievable within local SQLite and Windows architecture.</w:t>
             </w:r>
           </w:p>
         </w:tc>
@@ -40119,7 +38707,6 @@
                 <w:color w:val="000000"/>
                 <w:sz w:val="24"/>
               </w:rPr>
-              <w:lastRenderedPageBreak/>
               <w:t>Mandatory</w:t>
             </w:r>
           </w:p>
@@ -40399,14 +38986,7 @@
           <w:color w:val="000000"/>
           <w:sz w:val="24"/>
         </w:rPr>
-        <w:t xml:space="preserve">During Sprint Planning, the Scrum Team collaborated to define the scope, capacity, and candidate user </w:t>
-      </w:r>
-      <w:r>
-        <w:rPr>
-          <w:color w:val="000000"/>
-          <w:sz w:val="24"/>
-        </w:rPr>
-        <w:t>stories for the initial delivery cycle [</w:t>
+        <w:t>During Sprint Planning, the Scrum Team collaborated to define the scope, capacity, and candidate user stories for the initial delivery cycle [</w:t>
       </w:r>
     </w:p>
     <w:tbl>
@@ -40610,6 +39190,7 @@
                 <w:color w:val="000000"/>
                 <w:sz w:val="24"/>
               </w:rPr>
+              <w:lastRenderedPageBreak/>
               <w:t>Planned Dates</w:t>
             </w:r>
           </w:p>
@@ -40687,14 +39268,7 @@
                 <w:color w:val="000000"/>
                 <w:sz w:val="24"/>
               </w:rPr>
-              <w:t xml:space="preserve">• Mohammed Alsamawi (Product </w:t>
-            </w:r>
-            <w:r>
-              <w:rPr>
-                <w:color w:val="000000"/>
-                <w:sz w:val="24"/>
-              </w:rPr>
-              <w:t>Owner / PM)</w:t>
+              <w:t>• Mohammed Alsamawi (Product Owner / PM)</w:t>
             </w:r>
             <w:r>
               <w:rPr>
@@ -40866,14 +39440,7 @@
                 <w:color w:val="000000"/>
                 <w:sz w:val="24"/>
               </w:rPr>
-              <w:t xml:space="preserve">• US-01: Offline Desktop App &amp; </w:t>
-            </w:r>
-            <w:r>
-              <w:rPr>
-                <w:color w:val="000000"/>
-                <w:sz w:val="24"/>
-              </w:rPr>
-              <w:t>Local Database Initialization (5 SP)</w:t>
+              <w:t>• US-01: Offline Desktop App &amp; Local Database Initialization (5 SP)</w:t>
             </w:r>
             <w:r>
               <w:rPr>
@@ -40924,7 +39491,6 @@
       </w:pPr>
       <w:bookmarkStart w:id="66" w:name="_Toc241022157"/>
       <w:r>
-        <w:lastRenderedPageBreak/>
         <w:t>2. Sprint Goal</w:t>
       </w:r>
       <w:bookmarkEnd w:id="66"/>
@@ -40939,24 +39505,8 @@
           <w:color w:val="000000"/>
           <w:sz w:val="24"/>
         </w:rPr>
-        <w:t xml:space="preserve">The Sprint Goal defines the single, overarching objective supported </w:t>
+        <w:t>The Sprint Goal defines the single, overarching objective supported by all selected user stories for Sprint 1 :</w:t>
       </w:r>
-      <w:r>
-        <w:rPr>
-          <w:color w:val="000000"/>
-          <w:sz w:val="24"/>
-        </w:rPr>
-        <w:t xml:space="preserve">by all selected user stories for Sprint </w:t>
-      </w:r>
-      <w:proofErr w:type="gramStart"/>
-      <w:r>
-        <w:rPr>
-          <w:color w:val="000000"/>
-          <w:sz w:val="24"/>
-        </w:rPr>
-        <w:t>1 :</w:t>
-      </w:r>
-      <w:proofErr w:type="gramEnd"/>
     </w:p>
     <w:p>
       <w:pPr>
@@ -40968,17 +39518,8 @@
           <w:color w:val="000000"/>
           <w:sz w:val="24"/>
         </w:rPr>
-        <w:t xml:space="preserve">Sprint Goal: Establish a fully functional, offline desktop application foundation with local SQLite database initialization, residential unit directory mapping, and real-time unit occupancy </w:t>
+        <w:t>Sprint Goal: Establish a fully functional, offline desktop application foundation with local SQLite database initialization, residential unit directory mapping, and real-time unit occupancy tracking .</w:t>
       </w:r>
-      <w:proofErr w:type="gramStart"/>
-      <w:r>
-        <w:rPr>
-          <w:color w:val="000000"/>
-          <w:sz w:val="24"/>
-        </w:rPr>
-        <w:t>tracking .</w:t>
-      </w:r>
-      <w:proofErr w:type="gramEnd"/>
     </w:p>
     <w:p>
       <w:pPr>
@@ -40995,10 +39536,7 @@
       </w:pPr>
       <w:bookmarkStart w:id="67" w:name="_Toc241022158"/>
       <w:r>
-        <w:t>Section 29</w:t>
-      </w:r>
-      <w:r>
-        <w:t>: Sprint Backlog &amp; Task Breakdown</w:t>
+        <w:t>Section 29: Sprint Backlog &amp; Task Breakdown</w:t>
       </w:r>
       <w:bookmarkEnd w:id="67"/>
     </w:p>
@@ -41012,17 +39550,8 @@
           <w:color w:val="000000"/>
           <w:sz w:val="24"/>
         </w:rPr>
-        <w:t xml:space="preserve">The selected User Stories were broken down into technical and operational execution tasks, assigned to team members, and tracked against their initial </w:t>
+        <w:t>The selected User Stories were broken down into technical and operational execution tasks, assigned to team members, and tracked against their initial statuses .</w:t>
       </w:r>
-      <w:proofErr w:type="gramStart"/>
-      <w:r>
-        <w:rPr>
-          <w:color w:val="000000"/>
-          <w:sz w:val="24"/>
-        </w:rPr>
-        <w:t>statuses .</w:t>
-      </w:r>
-      <w:proofErr w:type="gramEnd"/>
     </w:p>
     <w:tbl>
       <w:tblPr>
@@ -41180,15 +39709,7 @@
                 <w:color w:val="000000"/>
                 <w:sz w:val="24"/>
               </w:rPr>
-              <w:t xml:space="preserve">Execution Task </w:t>
-            </w:r>
-            <w:r>
-              <w:rPr>
-                <w:b/>
-                <w:color w:val="000000"/>
-                <w:sz w:val="24"/>
-              </w:rPr>
-              <w:t>Description</w:t>
+              <w:t>Execution Task Description</w:t>
             </w:r>
           </w:p>
         </w:tc>
@@ -41363,14 +39884,7 @@
                 <w:color w:val="000000"/>
                 <w:sz w:val="24"/>
               </w:rPr>
-              <w:t xml:space="preserve">Design and setup main Windows desktop GUI </w:t>
-            </w:r>
-            <w:r>
-              <w:rPr>
-                <w:color w:val="000000"/>
-                <w:sz w:val="24"/>
-              </w:rPr>
-              <w:t>window frame.</w:t>
+              <w:t>Design and setup main Windows desktop GUI window frame.</w:t>
             </w:r>
           </w:p>
         </w:tc>
@@ -41522,17 +40036,8 @@
                 <w:color w:val="000000"/>
                 <w:sz w:val="24"/>
               </w:rPr>
-              <w:t xml:space="preserve">Initialize local SQLite database file, tables schema, and connection </w:t>
-            </w:r>
-            <w:proofErr w:type="gramStart"/>
-            <w:r>
-              <w:rPr>
-                <w:color w:val="000000"/>
-                <w:sz w:val="24"/>
-              </w:rPr>
-              <w:t>handlers .</w:t>
-            </w:r>
-            <w:proofErr w:type="gramEnd"/>
+              <w:t>Initialize local SQLite database file, tables schema, and connection handlers .</w:t>
+            </w:r>
           </w:p>
         </w:tc>
         <w:tc>
@@ -41683,17 +40188,8 @@
                 <w:color w:val="000000"/>
                 <w:sz w:val="24"/>
               </w:rPr>
-              <w:t xml:space="preserve">Verify zero network requests during launch and conduct offline execution </w:t>
-            </w:r>
-            <w:proofErr w:type="gramStart"/>
-            <w:r>
-              <w:rPr>
-                <w:color w:val="000000"/>
-                <w:sz w:val="24"/>
-              </w:rPr>
-              <w:t>check .</w:t>
-            </w:r>
-            <w:proofErr w:type="gramEnd"/>
+              <w:t>Verify zero network requests during launch and conduct offline execution check .</w:t>
+            </w:r>
           </w:p>
         </w:tc>
         <w:tc>
@@ -41787,17 +40283,8 @@
                 <w:color w:val="000000"/>
                 <w:sz w:val="24"/>
               </w:rPr>
-              <w:t xml:space="preserve">As a building manager, I want to add and view residential building units in a digital directory, so that I can replace manual paper </w:t>
-            </w:r>
-            <w:proofErr w:type="gramStart"/>
-            <w:r>
-              <w:rPr>
-                <w:color w:val="000000"/>
-                <w:sz w:val="24"/>
-              </w:rPr>
-              <w:t>records .</w:t>
-            </w:r>
-            <w:proofErr w:type="gramEnd"/>
+              <w:t>As a building manager, I want to add and view residential building units in a digital directory, so that I can replace manual paper records .</w:t>
+            </w:r>
           </w:p>
         </w:tc>
         <w:tc>
@@ -42273,22 +40760,7 @@
                 <w:color w:val="000000"/>
                 <w:sz w:val="24"/>
               </w:rPr>
-              <w:t xml:space="preserve">As an apartment manager, I want to </w:t>
-            </w:r>
-            <w:r>
-              <w:rPr>
-                <w:color w:val="000000"/>
-                <w:sz w:val="24"/>
-              </w:rPr>
-              <w:lastRenderedPageBreak/>
-              <w:t xml:space="preserve">update and view </w:t>
-            </w:r>
-            <w:r>
-              <w:rPr>
-                <w:color w:val="000000"/>
-                <w:sz w:val="24"/>
-              </w:rPr>
-              <w:t>real-time unit occupancy statuses, so that I can track property availability instantly.</w:t>
+              <w:t>As an apartment manager, I want to update and view real-time unit occupancy statuses, so that I can track property availability instantly.</w:t>
             </w:r>
           </w:p>
         </w:tc>
@@ -42315,7 +40787,6 @@
                 <w:color w:val="000000"/>
                 <w:sz w:val="24"/>
               </w:rPr>
-              <w:lastRenderedPageBreak/>
               <w:t>3</w:t>
             </w:r>
           </w:p>
@@ -42367,25 +40838,8 @@
                 <w:color w:val="000000"/>
                 <w:sz w:val="24"/>
               </w:rPr>
-              <w:t xml:space="preserve">Implement status dropdown selector (Occupied, Vacant, Under </w:t>
-            </w:r>
-            <w:r>
-              <w:rPr>
-                <w:color w:val="000000"/>
-                <w:sz w:val="24"/>
-              </w:rPr>
-              <w:lastRenderedPageBreak/>
-              <w:t>Maintenance</w:t>
-            </w:r>
-            <w:proofErr w:type="gramStart"/>
-            <w:r>
-              <w:rPr>
-                <w:color w:val="000000"/>
-                <w:sz w:val="24"/>
-              </w:rPr>
-              <w:t>) .</w:t>
-            </w:r>
-            <w:proofErr w:type="gramEnd"/>
+              <w:t>Implement status dropdown selector (Occupied, Vacant, Under Maintenance) .</w:t>
+            </w:r>
           </w:p>
         </w:tc>
         <w:tc>
@@ -42410,7 +40864,6 @@
                 <w:color w:val="000000"/>
                 <w:sz w:val="24"/>
               </w:rPr>
-              <w:lastRenderedPageBreak/>
               <w:t>Habib Sabri</w:t>
             </w:r>
           </w:p>
@@ -42537,14 +40990,7 @@
                 <w:color w:val="000000"/>
                 <w:sz w:val="24"/>
               </w:rPr>
-              <w:t xml:space="preserve">Add visual status indicators and instant local </w:t>
-            </w:r>
-            <w:r>
-              <w:rPr>
-                <w:color w:val="000000"/>
-                <w:sz w:val="24"/>
-              </w:rPr>
-              <w:t>database persistence on change.</w:t>
+              <w:t>Add visual status indicators and instant local database persistence on change.</w:t>
             </w:r>
           </w:p>
         </w:tc>
@@ -42696,17 +41142,8 @@
                 <w:color w:val="000000"/>
                 <w:sz w:val="24"/>
               </w:rPr>
-              <w:t xml:space="preserve">Perform UI responsiveness, data accuracy, and local state persistence </w:t>
-            </w:r>
-            <w:proofErr w:type="gramStart"/>
-            <w:r>
-              <w:rPr>
-                <w:color w:val="000000"/>
-                <w:sz w:val="24"/>
-              </w:rPr>
-              <w:t>testing .</w:t>
-            </w:r>
-            <w:proofErr w:type="gramEnd"/>
+              <w:t>Perform UI responsiveness, data accuracy, and local state persistence testing .</w:t>
+            </w:r>
           </w:p>
         </w:tc>
         <w:tc>
@@ -42806,24 +41243,8 @@
           <w:color w:val="000000"/>
           <w:sz w:val="24"/>
         </w:rPr>
-        <w:t xml:space="preserve">The Task Board illustrates the operational </w:t>
+        <w:t>The Task Board illustrates the operational workflow and movement of tasks throughout Sprint 1 across standard Scrum columns :</w:t>
       </w:r>
-      <w:r>
-        <w:rPr>
-          <w:color w:val="000000"/>
-          <w:sz w:val="24"/>
-        </w:rPr>
-        <w:t xml:space="preserve">workflow and movement of tasks throughout Sprint 1 across standard Scrum </w:t>
-      </w:r>
-      <w:proofErr w:type="gramStart"/>
-      <w:r>
-        <w:rPr>
-          <w:color w:val="000000"/>
-          <w:sz w:val="24"/>
-        </w:rPr>
-        <w:t>columns :</w:t>
-      </w:r>
-      <w:proofErr w:type="gramEnd"/>
     </w:p>
     <w:tbl>
       <w:tblPr>
@@ -42871,6 +41292,7 @@
                 <w:color w:val="000000"/>
                 <w:sz w:val="24"/>
               </w:rPr>
+              <w:lastRenderedPageBreak/>
               <w:t>To Do</w:t>
             </w:r>
           </w:p>
@@ -43089,14 +41511,7 @@
                 <w:sz w:val="24"/>
               </w:rPr>
               <w:br/>
-              <w:t xml:space="preserve">• T-1.2: </w:t>
-            </w:r>
-            <w:r>
-              <w:rPr>
-                <w:color w:val="000000"/>
-                <w:sz w:val="24"/>
-              </w:rPr>
-              <w:t>Initialize SQLite Database</w:t>
+              <w:t>• T-1.2: Initialize SQLite Database</w:t>
             </w:r>
             <w:r>
               <w:rPr>
@@ -43152,14 +41567,7 @@
                 <w:sz w:val="24"/>
               </w:rPr>
               <w:br/>
-              <w:t>• T-3.3: UI &amp; Persistence Te</w:t>
-            </w:r>
-            <w:r>
-              <w:rPr>
-                <w:color w:val="000000"/>
-                <w:sz w:val="24"/>
-              </w:rPr>
-              <w:t>sting</w:t>
+              <w:t>• T-3.3: UI &amp; Persistence Testing</w:t>
             </w:r>
           </w:p>
         </w:tc>
@@ -43205,7 +41613,6 @@
       </w:pPr>
       <w:bookmarkStart w:id="70" w:name="_Toc241022161"/>
       <w:r>
-        <w:lastRenderedPageBreak/>
         <w:t>Section 31: Definition of Done (DoD)</w:t>
       </w:r>
       <w:bookmarkEnd w:id="70"/>
@@ -43234,17 +41641,8 @@
           <w:color w:val="000000"/>
           <w:sz w:val="24"/>
         </w:rPr>
-        <w:t xml:space="preserve">To ensure quality and compliance with project standards, a User Story in Sprint 1 is only marked Done when it satisfies all of the following </w:t>
+        <w:t>To ensure quality and compliance with project standards, a User Story in Sprint 1 is only marked Done when it satisfies all of the following conditions :</w:t>
       </w:r>
-      <w:proofErr w:type="gramStart"/>
-      <w:r>
-        <w:rPr>
-          <w:color w:val="000000"/>
-          <w:sz w:val="24"/>
-        </w:rPr>
-        <w:t>conditions :</w:t>
-      </w:r>
-      <w:proofErr w:type="gramEnd"/>
     </w:p>
     <w:tbl>
       <w:tblPr>
@@ -43422,17 +41820,8 @@
                 <w:color w:val="000000"/>
                 <w:sz w:val="24"/>
               </w:rPr>
-              <w:t xml:space="preserve">100% of defined Acceptance Criteria for US-01, US-02, and US-03 verified and </w:t>
-            </w:r>
-            <w:proofErr w:type="gramStart"/>
-            <w:r>
-              <w:rPr>
-                <w:color w:val="000000"/>
-                <w:sz w:val="24"/>
-              </w:rPr>
-              <w:t>passed .</w:t>
-            </w:r>
-            <w:proofErr w:type="gramEnd"/>
+              <w:t>100% of defined Acceptance Criteria for US-01, US-02, and US-03 verified and passed .</w:t>
+            </w:r>
           </w:p>
         </w:tc>
       </w:tr>
@@ -43509,24 +41898,8 @@
                 <w:color w:val="000000"/>
                 <w:sz w:val="24"/>
               </w:rPr>
-              <w:t xml:space="preserve">Zero network calls or </w:t>
-            </w:r>
-            <w:r>
-              <w:rPr>
-                <w:color w:val="000000"/>
-                <w:sz w:val="24"/>
-              </w:rPr>
-              <w:t xml:space="preserve">external web API dependencies during </w:t>
-            </w:r>
-            <w:proofErr w:type="gramStart"/>
-            <w:r>
-              <w:rPr>
-                <w:color w:val="000000"/>
-                <w:sz w:val="24"/>
-              </w:rPr>
-              <w:t>execution .</w:t>
-            </w:r>
-            <w:proofErr w:type="gramEnd"/>
+              <w:t>Zero network calls or external web API dependencies during execution .</w:t>
+            </w:r>
           </w:p>
         </w:tc>
       </w:tr>
@@ -43603,17 +41976,8 @@
                 <w:color w:val="000000"/>
                 <w:sz w:val="24"/>
               </w:rPr>
-              <w:t xml:space="preserve">SQLite database retains local data upon application exit or sudden closure without record </w:t>
-            </w:r>
-            <w:proofErr w:type="gramStart"/>
-            <w:r>
-              <w:rPr>
-                <w:color w:val="000000"/>
-                <w:sz w:val="24"/>
-              </w:rPr>
-              <w:t>corruption .</w:t>
-            </w:r>
-            <w:proofErr w:type="gramEnd"/>
+              <w:t>SQLite database retains local data upon application exit or sudden closure without record corruption .</w:t>
+            </w:r>
           </w:p>
         </w:tc>
       </w:tr>
@@ -43690,24 +42054,8 @@
                 <w:color w:val="000000"/>
                 <w:sz w:val="24"/>
               </w:rPr>
-              <w:t xml:space="preserve">Standalone desktop </w:t>
-            </w:r>
-            <w:r>
-              <w:rPr>
-                <w:color w:val="000000"/>
-                <w:sz w:val="24"/>
-              </w:rPr>
-              <w:t xml:space="preserve">application runs smoothly on Windows 10/11 </w:t>
-            </w:r>
-            <w:proofErr w:type="gramStart"/>
-            <w:r>
-              <w:rPr>
-                <w:color w:val="000000"/>
-                <w:sz w:val="24"/>
-              </w:rPr>
-              <w:t>environments .</w:t>
-            </w:r>
-            <w:proofErr w:type="gramEnd"/>
+              <w:t>Standalone desktop application runs smoothly on Windows 10/11 environments .</w:t>
+            </w:r>
           </w:p>
         </w:tc>
       </w:tr>
@@ -43784,17 +42132,8 @@
                 <w:color w:val="000000"/>
                 <w:sz w:val="24"/>
               </w:rPr>
-              <w:t xml:space="preserve">Code reviewed and approved by peer team members before final </w:t>
-            </w:r>
-            <w:proofErr w:type="gramStart"/>
-            <w:r>
-              <w:rPr>
-                <w:color w:val="000000"/>
-                <w:sz w:val="24"/>
-              </w:rPr>
-              <w:t>merge .</w:t>
-            </w:r>
-            <w:proofErr w:type="gramEnd"/>
+              <w:t>Code reviewed and approved by peer team members before final merge .</w:t>
+            </w:r>
           </w:p>
         </w:tc>
       </w:tr>
@@ -43820,6 +42159,7 @@
                 <w:color w:val="000000"/>
                 <w:sz w:val="24"/>
               </w:rPr>
+              <w:lastRenderedPageBreak/>
               <w:t>Documentation &amp; Version Control</w:t>
             </w:r>
           </w:p>
@@ -43871,14 +42211,7 @@
                 <w:color w:val="000000"/>
                 <w:sz w:val="24"/>
               </w:rPr>
-              <w:t>Working files and documentation updated and push</w:t>
-            </w:r>
-            <w:r>
-              <w:rPr>
-                <w:color w:val="000000"/>
-                <w:sz w:val="24"/>
-              </w:rPr>
-              <w:t>ed to the official GitHub repository.</w:t>
+              <w:t>Working files and documentation updated and pushed to the official GitHub repository.</w:t>
             </w:r>
           </w:p>
         </w:tc>
@@ -43927,17 +42260,8 @@
           <w:color w:val="000000"/>
           <w:sz w:val="24"/>
         </w:rPr>
-        <w:t xml:space="preserve">Below is a representative sample of a Daily Scrum coordination note recorded during Sprint 1 </w:t>
+        <w:t>Below is a representative sample of a Daily Scrum coordination note recorded during Sprint 1 execution :</w:t>
       </w:r>
-      <w:proofErr w:type="gramStart"/>
-      <w:r>
-        <w:rPr>
-          <w:color w:val="000000"/>
-          <w:sz w:val="24"/>
-        </w:rPr>
-        <w:t>execution :</w:t>
-      </w:r>
-      <w:proofErr w:type="gramEnd"/>
     </w:p>
     <w:p>
       <w:pPr>
@@ -43950,14 +42274,7 @@
           <w:color w:val="000000"/>
           <w:sz w:val="24"/>
         </w:rPr>
-        <w:t xml:space="preserve">• </w:t>
-      </w:r>
-      <w:r>
-        <w:rPr>
-          <w:color w:val="000000"/>
-          <w:sz w:val="24"/>
-        </w:rPr>
-        <w:t xml:space="preserve">Date &amp; Time: September 5, 2026 (Day 5 of Sprint 1) </w:t>
+        <w:t xml:space="preserve">• Date &amp; Time: September 5, 2026 (Day 5 of Sprint 1) </w:t>
       </w:r>
     </w:p>
     <w:p>
@@ -44152,24 +42469,8 @@
                 <w:color w:val="000000"/>
                 <w:sz w:val="24"/>
               </w:rPr>
-              <w:t>Completed SQLite schema initialization</w:t>
-            </w:r>
-            <w:r>
-              <w:rPr>
-                <w:color w:val="000000"/>
-                <w:sz w:val="24"/>
-              </w:rPr>
-              <w:t xml:space="preserve"> (T-1.2) and unit entry form UI (T-2.1</w:t>
-            </w:r>
-            <w:proofErr w:type="gramStart"/>
-            <w:r>
-              <w:rPr>
-                <w:color w:val="000000"/>
-                <w:sz w:val="24"/>
-              </w:rPr>
-              <w:t>) .</w:t>
-            </w:r>
-            <w:proofErr w:type="gramEnd"/>
+              <w:t>Completed SQLite schema initialization (T-1.2) and unit entry form UI (T-2.1) .</w:t>
+            </w:r>
           </w:p>
         </w:tc>
         <w:tc>
@@ -44193,17 +42494,8 @@
                 <w:color w:val="000000"/>
                 <w:sz w:val="24"/>
               </w:rPr>
-              <w:t>Implement SQLite unit insertion logic (T-2.2) and occupancy status dropdown (T-3.1</w:t>
-            </w:r>
-            <w:proofErr w:type="gramStart"/>
-            <w:r>
-              <w:rPr>
-                <w:color w:val="000000"/>
-                <w:sz w:val="24"/>
-              </w:rPr>
-              <w:t>) .</w:t>
-            </w:r>
-            <w:proofErr w:type="gramEnd"/>
+              <w:t>Implement SQLite unit insertion logic (T-2.2) and occupancy status dropdown (T-3.1) .</w:t>
+            </w:r>
           </w:p>
         </w:tc>
         <w:tc>
@@ -44254,15 +42546,7 @@
                 <w:color w:val="000000"/>
                 <w:sz w:val="24"/>
               </w:rPr>
-              <w:t xml:space="preserve">Mohammed Alsamawi </w:t>
-            </w:r>
-            <w:r>
-              <w:rPr>
-                <w:color w:val="000000"/>
-                <w:sz w:val="24"/>
-              </w:rPr>
-              <w:lastRenderedPageBreak/>
-              <w:t>(Product Owner / PM)</w:t>
+              <w:t>Mohammed Alsamawi (Product Owner / PM)</w:t>
             </w:r>
           </w:p>
         </w:tc>
@@ -44287,26 +42571,8 @@
                 <w:color w:val="000000"/>
                 <w:sz w:val="24"/>
               </w:rPr>
-              <w:lastRenderedPageBreak/>
-              <w:t xml:space="preserve">Reviewed acceptance criteria for unit </w:t>
-            </w:r>
-            <w:r>
-              <w:rPr>
-                <w:color w:val="000000"/>
-                <w:sz w:val="24"/>
-              </w:rPr>
-              <w:lastRenderedPageBreak/>
-              <w:t>mapping (US-02</w:t>
-            </w:r>
-            <w:proofErr w:type="gramStart"/>
-            <w:r>
-              <w:rPr>
-                <w:color w:val="000000"/>
-                <w:sz w:val="24"/>
-              </w:rPr>
-              <w:t>) .</w:t>
-            </w:r>
-            <w:proofErr w:type="gramEnd"/>
+              <w:t>Reviewed acceptance criteria for unit mapping (US-02) .</w:t>
+            </w:r>
           </w:p>
         </w:tc>
         <w:tc>
@@ -44330,23 +42596,7 @@
                 <w:color w:val="000000"/>
                 <w:sz w:val="24"/>
               </w:rPr>
-              <w:lastRenderedPageBreak/>
-              <w:t xml:space="preserve">Prepare test </w:t>
-            </w:r>
-            <w:r>
-              <w:rPr>
-                <w:color w:val="000000"/>
-                <w:sz w:val="24"/>
-              </w:rPr>
-              <w:t xml:space="preserve">scenarios for occupancy persistence </w:t>
-            </w:r>
-            <w:r>
-              <w:rPr>
-                <w:color w:val="000000"/>
-                <w:sz w:val="24"/>
-              </w:rPr>
-              <w:lastRenderedPageBreak/>
-              <w:t>testing (T-3.3).</w:t>
+              <w:t>Prepare test scenarios for occupancy persistence testing (T-3.3).</w:t>
             </w:r>
           </w:p>
         </w:tc>
@@ -44371,16 +42621,7 @@
                 <w:color w:val="000000"/>
                 <w:sz w:val="24"/>
               </w:rPr>
-              <w:lastRenderedPageBreak/>
-              <w:t xml:space="preserve">Minor ambiguity regarding room numbering format. </w:t>
-            </w:r>
-            <w:r>
-              <w:rPr>
-                <w:color w:val="000000"/>
-                <w:sz w:val="24"/>
-              </w:rPr>
-              <w:lastRenderedPageBreak/>
-              <w:t>Resolution: Confirmed adherence to standard numbering baseline.</w:t>
+              <w:t>Minor ambiguity regarding room numbering format. Resolution: Confirmed adherence to standard numbering baseline.</w:t>
             </w:r>
           </w:p>
         </w:tc>
@@ -44407,7 +42648,6 @@
                 <w:color w:val="000000"/>
                 <w:sz w:val="24"/>
               </w:rPr>
-              <w:lastRenderedPageBreak/>
               <w:t>Aiham Alhalmi (Scrum Master)</w:t>
             </w:r>
           </w:p>
@@ -44433,14 +42673,7 @@
                 <w:color w:val="000000"/>
                 <w:sz w:val="24"/>
               </w:rPr>
-              <w:t>Conducted offline launch verification (T-1.3) and checked Gi</w:t>
-            </w:r>
-            <w:r>
-              <w:rPr>
-                <w:color w:val="000000"/>
-                <w:sz w:val="24"/>
-              </w:rPr>
-              <w:t>tHub repository status.</w:t>
+              <w:t>Conducted offline launch verification (T-1.3) and checked GitHub repository status.</w:t>
             </w:r>
           </w:p>
         </w:tc>
@@ -44465,17 +42698,8 @@
                 <w:color w:val="000000"/>
                 <w:sz w:val="24"/>
               </w:rPr>
-              <w:t xml:space="preserve">Monitor Sprint 1 task board, track burndown progress, and assist in </w:t>
-            </w:r>
-            <w:proofErr w:type="gramStart"/>
-            <w:r>
-              <w:rPr>
-                <w:color w:val="000000"/>
-                <w:sz w:val="24"/>
-              </w:rPr>
-              <w:t>documentation .</w:t>
-            </w:r>
-            <w:proofErr w:type="gramEnd"/>
+              <w:t>Monitor Sprint 1 task board, track burndown progress, and assist in documentation .</w:t>
+            </w:r>
           </w:p>
         </w:tc>
         <w:tc>
@@ -44548,14 +42772,7 @@
           <w:color w:val="000000"/>
           <w:sz w:val="24"/>
         </w:rPr>
-        <w:t>The Burndown Chart tracks the remaining work (in Story Po</w:t>
-      </w:r>
-      <w:r>
-        <w:rPr>
-          <w:color w:val="000000"/>
-          <w:sz w:val="24"/>
-        </w:rPr>
-        <w:t>ints) across the 10 working days of Sprint 1.</w:t>
+        <w:t>The Burndown Chart tracks the remaining work (in Story Points) across the 10 working days of Sprint 1.</w:t>
       </w:r>
     </w:p>
     <w:p>
@@ -44568,6 +42785,7 @@
       </w:pPr>
       <w:bookmarkStart w:id="76" w:name="_Toc241022167"/>
       <w:r>
+        <w:lastRenderedPageBreak/>
         <w:t>Sprint 1 Burndown Data</w:t>
       </w:r>
       <w:bookmarkEnd w:id="76"/>
@@ -45225,17 +43443,8 @@
                 <w:color w:val="000000"/>
                 <w:sz w:val="24"/>
               </w:rPr>
-              <w:t>SQLite schema design in progress (T-1.2</w:t>
-            </w:r>
-            <w:proofErr w:type="gramStart"/>
-            <w:r>
-              <w:rPr>
-                <w:color w:val="000000"/>
-                <w:sz w:val="24"/>
-              </w:rPr>
-              <w:t>) .</w:t>
-            </w:r>
-            <w:proofErr w:type="gramEnd"/>
+              <w:t>SQLite schema design in progress (T-1.2) .</w:t>
+            </w:r>
           </w:p>
         </w:tc>
       </w:tr>
@@ -45775,15 +43984,7 @@
                 <w:color w:val="000000"/>
                 <w:sz w:val="24"/>
               </w:rPr>
-              <w:t xml:space="preserve">Sept 9, </w:t>
-            </w:r>
-            <w:r>
-              <w:rPr>
-                <w:color w:val="000000"/>
-                <w:sz w:val="24"/>
-              </w:rPr>
-              <w:lastRenderedPageBreak/>
-              <w:t>2026</w:t>
+              <w:t>Sept 9, 2026</w:t>
             </w:r>
           </w:p>
         </w:tc>
@@ -45809,7 +44010,6 @@
                 <w:color w:val="000000"/>
                 <w:sz w:val="24"/>
               </w:rPr>
-              <w:lastRenderedPageBreak/>
               <w:t>11</w:t>
             </w:r>
           </w:p>
@@ -45887,32 +44087,8 @@
                 <w:color w:val="000000"/>
                 <w:sz w:val="24"/>
               </w:rPr>
-              <w:t xml:space="preserve">US-02 Completed (Unit </w:t>
-            </w:r>
-            <w:r>
-              <w:rPr>
-                <w:color w:val="000000"/>
-                <w:sz w:val="24"/>
-              </w:rPr>
-              <w:t xml:space="preserve">directory </w:t>
-            </w:r>
-            <w:r>
-              <w:rPr>
-                <w:color w:val="000000"/>
-                <w:sz w:val="24"/>
-              </w:rPr>
-              <w:lastRenderedPageBreak/>
-              <w:t>display &amp; mapping</w:t>
-            </w:r>
-            <w:proofErr w:type="gramStart"/>
-            <w:r>
-              <w:rPr>
-                <w:color w:val="000000"/>
-                <w:sz w:val="24"/>
-              </w:rPr>
-              <w:t>) .</w:t>
-            </w:r>
-            <w:proofErr w:type="gramEnd"/>
+              <w:t>US-02 Completed (Unit directory display &amp; mapping) .</w:t>
+            </w:r>
           </w:p>
         </w:tc>
       </w:tr>
@@ -45939,7 +44115,6 @@
                 <w:color w:val="000000"/>
                 <w:sz w:val="24"/>
               </w:rPr>
-              <w:lastRenderedPageBreak/>
               <w:t>Day 8</w:t>
             </w:r>
           </w:p>
@@ -46069,17 +44244,8 @@
                 <w:color w:val="000000"/>
                 <w:sz w:val="24"/>
               </w:rPr>
-              <w:t>Dropdown status UI implemented (T-3.1</w:t>
-            </w:r>
-            <w:proofErr w:type="gramStart"/>
-            <w:r>
-              <w:rPr>
-                <w:color w:val="000000"/>
-                <w:sz w:val="24"/>
-              </w:rPr>
-              <w:t>) .</w:t>
-            </w:r>
-            <w:proofErr w:type="gramEnd"/>
+              <w:t>Dropdown status UI implemented (T-3.1) .</w:t>
+            </w:r>
           </w:p>
         </w:tc>
       </w:tr>
@@ -46235,17 +44401,8 @@
                 <w:color w:val="000000"/>
                 <w:sz w:val="24"/>
               </w:rPr>
-              <w:t>Instant status save &amp; indicators completed (T-3.2</w:t>
-            </w:r>
-            <w:proofErr w:type="gramStart"/>
-            <w:r>
-              <w:rPr>
-                <w:color w:val="000000"/>
-                <w:sz w:val="24"/>
-              </w:rPr>
-              <w:t>) .</w:t>
-            </w:r>
-            <w:proofErr w:type="gramEnd"/>
+              <w:t>Instant status save &amp; indicators completed (T-3.2) .</w:t>
+            </w:r>
           </w:p>
         </w:tc>
       </w:tr>
@@ -46401,24 +44558,8 @@
                 <w:color w:val="000000"/>
                 <w:sz w:val="24"/>
               </w:rPr>
-              <w:t xml:space="preserve">US-03 Completed (UI &amp; persistence </w:t>
-            </w:r>
-            <w:r>
-              <w:rPr>
-                <w:color w:val="000000"/>
-                <w:sz w:val="24"/>
-              </w:rPr>
-              <w:t xml:space="preserve">testing passed). Sprint Goal </w:t>
-            </w:r>
-            <w:proofErr w:type="gramStart"/>
-            <w:r>
-              <w:rPr>
-                <w:color w:val="000000"/>
-                <w:sz w:val="24"/>
-              </w:rPr>
-              <w:t>Achieved !</w:t>
-            </w:r>
-            <w:proofErr w:type="gramEnd"/>
+              <w:t>US-03 Completed (UI &amp; persistence testing passed). Sprint Goal Achieved !</w:t>
+            </w:r>
           </w:p>
         </w:tc>
       </w:tr>
@@ -46484,6 +44625,7 @@
         <w:rPr>
           <w:noProof/>
         </w:rPr>
+        <w:lastRenderedPageBreak/>
         <w:drawing>
           <wp:inline distT="0" distB="0" distL="0" distR="0" wp14:anchorId="33C3376F" wp14:editId="633271FE">
             <wp:extent cx="5274310" cy="2762250"/>
@@ -46560,14 +44702,7 @@
           <w:color w:val="000000"/>
           <w:sz w:val="24"/>
         </w:rPr>
-        <w:t xml:space="preserve">The Sprint Review was conducted at the end of Sprint 1 to inspect the completed product increment and align with </w:t>
-      </w:r>
-      <w:r>
-        <w:rPr>
-          <w:color w:val="000000"/>
-          <w:sz w:val="24"/>
-        </w:rPr>
-        <w:t>stakeholders on future backlog priorities.</w:t>
+        <w:t>The Sprint Review was conducted at the end of Sprint 1 to inspect the completed product increment and align with stakeholders on future backlog priorities.</w:t>
       </w:r>
     </w:p>
     <w:tbl>
@@ -46613,7 +44748,6 @@
                 <w:color w:val="000000"/>
                 <w:sz w:val="24"/>
               </w:rPr>
-              <w:lastRenderedPageBreak/>
               <w:t>Review Item</w:t>
             </w:r>
           </w:p>
@@ -46745,14 +44879,7 @@
                 <w:color w:val="000000"/>
                 <w:sz w:val="24"/>
               </w:rPr>
-              <w:t xml:space="preserve">Establish a fully functional, offline desktop application foundation with local SQLite database initialization, residential unit </w:t>
-            </w:r>
-            <w:r>
-              <w:rPr>
-                <w:color w:val="000000"/>
-                <w:sz w:val="24"/>
-              </w:rPr>
-              <w:t>directory mapping, and real-time unit occupancy tracking.</w:t>
+              <w:t>Establish a fully functional, offline desktop application foundation with local SQLite database initialization, residential unit directory mapping, and real-time unit occupancy tracking.</w:t>
             </w:r>
           </w:p>
         </w:tc>
@@ -46864,14 +44991,7 @@
                 <w:sz w:val="24"/>
               </w:rPr>
               <w:br/>
-              <w:t>• US-</w:t>
-            </w:r>
-            <w:r>
-              <w:rPr>
-                <w:color w:val="000000"/>
-                <w:sz w:val="24"/>
-              </w:rPr>
-              <w:t>02: Residential Unit Directory &amp; Mapping (3 SP)</w:t>
+              <w:t>• US-02: Residential Unit Directory &amp; Mapping (3 SP)</w:t>
             </w:r>
             <w:r>
               <w:rPr>
@@ -46983,24 +45103,8 @@
                 <w:color w:val="000000"/>
                 <w:sz w:val="24"/>
               </w:rPr>
-              <w:t xml:space="preserve">Working Windows desktop </w:t>
-            </w:r>
-            <w:r>
-              <w:rPr>
-                <w:color w:val="000000"/>
-                <w:sz w:val="24"/>
-              </w:rPr>
-              <w:t xml:space="preserve">application running 100% offline with initialized local SQLite storage, interactive unit registration forms, digital unit directory table, and instant visual occupancy status </w:t>
-            </w:r>
-            <w:proofErr w:type="gramStart"/>
-            <w:r>
-              <w:rPr>
-                <w:color w:val="000000"/>
-                <w:sz w:val="24"/>
-              </w:rPr>
-              <w:t>updates .</w:t>
-            </w:r>
-            <w:proofErr w:type="gramEnd"/>
+              <w:t>Working Windows desktop application running 100% offline with initialized local SQLite storage, interactive unit registration forms, digital unit directory table, and instant visual occupancy status updates .</w:t>
+            </w:r>
           </w:p>
         </w:tc>
       </w:tr>
@@ -47067,14 +45171,7 @@
                 <w:color w:val="000000"/>
                 <w:sz w:val="24"/>
               </w:rPr>
-              <w:t xml:space="preserve"> (Course Instructor / Spons</w:t>
-            </w:r>
-            <w:r>
-              <w:rPr>
-                <w:color w:val="000000"/>
-                <w:sz w:val="24"/>
-              </w:rPr>
-              <w:t>or), Representative Building Owners &amp; Managers (Primary End Users), and Full Scrum Team.</w:t>
+              <w:t xml:space="preserve"> (Course Instructor / Sponsor), Representative Building Owners &amp; Managers (Primary End Users), and Full Scrum Team.</w:t>
             </w:r>
           </w:p>
         </w:tc>
@@ -47126,7 +45223,15 @@
                 <w:color w:val="000000"/>
                 <w:sz w:val="24"/>
               </w:rPr>
-              <w:t xml:space="preserve">Stakeholders validated the offline speed and simplicity, while requesting local PDF maintenance report exports and multi-language UI support </w:t>
+              <w:t xml:space="preserve">Stakeholders validated the offline speed and simplicity, while requesting local </w:t>
+            </w:r>
+            <w:r>
+              <w:rPr>
+                <w:color w:val="000000"/>
+                <w:sz w:val="24"/>
+              </w:rPr>
+              <w:lastRenderedPageBreak/>
+              <w:t xml:space="preserve">PDF maintenance report exports and multi-language UI support </w:t>
             </w:r>
           </w:p>
         </w:tc>
@@ -47153,14 +45258,8 @@
                 <w:color w:val="000000"/>
                 <w:sz w:val="24"/>
               </w:rPr>
-              <w:t>Product B</w:t>
-            </w:r>
-            <w:r>
-              <w:rPr>
-                <w:color w:val="000000"/>
-                <w:sz w:val="24"/>
-              </w:rPr>
-              <w:t>acklog Updates</w:t>
+              <w:lastRenderedPageBreak/>
+              <w:t>Product Backlog Updates</w:t>
             </w:r>
           </w:p>
         </w:tc>
@@ -47237,14 +45336,7 @@
                 <w:color w:val="000000"/>
                 <w:sz w:val="24"/>
               </w:rPr>
-              <w:t>Prioritize Rent Calculation &amp; Financial Payment Lo</w:t>
-            </w:r>
-            <w:r>
-              <w:rPr>
-                <w:color w:val="000000"/>
-                <w:sz w:val="24"/>
-              </w:rPr>
-              <w:t>gging (US-04, US-05) for Sprint 2.</w:t>
+              <w:t>Prioritize Rent Calculation &amp; Financial Payment Logging (US-04, US-05) for Sprint 2.</w:t>
             </w:r>
           </w:p>
         </w:tc>
@@ -47298,14 +45390,7 @@
           <w:color w:val="000000"/>
           <w:sz w:val="24"/>
         </w:rPr>
-        <w:t xml:space="preserve">Feedback collected during the Sprint Review was evaluated by the Product Owner to determine value, alignment with project constraints, and </w:t>
-      </w:r>
-      <w:r>
-        <w:rPr>
-          <w:color w:val="000000"/>
-          <w:sz w:val="24"/>
-        </w:rPr>
-        <w:t>backlog priority</w:t>
+        <w:t>Feedback collected during the Sprint Review was evaluated by the Product Owner to determine value, alignment with project constraints, and backlog priority</w:t>
       </w:r>
     </w:p>
     <w:tbl>
@@ -47353,7 +45438,6 @@
                 <w:color w:val="000000"/>
                 <w:sz w:val="24"/>
               </w:rPr>
-              <w:lastRenderedPageBreak/>
               <w:t>Feedback ID</w:t>
             </w:r>
           </w:p>
@@ -47530,14 +45614,7 @@
                 <w:color w:val="000000"/>
                 <w:sz w:val="24"/>
               </w:rPr>
-              <w:t>Reject</w:t>
-            </w:r>
-            <w:r>
-              <w:rPr>
-                <w:color w:val="000000"/>
-                <w:sz w:val="24"/>
-              </w:rPr>
-              <w:t xml:space="preserve">ed / Deferred </w:t>
+              <w:t xml:space="preserve">Rejected / Deferred </w:t>
             </w:r>
           </w:p>
         </w:tc>
@@ -47562,33 +45639,8 @@
                 <w:color w:val="000000"/>
                 <w:sz w:val="24"/>
               </w:rPr>
-              <w:t xml:space="preserve">Reason: Violates the core project boundary of 100% offline execution without internet </w:t>
-            </w:r>
-            <w:proofErr w:type="gramStart"/>
-            <w:r>
-              <w:rPr>
-                <w:color w:val="000000"/>
-                <w:sz w:val="24"/>
-              </w:rPr>
-              <w:t>dependencies .</w:t>
-            </w:r>
-            <w:proofErr w:type="gramEnd"/>
-            <w:r>
-              <w:rPr>
-                <w:color w:val="000000"/>
-                <w:sz w:val="24"/>
-              </w:rPr>
-              <w:t xml:space="preserve"> Processed formally under Change Request CR-</w:t>
-            </w:r>
-            <w:proofErr w:type="gramStart"/>
-            <w:r>
-              <w:rPr>
-                <w:color w:val="000000"/>
-                <w:sz w:val="24"/>
-              </w:rPr>
-              <w:t>001 .</w:t>
-            </w:r>
-            <w:proofErr w:type="gramEnd"/>
+              <w:t>Reason: Violates the core project boundary of 100% offline execution without internet dependencies . Processed formally under Change Request CR-001 .</w:t>
+            </w:r>
           </w:p>
         </w:tc>
       </w:tr>
@@ -47640,14 +45692,7 @@
                 <w:color w:val="000000"/>
                 <w:sz w:val="24"/>
               </w:rPr>
-              <w:t xml:space="preserve">Building Manager: "Can we export maintenance repair logs to printable PDF files </w:t>
-            </w:r>
-            <w:r>
-              <w:rPr>
-                <w:color w:val="000000"/>
-                <w:sz w:val="24"/>
-              </w:rPr>
-              <w:t>directly from the desktop software?"</w:t>
+              <w:t>Building Manager: "Can we export maintenance repair logs to printable PDF files directly from the desktop software?"</w:t>
             </w:r>
           </w:p>
         </w:tc>
@@ -47698,23 +45743,7 @@
                 <w:color w:val="000000"/>
                 <w:sz w:val="24"/>
               </w:rPr>
-              <w:t xml:space="preserve">Reason: Delivers high operational value for offline record-keeping while remaining fully compliant with local desktop </w:t>
-            </w:r>
-            <w:proofErr w:type="gramStart"/>
-            <w:r>
-              <w:rPr>
-                <w:color w:val="000000"/>
-                <w:sz w:val="24"/>
-              </w:rPr>
-              <w:t>architecture .</w:t>
-            </w:r>
-            <w:proofErr w:type="gramEnd"/>
-            <w:r>
-              <w:rPr>
-                <w:color w:val="000000"/>
-                <w:sz w:val="24"/>
-              </w:rPr>
-              <w:t xml:space="preserve"> Added as CR-002 </w:t>
+              <w:t xml:space="preserve">Reason: Delivers high operational value for offline record-keeping while remaining fully compliant with local desktop architecture . Added as CR-002 </w:t>
             </w:r>
           </w:p>
         </w:tc>
@@ -47767,14 +45796,7 @@
                 <w:color w:val="000000"/>
                 <w:sz w:val="24"/>
               </w:rPr>
-              <w:t>Building Manager: "Can the application suppor</w:t>
-            </w:r>
-            <w:r>
-              <w:rPr>
-                <w:color w:val="000000"/>
-                <w:sz w:val="24"/>
-              </w:rPr>
-              <w:t xml:space="preserve">t an Arabic user interface option for local staff who prefer Arabic labels?" </w:t>
+              <w:t xml:space="preserve">Building Manager: "Can the application support an Arabic user interface option for local staff who prefer Arabic labels?" </w:t>
             </w:r>
           </w:p>
         </w:tc>
@@ -47825,23 +45847,7 @@
                 <w:color w:val="000000"/>
                 <w:sz w:val="24"/>
               </w:rPr>
-              <w:t xml:space="preserve">Reason: Enhances local user adoption and usability without introducing external network </w:t>
-            </w:r>
-            <w:proofErr w:type="gramStart"/>
-            <w:r>
-              <w:rPr>
-                <w:color w:val="000000"/>
-                <w:sz w:val="24"/>
-              </w:rPr>
-              <w:t>dependencies  Added</w:t>
-            </w:r>
-            <w:proofErr w:type="gramEnd"/>
-            <w:r>
-              <w:rPr>
-                <w:color w:val="000000"/>
-                <w:sz w:val="24"/>
-              </w:rPr>
-              <w:t xml:space="preserve"> as CR-003</w:t>
+              <w:t>Reason: Enhances local user adoption and usability without introducing external network dependencies  Added as CR-003</w:t>
             </w:r>
           </w:p>
         </w:tc>
@@ -47881,10 +45887,8 @@
       </w:pPr>
       <w:bookmarkStart w:id="82" w:name="_Toc241022173"/>
       <w:r>
-        <w:t xml:space="preserve">3. </w:t>
-      </w:r>
-      <w:r>
-        <w:t>Sprint Retrospective (Section 36)</w:t>
+        <w:lastRenderedPageBreak/>
+        <w:t>3. Sprint Retrospective (Section 36)</w:t>
       </w:r>
       <w:bookmarkEnd w:id="82"/>
     </w:p>
@@ -47959,15 +45963,7 @@
                 <w:color w:val="000000"/>
                 <w:sz w:val="24"/>
               </w:rPr>
-              <w:t>Start (What should we start do</w:t>
-            </w:r>
-            <w:r>
-              <w:rPr>
-                <w:b/>
-                <w:color w:val="000000"/>
-                <w:sz w:val="24"/>
-              </w:rPr>
-              <w:t>ing?)</w:t>
+              <w:t>Start (What should we start doing?)</w:t>
             </w:r>
           </w:p>
         </w:tc>
@@ -48072,14 +46068,7 @@
                 <w:color w:val="000000"/>
                 <w:sz w:val="24"/>
               </w:rPr>
-              <w:t xml:space="preserve"> checklists before starting sto</w:t>
-            </w:r>
-            <w:r>
-              <w:rPr>
-                <w:color w:val="000000"/>
-                <w:sz w:val="24"/>
-              </w:rPr>
-              <w:t xml:space="preserve">ry tasks </w:t>
+              <w:t xml:space="preserve"> checklists before starting story tasks </w:t>
             </w:r>
           </w:p>
         </w:tc>
@@ -48137,14 +46126,7 @@
                 <w:color w:val="000000"/>
                 <w:sz w:val="24"/>
               </w:rPr>
-              <w:t xml:space="preserve">• Conducting daily informal WhatsApp syncs and weekly </w:t>
-            </w:r>
-            <w:r>
-              <w:rPr>
-                <w:color w:val="000000"/>
-                <w:sz w:val="24"/>
-              </w:rPr>
-              <w:t>face-to-face progress reviews</w:t>
+              <w:t>• Conducting daily informal WhatsApp syncs and weekly face-to-face progress reviews</w:t>
             </w:r>
             <w:r>
               <w:rPr>
@@ -48168,7 +46150,6 @@
       </w:pPr>
       <w:bookmarkStart w:id="84" w:name="_Toc241022175"/>
       <w:r>
-        <w:lastRenderedPageBreak/>
         <w:t>Retrospective Discussion</w:t>
       </w:r>
       <w:bookmarkEnd w:id="84"/>
@@ -48184,14 +46165,7 @@
           <w:color w:val="000000"/>
           <w:sz w:val="24"/>
         </w:rPr>
-        <w:t xml:space="preserve">• </w:t>
-      </w:r>
-      <w:r>
-        <w:rPr>
-          <w:color w:val="000000"/>
-          <w:sz w:val="24"/>
-        </w:rPr>
-        <w:t xml:space="preserve">What Went Well? The team achieved 100% of committed Story Points (11 SP), maintained 100% offline database execution, and strictly followed lab documentation templates  </w:t>
+        <w:t xml:space="preserve">• What Went Well? The team achieved 100% of committed Story Points (11 SP), maintained 100% offline database execution, and strictly followed lab documentation templates  </w:t>
       </w:r>
     </w:p>
     <w:p>
@@ -48205,14 +46179,7 @@
           <w:color w:val="000000"/>
           <w:sz w:val="24"/>
         </w:rPr>
-        <w:t>• What Did Not Go Well? Experienced an initial GitHub merge conflict (ISS-001) when sh</w:t>
-      </w:r>
-      <w:r>
-        <w:rPr>
-          <w:color w:val="000000"/>
-          <w:sz w:val="24"/>
-        </w:rPr>
-        <w:t xml:space="preserve">ared documentation files were edited simultaneously without pre-edit locking </w:t>
+        <w:t xml:space="preserve">• What Did Not Go Well? Experienced an initial GitHub merge conflict (ISS-001) when shared documentation files were edited simultaneously without pre-edit locking </w:t>
       </w:r>
     </w:p>
     <w:p>
@@ -48277,14 +46244,7 @@
           <w:color w:val="000000"/>
           <w:sz w:val="24"/>
         </w:rPr>
-        <w:t>To e</w:t>
-      </w:r>
-      <w:r>
-        <w:rPr>
-          <w:color w:val="000000"/>
-          <w:sz w:val="24"/>
-        </w:rPr>
-        <w:t>nsure the Retrospective results in concrete operational change, the team established a specific improvement action with clear ownership and success criteria</w:t>
+        <w:t>To ensure the Retrospective results in concrete operational change, the team established a specific improvement action with clear ownership and success criteria</w:t>
       </w:r>
     </w:p>
     <w:tbl>
@@ -48441,15 +46401,7 @@
                 <w:color w:val="000000"/>
                 <w:sz w:val="24"/>
               </w:rPr>
-              <w:t>Success Measurement Criter</w:t>
-            </w:r>
-            <w:r>
-              <w:rPr>
-                <w:b/>
-                <w:color w:val="000000"/>
-                <w:sz w:val="24"/>
-              </w:rPr>
-              <w:t>ia</w:t>
+              <w:t>Success Measurement Criteria</w:t>
             </w:r>
           </w:p>
         </w:tc>
@@ -48502,7 +46454,15 @@
                 <w:color w:val="000000"/>
                 <w:sz w:val="24"/>
               </w:rPr>
-              <w:t xml:space="preserve">Implement a mandatory pre-edit WhatsApp notification protocol before modifying shared project repository files on GitHub </w:t>
+              <w:t xml:space="preserve">Implement a mandatory pre-edit WhatsApp notification protocol before modifying shared project repository files </w:t>
+            </w:r>
+            <w:r>
+              <w:rPr>
+                <w:color w:val="000000"/>
+                <w:sz w:val="24"/>
+              </w:rPr>
+              <w:lastRenderedPageBreak/>
+              <w:t xml:space="preserve">on GitHub </w:t>
             </w:r>
           </w:p>
         </w:tc>
@@ -48528,6 +46488,7 @@
                 <w:color w:val="000000"/>
                 <w:sz w:val="24"/>
               </w:rPr>
+              <w:lastRenderedPageBreak/>
               <w:t xml:space="preserve">Aiham Alhalmi (Scrum Master) </w:t>
             </w:r>
           </w:p>
@@ -48579,7 +46540,15 @@
                 <w:color w:val="000000"/>
                 <w:sz w:val="24"/>
               </w:rPr>
-              <w:t xml:space="preserve">Zero GitHub merge conflicts or overwritten file versions recorded in the Issue Log during Sprint 2 </w:t>
+              <w:t xml:space="preserve">Zero GitHub merge conflicts or overwritten file versions recorded in the </w:t>
+            </w:r>
+            <w:r>
+              <w:rPr>
+                <w:color w:val="000000"/>
+                <w:sz w:val="24"/>
+              </w:rPr>
+              <w:lastRenderedPageBreak/>
+              <w:t xml:space="preserve">Issue Log during Sprint 2 </w:t>
             </w:r>
           </w:p>
         </w:tc>
@@ -48692,14 +46661,7 @@
           <w:color w:val="000000"/>
           <w:sz w:val="24"/>
         </w:rPr>
-        <w:t xml:space="preserve"> Des</w:t>
-      </w:r>
-      <w:r>
-        <w:rPr>
-          <w:color w:val="000000"/>
-          <w:sz w:val="24"/>
-        </w:rPr>
-        <w:t>igning a standalone desktop application powered by a local SQLite database ensures 100% offline functional availability and eliminates operational vulnerability to network outages.</w:t>
+        <w:t xml:space="preserve"> Designing a standalone desktop application powered by a local SQLite database ensures 100% offline functional availability and eliminates operational vulnerability to network outages.</w:t>
       </w:r>
     </w:p>
     <w:p>
@@ -48713,7 +46675,6 @@
           <w:color w:val="000000"/>
           <w:sz w:val="24"/>
         </w:rPr>
-        <w:lastRenderedPageBreak/>
         <w:t xml:space="preserve">• </w:t>
       </w:r>
       <w:r>
@@ -48729,14 +46690,7 @@
           <w:color w:val="000000"/>
           <w:sz w:val="24"/>
         </w:rPr>
-        <w:t xml:space="preserve"> Always perform an exhaustive environmental and inf</w:t>
-      </w:r>
-      <w:r>
-        <w:rPr>
-          <w:color w:val="000000"/>
-          <w:sz w:val="24"/>
-        </w:rPr>
-        <w:t>rastructure assessment of the target user base before locking in core software architecture.</w:t>
+        <w:t xml:space="preserve"> Always perform an exhaustive environmental and infrastructure assessment of the target user base before locking in core software architecture.</w:t>
       </w:r>
     </w:p>
     <w:p>
@@ -48779,14 +46733,7 @@
           <w:color w:val="000000"/>
           <w:sz w:val="24"/>
         </w:rPr>
-        <w:t xml:space="preserve"> Potential feature creep regarding tenant mobile applications, automated SMS messagin</w:t>
-      </w:r>
-      <w:r>
-        <w:rPr>
-          <w:color w:val="000000"/>
-          <w:sz w:val="24"/>
-        </w:rPr>
-        <w:t>g, and external online payment integrations threatened to destabilize project execution.</w:t>
+        <w:t xml:space="preserve"> Potential feature creep regarding tenant mobile applications, automated SMS messaging, and external online payment integrations threatened to destabilize project execution.</w:t>
       </w:r>
     </w:p>
     <w:p>
@@ -48815,14 +46762,7 @@
           <w:color w:val="000000"/>
           <w:sz w:val="24"/>
         </w:rPr>
-        <w:t xml:space="preserve"> Explicitly defining out-of-scope items and enforcing formal Change Request procedures are vital for meeting fixed academic deadlines without sacrific</w:t>
-      </w:r>
-      <w:r>
-        <w:rPr>
-          <w:color w:val="000000"/>
-          <w:sz w:val="24"/>
-        </w:rPr>
-        <w:t>ing quality.</w:t>
+        <w:t xml:space="preserve"> Explicitly defining out-of-scope items and enforcing formal Change Request procedures are vital for meeting fixed academic deadlines without sacrificing quality.</w:t>
       </w:r>
     </w:p>
     <w:p>
@@ -48894,14 +46834,7 @@
           <w:color w:val="000000"/>
           <w:sz w:val="24"/>
         </w:rPr>
-        <w:t xml:space="preserve"> Relying on manua</w:t>
-      </w:r>
-      <w:r>
-        <w:rPr>
-          <w:color w:val="000000"/>
-          <w:sz w:val="24"/>
-        </w:rPr>
-        <w:t>l paper-based records historically led to significant financial reconciliation errors and high risks of data loss.</w:t>
+        <w:t xml:space="preserve"> Relying on manual paper-based records historically led to significant financial reconciliation errors and high risks of data loss.</w:t>
       </w:r>
     </w:p>
     <w:p>
@@ -48930,14 +46863,7 @@
           <w:color w:val="000000"/>
           <w:sz w:val="24"/>
         </w:rPr>
-        <w:t xml:space="preserve"> Integrating automated local backup and restore utilities directly into the desktop application layer protects against unexp</w:t>
-      </w:r>
-      <w:r>
-        <w:rPr>
-          <w:color w:val="000000"/>
-          <w:sz w:val="24"/>
-        </w:rPr>
-        <w:t>ected power failures and application crashes, guaranteeing complete local data integrity.</w:t>
+        <w:t xml:space="preserve"> Integrating automated local backup and restore utilities directly into the desktop application layer protects against unexpected power failures and application crashes, guaranteeing complete local data integrity.</w:t>
       </w:r>
     </w:p>
     <w:p>
@@ -48951,6 +46877,7 @@
           <w:color w:val="000000"/>
           <w:sz w:val="24"/>
         </w:rPr>
+        <w:lastRenderedPageBreak/>
         <w:t xml:space="preserve">• </w:t>
       </w:r>
       <w:r>
@@ -48999,14 +46926,7 @@
           <w:color w:val="000000"/>
           <w:sz w:val="24"/>
         </w:rPr>
-        <w:t>Key project management and technical insights reco</w:t>
-      </w:r>
-      <w:r>
-        <w:rPr>
-          <w:color w:val="000000"/>
-          <w:sz w:val="24"/>
-        </w:rPr>
-        <w:t>rded during Sprint 1 execution for long-term project knowledge transfer</w:t>
+        <w:t>Key project management and technical insights recorded during Sprint 1 execution for long-term project knowledge transfer</w:t>
       </w:r>
     </w:p>
     <w:tbl>
@@ -49291,15 +47211,7 @@
                 <w:color w:val="000000"/>
                 <w:sz w:val="24"/>
               </w:rPr>
-              <w:t xml:space="preserve">Simultaneous edits on shared documentation files caused GitHub merge conflicts (ISS-001) and lost </w:t>
-            </w:r>
-            <w:r>
-              <w:rPr>
-                <w:color w:val="000000"/>
-                <w:sz w:val="24"/>
-              </w:rPr>
-              <w:lastRenderedPageBreak/>
-              <w:t xml:space="preserve">text </w:t>
+              <w:t xml:space="preserve">Simultaneous edits on shared documentation files caused GitHub merge conflicts (ISS-001) and lost text </w:t>
             </w:r>
           </w:p>
         </w:tc>
@@ -49324,7 +47236,6 @@
                 <w:color w:val="000000"/>
                 <w:sz w:val="24"/>
               </w:rPr>
-              <w:lastRenderedPageBreak/>
               <w:t>Concurrent edits without pre-edit locking disrupt documentation flow and waste team effort</w:t>
             </w:r>
           </w:p>
@@ -49350,24 +47261,8 @@
                 <w:color w:val="000000"/>
                 <w:sz w:val="24"/>
               </w:rPr>
-              <w:t xml:space="preserve">Require explicit team messaging on WhatsApp prior to editing </w:t>
-            </w:r>
-            <w:r>
-              <w:rPr>
-                <w:color w:val="000000"/>
-                <w:sz w:val="24"/>
-              </w:rPr>
-              <w:t xml:space="preserve">shared repository </w:t>
-            </w:r>
-            <w:proofErr w:type="gramStart"/>
-            <w:r>
-              <w:rPr>
-                <w:color w:val="000000"/>
-                <w:sz w:val="24"/>
-              </w:rPr>
-              <w:t>files .</w:t>
-            </w:r>
-            <w:proofErr w:type="gramEnd"/>
+              <w:t>Require explicit team messaging on WhatsApp prior to editing shared repository files .</w:t>
+            </w:r>
           </w:p>
         </w:tc>
       </w:tr>
@@ -49469,24 +47364,8 @@
                 <w:color w:val="000000"/>
                 <w:sz w:val="24"/>
               </w:rPr>
-              <w:t>Build automated lo</w:t>
-            </w:r>
-            <w:r>
-              <w:rPr>
-                <w:color w:val="000000"/>
-                <w:sz w:val="24"/>
-              </w:rPr>
-              <w:t xml:space="preserve">cal database backup and restore utilities early in the development </w:t>
-            </w:r>
-            <w:proofErr w:type="gramStart"/>
-            <w:r>
-              <w:rPr>
-                <w:color w:val="000000"/>
-                <w:sz w:val="24"/>
-              </w:rPr>
-              <w:t>lifecycle .</w:t>
-            </w:r>
-            <w:proofErr w:type="gramEnd"/>
+              <w:t>Build automated local database backup and restore utilities early in the development lifecycle .</w:t>
+            </w:r>
           </w:p>
         </w:tc>
       </w:tr>
@@ -49568,14 +47447,7 @@
           <w:color w:val="000000"/>
           <w:sz w:val="24"/>
         </w:rPr>
-        <w:t xml:space="preserve"> successfully addresses the critical operational inefficiencies and risks experienced by local apartment managers and building owners who previously relied on manual paper-based records or basic memory. This decentralized legacy approach led to significant</w:t>
-      </w:r>
-      <w:r>
-        <w:rPr>
-          <w:color w:val="000000"/>
-          <w:sz w:val="24"/>
-        </w:rPr>
-        <w:t xml:space="preserve"> financial tracking errors, high risks of data loss, and tenant disputes driven by uncoordinated parcel handling and delayed maintenance responses, all intensified by unstable or expensive internet connectivity.</w:t>
+        <w:t xml:space="preserve"> successfully addresses the critical operational inefficiencies and risks experienced by local apartment managers and building owners who previously relied on manual paper-based records or basic memory. This decentralized legacy approach led to significant financial tracking errors, high risks of data loss, and tenant disputes driven by uncoordinated parcel handling and delayed maintenance responses, all intensified by unstable or expensive internet connectivity.</w:t>
       </w:r>
     </w:p>
     <w:p>
@@ -49588,6 +47460,7 @@
       </w:pPr>
       <w:bookmarkStart w:id="96" w:name="_Toc241022187"/>
       <w:r>
+        <w:lastRenderedPageBreak/>
         <w:t>2. Value Delivered</w:t>
       </w:r>
       <w:bookmarkEnd w:id="96"/>
@@ -49602,14 +47475,7 @@
           <w:color w:val="000000"/>
           <w:sz w:val="24"/>
         </w:rPr>
-        <w:t>The project delivers a ro</w:t>
-      </w:r>
-      <w:r>
-        <w:rPr>
-          <w:color w:val="000000"/>
-          <w:sz w:val="24"/>
-        </w:rPr>
-        <w:t>bust, standalone desktop software application equipped with an embedded local SQLite database and automated local backup utilities. Operating entirely offline without internet dependencies, the delivered system provides:</w:t>
+        <w:t>The project delivers a robust, standalone desktop software application equipped with an embedded local SQLite database and automated local backup utilities. Operating entirely offline without internet dependencies, the delivered system provides:</w:t>
       </w:r>
     </w:p>
     <w:p>
@@ -49638,14 +47504,7 @@
           <w:color w:val="000000"/>
           <w:sz w:val="24"/>
         </w:rPr>
-        <w:t xml:space="preserve"> </w:t>
-      </w:r>
-      <w:r>
-        <w:rPr>
-          <w:color w:val="000000"/>
-          <w:sz w:val="24"/>
-        </w:rPr>
-        <w:t>Seamless execution of all core property management modules without network constraints.</w:t>
+        <w:t xml:space="preserve"> Seamless execution of all core property management modules without network constraints.</w:t>
       </w:r>
     </w:p>
     <w:p>
@@ -49703,14 +47562,7 @@
           <w:color w:val="000000"/>
           <w:sz w:val="24"/>
         </w:rPr>
-        <w:t xml:space="preserve"> Complete reco</w:t>
-      </w:r>
-      <w:r>
-        <w:rPr>
-          <w:color w:val="000000"/>
-          <w:sz w:val="24"/>
-        </w:rPr>
-        <w:t>nciliation match on rent dues, partial payments, and overdue balances with zero calculation errors.</w:t>
+        <w:t xml:space="preserve"> Complete reconciliation match on rent dues, partial payments, and overdue balances with zero calculation errors.</w:t>
       </w:r>
     </w:p>
     <w:p>
@@ -49752,10 +47604,7 @@
       </w:pPr>
       <w:bookmarkStart w:id="97" w:name="_Toc241022188"/>
       <w:r>
-        <w:t>3. Key Tea</w:t>
-      </w:r>
-      <w:r>
-        <w:t>m Learnings</w:t>
+        <w:t>3. Key Team Learnings</w:t>
       </w:r>
       <w:bookmarkEnd w:id="97"/>
     </w:p>
@@ -49783,7 +47632,6 @@
           <w:color w:val="000000"/>
           <w:sz w:val="24"/>
         </w:rPr>
-        <w:lastRenderedPageBreak/>
         <w:t xml:space="preserve">• </w:t>
       </w:r>
       <w:r>
@@ -49799,14 +47647,7 @@
           <w:color w:val="000000"/>
           <w:sz w:val="24"/>
         </w:rPr>
-        <w:t xml:space="preserve"> Recognizing that unstable internet connectivity would cripple cloud solutions proved that a local-first architecture is indispensable for reli</w:t>
-      </w:r>
-      <w:r>
-        <w:rPr>
-          <w:color w:val="000000"/>
-          <w:sz w:val="24"/>
-        </w:rPr>
-        <w:t>able field deployment.</w:t>
+        <w:t xml:space="preserve"> Recognizing that unstable internet connectivity would cripple cloud solutions proved that a local-first architecture is indispensable for reliable field deployment.</w:t>
       </w:r>
     </w:p>
     <w:p>
@@ -49864,14 +47705,7 @@
           <w:color w:val="000000"/>
           <w:sz w:val="24"/>
         </w:rPr>
-        <w:t xml:space="preserve"> Building automated ba</w:t>
-      </w:r>
-      <w:r>
-        <w:rPr>
-          <w:color w:val="000000"/>
-          <w:sz w:val="24"/>
-        </w:rPr>
-        <w:t>ckup and restore mechanisms directly into system design ensured high system resilience and data safety.</w:t>
+        <w:t xml:space="preserve"> Building automated backup and restore mechanisms directly into system design ensured high system resilience and data safety.</w:t>
       </w:r>
     </w:p>
     <w:p>
@@ -49912,14 +47746,7 @@
           <w:color w:val="000000"/>
           <w:sz w:val="24"/>
         </w:rPr>
-        <w:t>• Devel</w:t>
-      </w:r>
-      <w:r>
-        <w:rPr>
-          <w:color w:val="000000"/>
-          <w:sz w:val="24"/>
-        </w:rPr>
-        <w:t>oping a dedicated tenant self-service portal.</w:t>
+        <w:t>• Developing a dedicated tenant self-service portal.</w:t>
       </w:r>
     </w:p>
     <w:p>
@@ -49960,14 +47787,7 @@
           <w:color w:val="000000"/>
           <w:sz w:val="24"/>
         </w:rPr>
-        <w:t>Expanding the software scope into a multi-building enterprise</w:t>
-      </w:r>
-      <w:r>
-        <w:rPr>
-          <w:color w:val="000000"/>
-          <w:sz w:val="24"/>
-        </w:rPr>
-        <w:t xml:space="preserve"> architecture</w:t>
+        <w:t>Expanding the software scope into a multi-building enterprise architecture</w:t>
       </w:r>
     </w:p>
     <w:sectPr>
